--- a/klagomål/A 6244-2026 FSC-klagomål.docx
+++ b/klagomål/A 6244-2026 FSC-klagomål.docx
@@ -671,7 +671,7 @@
     <w:r>
       <w:tab/>
       <w:tab/>
-      <w:t>2026-02-21</w:t>
+      <w:t>2026-02-22</w:t>
       <w:br/>
       <w:br/>
     </w:r>

--- a/klagomål/A 6244-2026 FSC-klagomål.docx
+++ b/klagomål/A 6244-2026 FSC-klagomål.docx
@@ -671,7 +671,7 @@
     <w:r>
       <w:tab/>
       <w:tab/>
-      <w:t>2026-02-22</w:t>
+      <w:t>2026-02-23</w:t>
       <w:br/>
       <w:br/>
     </w:r>

--- a/klagomål/A 6244-2026 FSC-klagomål.docx
+++ b/klagomål/A 6244-2026 FSC-klagomål.docx
@@ -671,7 +671,7 @@
     <w:r>
       <w:tab/>
       <w:tab/>
-      <w:t>2026-02-23</w:t>
+      <w:t>2026-02-24</w:t>
       <w:br/>
       <w:br/>
     </w:r>

--- a/klagomål/A 6244-2026 FSC-klagomål.docx
+++ b/klagomål/A 6244-2026 FSC-klagomål.docx
@@ -671,7 +671,7 @@
     <w:r>
       <w:tab/>
       <w:tab/>
-      <w:t>2026-02-24</w:t>
+      <w:t>2026-02-25</w:t>
       <w:br/>
       <w:br/>
     </w:r>

--- a/klagomål/A 6244-2026 FSC-klagomål.docx
+++ b/klagomål/A 6244-2026 FSC-klagomål.docx
@@ -671,7 +671,7 @@
     <w:r>
       <w:tab/>
       <w:tab/>
-      <w:t>2026-02-25</w:t>
+      <w:t>2026-02-26</w:t>
       <w:br/>
       <w:br/>
     </w:r>

--- a/klagomål/A 6244-2026 FSC-klagomål.docx
+++ b/klagomål/A 6244-2026 FSC-klagomål.docx
@@ -671,7 +671,7 @@
     <w:r>
       <w:tab/>
       <w:tab/>
-      <w:t>2026-02-26</w:t>
+      <w:t>2026-02-28</w:t>
       <w:br/>
       <w:br/>
     </w:r>

--- a/klagomål/A 6244-2026 FSC-klagomål.docx
+++ b/klagomål/A 6244-2026 FSC-klagomål.docx
@@ -671,7 +671,7 @@
     <w:r>
       <w:tab/>
       <w:tab/>
-      <w:t>2026-02-28</w:t>
+      <w:t>2026-03-01</w:t>
       <w:br/>
       <w:br/>
     </w:r>

--- a/klagomål/A 6244-2026 FSC-klagomål.docx
+++ b/klagomål/A 6244-2026 FSC-klagomål.docx
@@ -671,7 +671,7 @@
     <w:r>
       <w:tab/>
       <w:tab/>
-      <w:t>2026-03-01</w:t>
+      <w:t>2026-03-02</w:t>
       <w:br/>
       <w:br/>
     </w:r>

--- a/klagomål/A 6244-2026 FSC-klagomål.docx
+++ b/klagomål/A 6244-2026 FSC-klagomål.docx
@@ -671,7 +671,7 @@
     <w:r>
       <w:tab/>
       <w:tab/>
-      <w:t>2026-03-02</w:t>
+      <w:t>2026-03-03</w:t>
       <w:br/>
       <w:br/>
     </w:r>

--- a/klagomål/A 6244-2026 FSC-klagomål.docx
+++ b/klagomål/A 6244-2026 FSC-klagomål.docx
@@ -671,7 +671,7 @@
     <w:r>
       <w:tab/>
       <w:tab/>
-      <w:t>2026-03-03</w:t>
+      <w:t>2026-03-04</w:t>
       <w:br/>
       <w:br/>
     </w:r>

--- a/klagomål/A 6244-2026 FSC-klagomål.docx
+++ b/klagomål/A 6244-2026 FSC-klagomål.docx
@@ -671,7 +671,7 @@
     <w:r>
       <w:tab/>
       <w:tab/>
-      <w:t>2026-03-04</w:t>
+      <w:t>2026-03-05</w:t>
       <w:br/>
       <w:br/>
     </w:r>

--- a/klagomål/A 6244-2026 FSC-klagomål.docx
+++ b/klagomål/A 6244-2026 FSC-klagomål.docx
@@ -671,7 +671,7 @@
     <w:r>
       <w:tab/>
       <w:tab/>
-      <w:t>2026-03-05</w:t>
+      <w:t>2026-03-06</w:t>
       <w:br/>
       <w:br/>
     </w:r>

--- a/klagomål/A 6244-2026 FSC-klagomål.docx
+++ b/klagomål/A 6244-2026 FSC-klagomål.docx
@@ -671,7 +671,7 @@
     <w:r>
       <w:tab/>
       <w:tab/>
-      <w:t>2026-03-06</w:t>
+      <w:t>2026-03-07</w:t>
       <w:br/>
       <w:br/>
     </w:r>

--- a/klagomål/A 6244-2026 FSC-klagomål.docx
+++ b/klagomål/A 6244-2026 FSC-klagomål.docx
@@ -671,7 +671,7 @@
     <w:r>
       <w:tab/>
       <w:tab/>
-      <w:t>2026-03-07</w:t>
+      <w:t>2026-03-08</w:t>
       <w:br/>
       <w:br/>
     </w:r>

--- a/klagomål/A 6244-2026 FSC-klagomål.docx
+++ b/klagomål/A 6244-2026 FSC-klagomål.docx
@@ -671,7 +671,7 @@
     <w:r>
       <w:tab/>
       <w:tab/>
-      <w:t>2026-03-08</w:t>
+      <w:t>2026-03-09</w:t>
       <w:br/>
       <w:br/>
     </w:r>

--- a/klagomål/A 6244-2026 FSC-klagomål.docx
+++ b/klagomål/A 6244-2026 FSC-klagomål.docx
@@ -671,7 +671,7 @@
     <w:r>
       <w:tab/>
       <w:tab/>
-      <w:t>2026-03-09</w:t>
+      <w:t>2026-03-10</w:t>
       <w:br/>
       <w:br/>
     </w:r>

--- a/klagomål/A 6244-2026 FSC-klagomål.docx
+++ b/klagomål/A 6244-2026 FSC-klagomål.docx
@@ -173,7 +173,7 @@
     </w:p>
     <w:p>
       <w:r>
-        <w:t>Nedan presenteras fynd av naturvårdsarter som gjorts i det avverkningsanmälda området, samt relevanta utdrag ur standarderna för FSC, Chain of Custody, Controlled Wood och PEFC.</w:t>
+        <w:t>Nedan presenteras fynd av naturvårdsarter som gjorts i det avverkningsanmälda området, samt relevanta utdrag ur standarderna för FSC, Chain of Custody, Controlled Wood och PEFC. I BILAGA 1 finns artfakta om rödlistade arter.</w:t>
       </w:r>
     </w:p>
     <w:p>
@@ -191,7 +191,7 @@
     </w:p>
     <w:p>
       <w:r>
-        <w:t>I avverkningsanmälan har följande 1 naturvårdsarter hittats: doftskinn (NT). Av dessa är 1 rödlistade. För rödlistade arter har rödlistekategorin angivits inom parentes.</w:t>
+        <w:t>I avverkningsanmälan har följande 16 naturvårdsarter hittats: norsk näverlav (VU), doftskinn (NT), gammelgransskål (NT), garnlav (NT), granticka (NT), kavernularia (NT), liten svartspik (NT), lunglav (NT), rödbrun blekspik (NT), vitgrynig nållav (NT), barkkornlav (S), gulnål (S), korallblylav (S), rostfläck (S), stuplav (S) och trådticka (S). Av dessa är 10 rödlistade. För rödlistade arter har rödlistekategorin angivits inom parentes. Arter som är signalarter enligt Skogsstyrelsen har markerats med (S).</w:t>
       </w:r>
     </w:p>
     <w:p>
@@ -206,7 +206,7 @@
       <w:r>
         <w:drawing>
           <wp:inline xmlns:a="http://schemas.openxmlformats.org/drawingml/2006/main" xmlns:pic="http://schemas.openxmlformats.org/drawingml/2006/picture">
-            <wp:extent cx="5486400" cy="2653159"/>
+            <wp:extent cx="5486400" cy="2635521"/>
             <wp:docPr id="1" name="Picture 1"/>
             <wp:cNvGraphicFramePr>
               <a:graphicFrameLocks noChangeAspect="1"/>
@@ -227,7 +227,7 @@
                   <pic:spPr>
                     <a:xfrm>
                       <a:off x="0" y="0"/>
-                      <a:ext cx="5486400" cy="2653159"/>
+                      <a:ext cx="5486400" cy="2635521"/>
                     </a:xfrm>
                     <a:prstGeom prst="rect"/>
                   </pic:spPr>
@@ -251,6 +251,26 @@
         <w:rPr>
           <w:b/>
         </w:rPr>
+        <w:t>Barkkornlav</w:t>
+      </w:r>
+      <w:r>
+        <w:t xml:space="preserve"> växer på bark av bl.a. gran, ek, al, asp, rönn, sälg och en i ädellövskogar, granskogar, barr- och lövblandskogar med hög luftfuktighet. Barkkornlav är typisk art för </w:t>
+      </w:r>
+      <w:r>
+        <w:rPr>
+          <w:i/>
+        </w:rPr>
+        <w:t>9190 Näringsfattig ekskog</w:t>
+      </w:r>
+      <w:r>
+        <w:t xml:space="preserve"> (SLU Artdatabanken, 2025).</w:t>
+      </w:r>
+    </w:p>
+    <w:p>
+      <w:r>
+        <w:rPr>
+          <w:b/>
+        </w:rPr>
         <w:t>Doftskinn (NT)</w:t>
       </w:r>
       <w:r>
@@ -264,6 +284,322 @@
       </w:r>
       <w:r>
         <w:t>(SLU Artdatabanken, 2025; Nitare &amp; Skogsstyrelsen, 2019).</w:t>
+      </w:r>
+    </w:p>
+    <w:p>
+      <w:r>
+        <w:rPr>
+          <w:b/>
+        </w:rPr>
+        <w:t>Gammelgransskål (NT)</w:t>
+      </w:r>
+      <w:r>
+        <w:t xml:space="preserve"> är en liten skålsvamp som växer på gamla granar med skrovlig bark. Typiska växtplatser är gransumpskog i myrkanter, bäckdråg, bäckraviner och skuggiga bergssluttningar, men också skog på torrare mark kan hysa arten om beståndet har stark naturskogskaraktär. Bestånd med arten bör behandlas som nyckelbiotoper och sparas vid en slutavverkning. Även gallring bör undvikas. Gammelgransskål är typisk art för </w:t>
+      </w:r>
+      <w:r>
+        <w:rPr>
+          <w:i/>
+        </w:rPr>
+        <w:t>9010 Taiga</w:t>
+      </w:r>
+      <w:r>
+        <w:t xml:space="preserve"> (SLU Artdatabanken, 2024; Nitare &amp; Skogsstyrelsen, 2019).</w:t>
+      </w:r>
+    </w:p>
+    <w:p>
+      <w:r>
+        <w:rPr>
+          <w:b/>
+        </w:rPr>
+        <w:t>Garnlav (NT)</w:t>
+      </w:r>
+      <w:r>
+        <w:t xml:space="preserve"> är en utpräglad barrskogsart som ibland kan drapera träden i norrländska grannaturskogar med hög luftfuktighet. Den förekommer även i talldominerade bestånd där den, förutom i trädens grenverk, påträffas hängande över ojämnheter i tallbarken. Arten har minskat starkt i södra och mellersta Sverige och den minskar även i sitt nordliga utbredningsområde. Orsaken till tillbakagången beror främst på slutavverkningar av naturskogsartade skogar. Bestånd med riklig förekomst bör regelmässigt sparas. Garnlav är värdväxt för den mycket sällsynta och akut hotade fjärilen barrskogslavfly (CR) som hör hemma i boreala barrskogar med riklig förekomst av värdväxten. Tidigare kunde arten konstateras årligen på flera platser vid Dala-Floda i Dalarna innan lokalerna kalavverkades. Senaste fyndet i landet av barrskogslavfly är från år 2000 då den påträffades vid Högberget i Sollefteå kommun. Garnlav är typisk art för </w:t>
+      </w:r>
+      <w:r>
+        <w:rPr>
+          <w:i/>
+        </w:rPr>
+        <w:t xml:space="preserve">9010 Taiga </w:t>
+      </w:r>
+      <w:r>
+        <w:t>och</w:t>
+      </w:r>
+      <w:r>
+        <w:rPr>
+          <w:i/>
+        </w:rPr>
+        <w:t xml:space="preserve"> 9070 Trädklädd betesmark</w:t>
+      </w:r>
+      <w:r>
+        <w:t xml:space="preserve"> (SLU Artdatabanken, 2024).</w:t>
+      </w:r>
+    </w:p>
+    <w:p>
+      <w:r>
+        <w:rPr>
+          <w:b/>
+        </w:rPr>
+        <w:t>Granticka (NT)</w:t>
+      </w:r>
+      <w:r>
+        <w:t xml:space="preserve"> förekommer främst i äldre skogar med naturskogskaraktär, liksom i dimensionsavverkade och plockhuggna skogar. I äldre grannaturskog i norra Sverige är den alltjämt en förhållandevis vanlig karaktärsart, medan den längre söderut blir allt mer sällsynt. I Götaland och delar av Svealand är den en god signalart för skyddsvärda granskogsmiljöer. Arten bedöms ha minskat starkt under senare år på grund av skogsavverkningar, då den framför allt växer i äldre granskog med långvarig grankontinuitet. I urskogsliknande bestånd i norra Sverige kan ibland påträffas den mycket sällsynta tickan grantickeporing (VU), som lever på döda grantickor (SLU Artdatabanken, 2024; Nitare &amp; Skogsstyrelsen, 2019).</w:t>
+      </w:r>
+    </w:p>
+    <w:p>
+      <w:r>
+        <w:rPr>
+          <w:b/>
+        </w:rPr>
+        <w:t>Gulnål</w:t>
+      </w:r>
+      <w:r>
+        <w:t xml:space="preserve"> växer mest på murknande lövträdsved och barrträdsved och förekommer i skuggiga miljöer med hög luftfuktighet. I södra Sverige är den en relativt bra signal på biotoper med höga naturvärden och följs ofta av sällsynta arter. Gulnål är typisk art för </w:t>
+      </w:r>
+      <w:r>
+        <w:rPr>
+          <w:i/>
+        </w:rPr>
+        <w:t>9110 Näringsfattig bokskog</w:t>
+      </w:r>
+      <w:r>
+        <w:t xml:space="preserve"> och</w:t>
+      </w:r>
+      <w:r>
+        <w:rPr>
+          <w:i/>
+        </w:rPr>
+        <w:t xml:space="preserve"> 9130 Näringsrik bokskog </w:t>
+      </w:r>
+      <w:r>
+        <w:t>(Nitare &amp; Skogsstyrelsen, 2019; SLU Artdatabanken, 2025).</w:t>
+      </w:r>
+    </w:p>
+    <w:p>
+      <w:r>
+        <w:rPr>
+          <w:b/>
+        </w:rPr>
+        <w:t>Kavernularia (NT)</w:t>
+      </w:r>
+      <w:r>
+        <w:t xml:space="preserve"> är en rikligt förgrenad bladlav, som på den svarta undersidan har rikligt med karaktäristiska små håligheter, s. k. cavernulae. Den växer på de nedre tunna grenarna av gran i halvöppna gamla granskogar i områden av Jämtland och Åsele Lappmark med ett suboceaniskt klimat. Avverkning av kontinuitetsskogar med hög och jämn luftfuktighet är ett hot. Flera områden med kavernularia måste skyddas (SLU Artdatabanken, 2024).</w:t>
+      </w:r>
+    </w:p>
+    <w:p>
+      <w:r>
+        <w:rPr>
+          <w:b/>
+        </w:rPr>
+        <w:t>Korallblylav</w:t>
+      </w:r>
+      <w:r>
+        <w:t xml:space="preserve"> växer på bark av asp, ask, rönn, sälg, bok och lönn och signalerar överallt skogsbestånd med höga naturvärden och den följs nästan alltid av andra ovanliga och rödlistade arter. Den indikerar hög och jämn luftfuktighet och växer främst i områden med lång skoglig kontinuitet där det funnits ett ständigt inslag av gamla lövträd. Korallblylav är typisk art för </w:t>
+      </w:r>
+      <w:r>
+        <w:rPr>
+          <w:i/>
+        </w:rPr>
+        <w:t xml:space="preserve">9020 Nordlig ädellövskog, 9070 Trädklädd betesmark, 9160 Näringsrik ekskog, 9180 Ädellövskog i branter </w:t>
+      </w:r>
+      <w:r>
+        <w:t>och</w:t>
+      </w:r>
+      <w:r>
+        <w:rPr>
+          <w:i/>
+        </w:rPr>
+        <w:t xml:space="preserve"> 9190 Näringsfattig ekskog</w:t>
+      </w:r>
+      <w:r>
+        <w:t xml:space="preserve"> (SLU Artdatabanken, 2024; Nitare &amp; Skogsstyrelsen, 2019).</w:t>
+      </w:r>
+    </w:p>
+    <w:p>
+      <w:r>
+        <w:rPr>
+          <w:b/>
+        </w:rPr>
+        <w:t>Liten svartspik (NT)</w:t>
+      </w:r>
+      <w:r>
+        <w:t xml:space="preserve"> växer på granbark i boreala barrskogar med lång trädkontinuitet och hög luftfuktighet. Orsaken till tillbakagången beror på främst på slutavverkningar av naturskogsartade granskogar. Bestånd med riklig förekomst av liten svartspik bör regelmässigt sparas. Naturhänsyn i samband med slutavverkning måste ske så att man undviker uttorkningseffekter (SLU Artdatabanken, 2024).</w:t>
+      </w:r>
+    </w:p>
+    <w:p>
+      <w:r>
+        <w:rPr>
+          <w:b/>
+        </w:rPr>
+        <w:t>Lunglav (NT)</w:t>
+      </w:r>
+      <w:r>
+        <w:t xml:space="preserve"> är en av vårt lands främsta signalarter som överallt indikerar gamla lövträd, skogsbestånd med höga naturvärden och ekosystem med långskoglig kontinuitet. Lokalt kan förekomsten vara mycket riklig men den hittas nästan enbart i gamla och ej slutavverkade skogar. Artens samtliga förekomster bör uppmärksammas från naturvårdssynpunkt, då många lokaler även hyser andra ovanliga och rödlistade arter. Rikliga förekomster bör skyddas med biotopskydd, frivilliga avsättningar eller reservat. Det finns ett antal sällsynta lavparasiter som växer på lunglav: lunglavsknapp (VU), skrovelmössing (DD), lunglavshårprick (DD), </w:t>
+      </w:r>
+      <w:r>
+        <w:rPr>
+          <w:i/>
+        </w:rPr>
+        <w:t>Calycina alstrupii</w:t>
+      </w:r>
+      <w:r>
+        <w:t xml:space="preserve"> (NA) och </w:t>
+      </w:r>
+      <w:r>
+        <w:rPr>
+          <w:i/>
+        </w:rPr>
+        <w:t>Chalara lobariae</w:t>
+      </w:r>
+      <w:r>
+        <w:t xml:space="preserve"> (NA). Lunglav är typisk art för </w:t>
+      </w:r>
+      <w:r>
+        <w:rPr>
+          <w:i/>
+        </w:rPr>
+        <w:t>9010 Taiga, 9020 Nordlig ädellövskog, 9110 Näringsfattig bokskog, 9130 Näringsrik bokskog, 9160 Näringsrik ekskog, 9180 Ädellövskog i branter, 9190 Näringsfattig ekskog, 9070 Trädklädd betesmark, 9040 Fjällbjörkskog</w:t>
+      </w:r>
+      <w:r>
+        <w:t xml:space="preserve"> och</w:t>
+      </w:r>
+      <w:r>
+        <w:rPr>
+          <w:i/>
+        </w:rPr>
+        <w:t xml:space="preserve"> 6530 Lövängar</w:t>
+      </w:r>
+      <w:r>
+        <w:t xml:space="preserve"> (SLU Artdatabanken, 2025; SLU Artdatabanken, 2024; Nitare &amp; Skogsstyrelsen, 2019).</w:t>
+      </w:r>
+    </w:p>
+    <w:p>
+      <w:r>
+        <w:rPr>
+          <w:b/>
+        </w:rPr>
+        <w:t>Norsk näverlav (VU)</w:t>
+      </w:r>
+      <w:r>
+        <w:t>, rödlistad som sårbar, är en suboceanisk art och påträffas bara i områden med hög och jämn luftfuktighet. Den växer i fuktiga granskogar, främst på stammar eller grenar av äldre björkar och granar. Arten är placerad i toppen av Skogsstyrelsens värdepyramid för bedömning av skog med höga naturvärden och försvinner eller missgynnas starkt vid all form av avverkning på eller i anslutning till lokalerna. Norsk näverlav har en hög andel av sin världspopulation i Norge och Sverige vilket medför ett särskilt ansvar för arten (Nitare &amp; Skogsstyrelsen, 2019; SLU Artdatabanken, 2024).</w:t>
+      </w:r>
+    </w:p>
+    <w:p>
+      <w:r>
+        <w:rPr>
+          <w:b/>
+        </w:rPr>
+        <w:t xml:space="preserve">Rostfläck </w:t>
+      </w:r>
+      <w:r>
+        <w:t xml:space="preserve">signalerar framför allt höga naturvärden i östra Sverige samt norr om den naturliga norrlandsgränsen. Arten indikerar här skogsmiljöer som under lång tid haft ett konstant fuktigt mikroklimat. Rika förekomster i Norrland visar sannolikt på bestånd med långvarig kontinuitet av gamla träd. När laven påträffas i alkärr signalerar den höga naturvärden inom hela sitt utbredningsområde. Rostfläck är typisk art för </w:t>
+      </w:r>
+      <w:r>
+        <w:rPr>
+          <w:i/>
+        </w:rPr>
+        <w:t xml:space="preserve">9190 Näringsfattig ekskog </w:t>
+      </w:r>
+      <w:r>
+        <w:t>(Nitare &amp; Skogsstyrelsen, 2019; SLU Artdatabanken, 2025).</w:t>
+      </w:r>
+    </w:p>
+    <w:p>
+      <w:r>
+        <w:rPr>
+          <w:b/>
+        </w:rPr>
+        <w:t>Rödbrun blekspik (NT)</w:t>
+      </w:r>
+      <w:r>
+        <w:t xml:space="preserve"> växer i norra Sverige på bark och ved av björk och gran i skogar med hög och jämn luftfuktighet. I södra Sverige växer den främst på ek i öppna åldriga lövskogar. I norra delen av sitt utbredningsområde hotas arten av slutavverkningar av gamla granskogar. I den södra delen av landet hotas den genom de åldriga lövskogarnas tillbakagång och särskilt ekhagarnas igenväxning och genom plantering av sådan mark med barrskog. Rödbrun blekspik är typisk art för </w:t>
+      </w:r>
+      <w:r>
+        <w:rPr>
+          <w:i/>
+        </w:rPr>
+        <w:t xml:space="preserve">9010 Taiga, 9020 Nordlig ädellövskog, 9070 Trädklädd betesmark, 9160 Näringsrik ekskog </w:t>
+      </w:r>
+      <w:r>
+        <w:t xml:space="preserve">och </w:t>
+      </w:r>
+      <w:r>
+        <w:rPr>
+          <w:i/>
+        </w:rPr>
+        <w:t>9180 Ädellövskog i branter</w:t>
+      </w:r>
+      <w:r>
+        <w:t xml:space="preserve"> och signalerar alltid höga naturvärden (SLU Artdatabanken, 2024; Nitare &amp; Skogsstyrelsen, 2019).</w:t>
+      </w:r>
+    </w:p>
+    <w:p>
+      <w:r>
+        <w:rPr>
+          <w:b/>
+        </w:rPr>
+        <w:t>Stuplav</w:t>
+      </w:r>
+      <w:r>
+        <w:t xml:space="preserve"> är en mycket bra signalart i hela sitt utbredningsområde och förekommer nästan enbart i skogsmiljöer med höga naturvärden. Den indikerar långvarig förekomst av gamla lövträd och miljöer med konstant hög luftfuktighet. Stuplav är typisk art för </w:t>
+      </w:r>
+      <w:r>
+        <w:rPr>
+          <w:i/>
+        </w:rPr>
+        <w:t>9010 Taiga</w:t>
+      </w:r>
+      <w:r>
+        <w:t xml:space="preserve">. I skogar med suboceaniskt klimat finns det en mycket sällsynt parasit, njurlavsknapp </w:t>
+      </w:r>
+      <w:r>
+        <w:rPr>
+          <w:i/>
+        </w:rPr>
+        <w:t>Pletocarpon nephromeum</w:t>
+      </w:r>
+      <w:r>
+        <w:t xml:space="preserve"> (EN), som växer på stuplav (SLU Artdatabanken, 2024; Nitare &amp; Skogsstyrelsen, 2019).</w:t>
+      </w:r>
+    </w:p>
+    <w:p>
+      <w:r>
+        <w:rPr>
+          <w:b/>
+        </w:rPr>
+        <w:t xml:space="preserve">Trådticka </w:t>
+      </w:r>
+      <w:r>
+        <w:t xml:space="preserve">är knuten till grova granar i rikare ofta fuktiga miljöer. Den återfinns på både levande och döda träd samt stubbar och nyligen fallna träd. Karaktärsart för äldre fuktiga granskogsbiotoper, och i stor mängd är den en bra signalart för miljöer med andra rödlistade arter. Trådticka är typisk art för </w:t>
+      </w:r>
+      <w:r>
+        <w:rPr>
+          <w:i/>
+        </w:rPr>
+        <w:t xml:space="preserve">9010 Taiga </w:t>
+      </w:r>
+      <w:r>
+        <w:t xml:space="preserve">och </w:t>
+      </w:r>
+      <w:r>
+        <w:rPr>
+          <w:i/>
+        </w:rPr>
+        <w:t xml:space="preserve">9050 Näringsrik granskog </w:t>
+      </w:r>
+      <w:r>
+        <w:t>(SLU Artdatabanken, 2025).</w:t>
+      </w:r>
+    </w:p>
+    <w:p>
+      <w:r>
+        <w:rPr>
+          <w:b/>
+        </w:rPr>
+        <w:t>Vitgrynig nållav (NT)</w:t>
+      </w:r>
+      <w:r>
+        <w:t xml:space="preserve"> växer nästan uteslutande på bark av gamla, senvuxna granar i skuggiga lägen med hög och jämn luftfuktighet. Den vanligaste naturtypen för arten är kontinuitetsskogar på frisk mark men den finns också i sumpgranskogar. På lång sikt utgör avverkningar av olikåldriga granskogar av naturskogskaraktär ett allvarligt hot mot arten och skogsbruksåtgärder på eller i närheten av växtplatserna bör undvikas. Naturskogsartade, fuktiga granskogar med förekomster av arten signalerar höga biologiska värden och bör bevaras (SLU Artdatabanken, 2024; Nitare &amp; Skogsstyrelsen, 2019).</w:t>
       </w:r>
     </w:p>
     <w:p>
@@ -356,7 +692,7 @@
         <w:rPr>
           <w:i/>
         </w:rPr>
-        <w:t>I det avverkningsanmälda skogsområdet har 1 naturvårdsarter varav 1 rödlistade arter sina livsmiljöer och växtplatser.</w:t>
+        <w:t>I det avverkningsanmälda skogsområdet har 16 naturvårdsarter varav 10 rödlistade arter sina livsmiljöer och växtplatser.</w:t>
       </w:r>
     </w:p>
     <w:p>
@@ -541,6 +877,150 @@
           <w:i/>
         </w:rPr>
         <w:t>I den avverkningsanmälda skogen har fridlysta arter sina livsmiljöer och växtplatser. Att skada de fridlysta arternas livsmiljöer, växtplatser eller ekologiska funktion är inte tillåtet enligt artskyddsförordningen</w:t>
+      </w:r>
+    </w:p>
+    <w:p>
+      <w:r>
+        <w:br w:type="page"/>
+      </w:r>
+    </w:p>
+    <w:p>
+      <w:pPr>
+        <w:pStyle w:val="Title"/>
+      </w:pPr>
+      <w:r>
+        <w:t>BILAGA 1 – Rödlistade arter</w:t>
+      </w:r>
+    </w:p>
+    <w:p>
+      <w:pPr>
+        <w:pStyle w:val="Heading1"/>
+      </w:pPr>
+      <w:r>
+        <w:t>Lunglav – ekologi samt krav på livsmiljön</w:t>
+      </w:r>
+    </w:p>
+    <w:p>
+      <w:r>
+        <w:t xml:space="preserve">Lunglav (NT) är en av vårt lands främsta signalarter som överallt indikerar gamla lövträd, skogsbestånd med höga naturvärden och ekosystem med lång skoglig kontinuitet. Lokalt kan förekomsten vara mycket riklig men den hittas nästan enbart i gamla och ej slutavverkade skogar. Artens samtliga förekomster bör uppmärksammas från naturvårdssynpunkt, då många lokaler även hyser andra ovanliga och rödlistade arter. Rikliga förekomster bör skyddas med biotopskydd, frivilliga avsättningar eller reservat. Lunglav är typisk art för </w:t>
+      </w:r>
+      <w:r>
+        <w:rPr>
+          <w:i/>
+        </w:rPr>
+        <w:t>9010 Taiga, 9020 Nordlig ädellövskog, 9110 Näringsfattig bokskog, 9130 Näringsrik bokskog, 9160 Näringsrik ekskog, 9180 Ädellövskog i branter, 9190 Näringsfattig ekskog, 9070 Trädklädd betesmark, 9040 Fjällbjörkskog</w:t>
+      </w:r>
+      <w:r>
+        <w:t xml:space="preserve"> och</w:t>
+      </w:r>
+      <w:r>
+        <w:rPr>
+          <w:i/>
+        </w:rPr>
+        <w:t xml:space="preserve"> 6530 Lövängar</w:t>
+      </w:r>
+      <w:r>
+        <w:t xml:space="preserve"> (SLU Artdatabanken, 2024; Nitare &amp; Skogsstyrelsen, 2019).</w:t>
+      </w:r>
+    </w:p>
+    <w:p>
+      <w:r>
+        <w:t xml:space="preserve">På lunglav kan man sällsynt finna små svarta skivlika bildningar som liknar apothecier men som är en parasitisk svamp, Lunglavsknapp </w:t>
+      </w:r>
+      <w:r>
+        <w:rPr>
+          <w:i/>
+        </w:rPr>
+        <w:t>Plectocarpon lichenum</w:t>
+      </w:r>
+      <w:r>
+        <w:t xml:space="preserve"> (VU). Det finns ytterligare ett antal parasiter vilka bara förekommer på lunglav: Skrovelmössing </w:t>
+      </w:r>
+      <w:r>
+        <w:rPr>
+          <w:i/>
+        </w:rPr>
+        <w:t>Dactylospora lobariella</w:t>
+      </w:r>
+      <w:r>
+        <w:t xml:space="preserve"> (rödlistad som Kunskapsbrist DD) och Lunglavshårprick </w:t>
+      </w:r>
+      <w:r>
+        <w:rPr>
+          <w:i/>
+        </w:rPr>
+        <w:t>Niesslia lobariae</w:t>
+      </w:r>
+      <w:r>
+        <w:t xml:space="preserve"> (rödlistad som Kunskapsbrist DD). Skrovelmössing (DD) har små svarta apothecier och bruna, 1-septerade sporer och Lunglavshårprick (DD) har brunhåriga perithecier och färglösa, 1-septerade sporer. Nyligen har ytterligare två lavparasiter påträffats i Sverige som växer på lunglav: </w:t>
+      </w:r>
+      <w:r>
+        <w:rPr>
+          <w:i/>
+        </w:rPr>
+        <w:t>Calycina alstrupii</w:t>
+      </w:r>
+      <w:r>
+        <w:t xml:space="preserve"> (NA) och </w:t>
+      </w:r>
+      <w:r>
+        <w:rPr>
+          <w:i/>
+        </w:rPr>
+        <w:t>Chalara lobariae</w:t>
+      </w:r>
+      <w:r>
+        <w:t xml:space="preserve"> (NA) (SLU Artdatabanken, 2025; SLU Artdatabanken, 2024; Nitare &amp; Skogsstyrelsen, 2019).</w:t>
+      </w:r>
+    </w:p>
+    <w:p>
+      <w:pPr>
+        <w:pStyle w:val="Heading2"/>
+      </w:pPr>
+      <w:r>
+        <w:t>Referenser – lunglav</w:t>
+      </w:r>
+    </w:p>
+    <w:p>
+      <w:r>
+        <w:t xml:space="preserve">Nitare, J. och Skogsstyrelsen, 2019. </w:t>
+      </w:r>
+      <w:r>
+        <w:rPr>
+          <w:i/>
+        </w:rPr>
+        <w:t xml:space="preserve">Skyddsvärd skog – Naturvårdsarter och andra kriterier för naturvärdesbedömning. </w:t>
+      </w:r>
+      <w:r>
+        <w:t>Skogsstyrelsen.</w:t>
+      </w:r>
+    </w:p>
+    <w:p>
+      <w:r>
+        <w:t xml:space="preserve">SLU Artdatabanken, 2024. </w:t>
+      </w:r>
+      <w:r>
+        <w:rPr>
+          <w:i/>
+        </w:rPr>
+        <w:t xml:space="preserve">Artfaktablad. Naturvård – artfakta. </w:t>
+      </w:r>
+      <w:r>
+        <w:t>SLU Artdatabanken, Uppsala.</w:t>
+      </w:r>
+    </w:p>
+    <w:p>
+      <w:r>
+        <w:t xml:space="preserve">SLU Artdatabanken, 2025. </w:t>
+      </w:r>
+      <w:r>
+        <w:rPr>
+          <w:i/>
+        </w:rPr>
+        <w:t xml:space="preserve">Över 20 nya lavparasiter för Sverige. </w:t>
+      </w:r>
+      <w:r>
+        <w:t>https://www.slu.se/artdatabanken/arter-och-natur/artiklar/over-20-nya-lavparasiter-for-sverige/</w:t>
       </w:r>
     </w:p>
     <w:sectPr>
@@ -671,7 +1151,7 @@
     <w:r>
       <w:tab/>
       <w:tab/>
-      <w:t>2026-03-10</w:t>
+      <w:t>2026-03-11</w:t>
       <w:br/>
       <w:br/>
     </w:r>

--- a/klagomål/A 6244-2026 FSC-klagomål.docx
+++ b/klagomål/A 6244-2026 FSC-klagomål.docx
@@ -163,7 +163,7 @@
         <w:pStyle w:val="Title"/>
       </w:pPr>
       <w:r>
-        <w:t>Inledande FSC- /PEFC-klagomål – information om höga naturvärden i avverkningsanmälan A 6244-2026 i Krokoms kommun</w:t>
+        <w:t>Inledande FSC- /PEFC-klagomål – information om höga naturvärden och fridlysta arter i avverkningsanmälan A 6244-2026 i Krokoms kommun</w:t>
       </w:r>
     </w:p>
     <w:p>
@@ -173,7 +173,7 @@
     </w:p>
     <w:p>
       <w:r>
-        <w:t>Nedan presenteras fynd av naturvårdsarter som gjorts i det avverkningsanmälda området, samt relevanta utdrag ur standarderna för FSC, Chain of Custody, Controlled Wood och PEFC. I BILAGA 1 finns artfakta om rödlistade arter.</w:t>
+        <w:t>Nedan presenteras fynd av naturvårdsarter och fridlysta arter som gjorts i det avverkningsanmälda området, samt relevanta utdrag ur standarderna för FSC, Chain of Custody, Controlled Wood och PEFC. I BILAGA 1 finns artfakta om fridlysta och rödlistade arter.</w:t>
       </w:r>
     </w:p>
     <w:p>
@@ -191,7 +191,7 @@
     </w:p>
     <w:p>
       <w:r>
-        <w:t>I avverkningsanmälan har följande 16 naturvårdsarter hittats: norsk näverlav (VU), doftskinn (NT), gammelgransskål (NT), garnlav (NT), granticka (NT), kavernularia (NT), liten svartspik (NT), lunglav (NT), rödbrun blekspik (NT), vitgrynig nållav (NT), barkkornlav (S), gulnål (S), korallblylav (S), rostfläck (S), stuplav (S) och trådticka (S). Av dessa är 10 rödlistade. För rödlistade arter har rödlistekategorin angivits inom parentes. Arter som är signalarter enligt Skogsstyrelsen har markerats med (S).</w:t>
+        <w:t>I avverkningsanmälan har följande 22 naturvårdsarter hittats: norsk näverlav (VU), doftskinn (NT), gammelgransskål (NT), garnlav (NT), granticka (NT), kavernularia (NT), kötticka (NT), liten svartspik (NT), lunglav (NT), rödbrun blekspik (NT), skrovellav (NT), spillkråka (NT, §4), talltita (NT, §4), tretåig hackspett (NT, §4), vitgrynig nållav (NT), barkkornlav (S), gulnål (S), korallblylav (S), luddlav (S), rostfläck (S), stuplav (S) och trådticka (S). Av dessa är 15 rödlistade. För rödlistade arter har rödlistekategorin angivits inom parentes. Arter som är signalarter enligt Skogsstyrelsen har markerats med (S). För fridlysta arter anges även paragrafen i Artskyddsförordningen som arten är fridlyst enligt.</w:t>
       </w:r>
     </w:p>
     <w:p>
@@ -206,7 +206,7 @@
       <w:r>
         <w:drawing>
           <wp:inline xmlns:a="http://schemas.openxmlformats.org/drawingml/2006/main" xmlns:pic="http://schemas.openxmlformats.org/drawingml/2006/picture">
-            <wp:extent cx="5486400" cy="2635521"/>
+            <wp:extent cx="5486400" cy="2611547"/>
             <wp:docPr id="1" name="Picture 1"/>
             <wp:cNvGraphicFramePr>
               <a:graphicFrameLocks noChangeAspect="1"/>
@@ -227,7 +227,7 @@
                   <pic:spPr>
                     <a:xfrm>
                       <a:off x="0" y="0"/>
-                      <a:ext cx="5486400" cy="2635521"/>
+                      <a:ext cx="5486400" cy="2611547"/>
                     </a:xfrm>
                     <a:prstGeom prst="rect"/>
                   </pic:spPr>
@@ -420,10 +420,68 @@
         <w:rPr>
           <w:b/>
         </w:rPr>
+        <w:t>Kötticka (NT)</w:t>
+      </w:r>
+      <w:r>
+        <w:t xml:space="preserve"> är granens kötticka och har klassificerats som ”gammelskogsindikator”, då den förekommer med ett tydligt optimum i äldre barrskogar, främst fuktiga granskogar. Den har högst signalvärde söder om den naturliga norrlandsgränsen </w:t>
+      </w:r>
+      <w:r>
+        <w:rPr>
+          <w:i/>
+        </w:rPr>
+        <w:t>limes norrlandicus</w:t>
+      </w:r>
+      <w:r>
+        <w:t>, men signalerar vanligtvis höga naturvärden även i Norrland. Arten är knuten till miljöer med konstant luftfuktighet och känslig för uttorkning som en avverkning kan medföra. Den totala populationen bedöms därför ha minskat under de senaste 30 åren och fortsätter att minska i takt med att grankontinuitetsskogar (skogar som inte kalavverkats) minskar i areal, samtidigt som att lämpliga miljöer inte återskapas i samma takt (SLU Artdatabanken, 2024; Nitare &amp; Skogsstyrelsen, 2019).</w:t>
+      </w:r>
+    </w:p>
+    <w:p>
+      <w:r>
+        <w:rPr>
+          <w:b/>
+        </w:rPr>
         <w:t>Liten svartspik (NT)</w:t>
       </w:r>
       <w:r>
         <w:t xml:space="preserve"> växer på granbark i boreala barrskogar med lång trädkontinuitet och hög luftfuktighet. Orsaken till tillbakagången beror på främst på slutavverkningar av naturskogsartade granskogar. Bestånd med riklig förekomst av liten svartspik bör regelmässigt sparas. Naturhänsyn i samband med slutavverkning måste ske så att man undviker uttorkningseffekter (SLU Artdatabanken, 2024).</w:t>
+      </w:r>
+    </w:p>
+    <w:p>
+      <w:r>
+        <w:rPr>
+          <w:b/>
+        </w:rPr>
+        <w:t>Luddlav</w:t>
+      </w:r>
+      <w:r>
+        <w:t xml:space="preserve"> signalerar lång skoglig kontinuitet med ett stabilt lokal- och mikroklimat med hög och jämn fuktighet. Luddlav är typisk art för </w:t>
+      </w:r>
+      <w:r>
+        <w:rPr>
+          <w:i/>
+        </w:rPr>
+        <w:t>9010 Taiga,</w:t>
+      </w:r>
+      <w:r>
+        <w:t xml:space="preserve"> </w:t>
+      </w:r>
+      <w:r>
+        <w:rPr>
+          <w:i/>
+        </w:rPr>
+        <w:t xml:space="preserve">9020 Nordlig ädellövskog, 9070 Trädklädd betesmark, 9110 Näringsfattig bokskog, 9180 Ädellövskog i branter </w:t>
+      </w:r>
+      <w:r>
+        <w:t>och</w:t>
+      </w:r>
+      <w:r>
+        <w:rPr>
+          <w:i/>
+        </w:rPr>
+        <w:t xml:space="preserve"> 9190 Näringsfattig ekskog </w:t>
+      </w:r>
+      <w:r>
+        <w:t>(Nitare &amp; Skogsstyrelsen, 2019; SLU Artdatabanken, 2025).</w:t>
       </w:r>
     </w:p>
     <w:p>
@@ -531,6 +589,44 @@
       </w:r>
       <w:r>
         <w:t xml:space="preserve"> och signalerar alltid höga naturvärden (SLU Artdatabanken, 2024; Nitare &amp; Skogsstyrelsen, 2019).</w:t>
+      </w:r>
+    </w:p>
+    <w:p>
+      <w:r>
+        <w:rPr>
+          <w:b/>
+        </w:rPr>
+        <w:t>Skrovellav (NT)</w:t>
+      </w:r>
+      <w:r>
+        <w:t xml:space="preserve"> växer på gamla lövträd och på klippor i gamla skogar med hög och jämn luftfuktighet. Slutavverkning av kontinuitetsskog utgör det största hotet och lavens fortsatta förekomst bör säkerställas genom att lokaler med äldre skog skyddas. I områden med mycket hög luftfuktighet kan man på bålen av skrovellav finna en sällsynt parasitsvamp med rödbruna apothecier, skrovellavsknapp </w:t>
+      </w:r>
+      <w:r>
+        <w:rPr>
+          <w:i/>
+        </w:rPr>
+        <w:t>Plectocarpon scrobiculatae</w:t>
+      </w:r>
+      <w:r>
+        <w:t xml:space="preserve"> (EN). Skrovellav är typisk art för </w:t>
+      </w:r>
+      <w:r>
+        <w:rPr>
+          <w:i/>
+        </w:rPr>
+        <w:t xml:space="preserve">9010 Taiga, 9020 Nordlig ädellövskog, 9040 Fjällbjörkskog, 9070 Trädklädd betesmark, 9160 Näringsrik ekskog, 9180 Ädellövskog i branter, 9190 Näringsfattig ekskog, 8210 Kalkbranter </w:t>
+      </w:r>
+      <w:r>
+        <w:t xml:space="preserve">och </w:t>
+      </w:r>
+      <w:r>
+        <w:rPr>
+          <w:i/>
+        </w:rPr>
+        <w:t>6530 Lövängar</w:t>
+      </w:r>
+      <w:r>
+        <w:t xml:space="preserve"> (SLU Artdatabanken, 2024; Nitare &amp; Skogsstyrelsen, 2019).</w:t>
       </w:r>
     </w:p>
     <w:p>
@@ -607,6 +703,107 @@
         <w:pStyle w:val="Heading1"/>
       </w:pPr>
       <w:r>
+        <w:t>Fridlysta arter</w:t>
+      </w:r>
+    </w:p>
+    <w:p>
+      <w:r>
+        <w:t>Följande fridlysta arter har sina livsmiljöer och växtplatser i den avverkningsanmälda skogen: spillkråka (NT, §4), talltita (NT, §4) och tretåig hackspett (NT, §4).</w:t>
+      </w:r>
+    </w:p>
+    <w:p>
+      <w:r>
+        <w:t xml:space="preserve">Observera att medlemsländerna är skyldiga att agera i enlighet med EU:s fågeldirektiv där det uttryckligen står att direktivet gäller för fåglar samt för deras ägg, bon och </w:t>
+      </w:r>
+      <w:r>
+        <w:rPr>
+          <w:b/>
+        </w:rPr>
+        <w:t xml:space="preserve">livsmiljöer </w:t>
+      </w:r>
+      <w:r>
+        <w:t>(artikel 1). Vidare att de åtgärder som vidtas inte får leda till en försämring av den nuvarande situationen beträffande bevarandet av de fågelarter som avses i artikel 1 (artikel 13). Fågeldirektivet är styrande för tillsynsansvariga myndigheters ärendehantering, ställningstaganden och beslutsfattande.</w:t>
+      </w:r>
+    </w:p>
+    <w:p>
+      <w:r>
+        <w:rPr>
+          <w:b/>
+        </w:rPr>
+        <w:t>Spillkråka (NT, §4)</w:t>
+      </w:r>
+      <w:r>
+        <w:t xml:space="preserve"> är rödlistad som nära hotad och ingår i bilaga 1 i EU:s fågeldirektiv. Den minskar i population på grund av minskad tillgång på lämpliga bo- och födoträd och minskad födotillgång. Spillkråkans minskningstakt har uppgått till 19 (24–10) % under de senaste 15 åren och bedöms vara nära gränsvärdet för Sårbar (VU) (A2bc). Spillkråka är en nyckelart i skogliga miljöer vars övergivna bohål utnyttjas av flera andra hålhäckande fågelarter och fladdermöss. Den behöver grova träd, främst tall, asp och bok som boträd. Skogsbruk med korta omloppstider och täta, homogena ungskogar utgör det största hotet. Spillkråka är typisk art för </w:t>
+      </w:r>
+      <w:r>
+        <w:rPr>
+          <w:i/>
+        </w:rPr>
+        <w:t xml:space="preserve">9010 Taiga </w:t>
+      </w:r>
+      <w:r>
+        <w:t>och</w:t>
+      </w:r>
+      <w:r>
+        <w:rPr>
+          <w:i/>
+        </w:rPr>
+        <w:t xml:space="preserve"> 9740 Skogsbevuxen myr </w:t>
+      </w:r>
+      <w:r>
+        <w:t>(SLU Artdatabanken, 2025; Skogsstyrelsen 2016).</w:t>
+      </w:r>
+    </w:p>
+    <w:p>
+      <w:r>
+        <w:rPr>
+          <w:b/>
+        </w:rPr>
+        <w:t>Talltita (NT, §4)</w:t>
+      </w:r>
+      <w:r>
+        <w:t>, rödlistad som nära hotad och prioriterad art i Skogsvårdslagen, har häckningsrevir i anmälan. Arten har minskat kraftigt de senaste 30 åren och minskningstakten innevarande 10-årsperiod beräknas till 20 (10–30) %. Talltitan är synnerligen trogen sitt cirka 15 hektar stora revir och är beroende av flerskiktade olikåldriga skogar för att kunna föda upp sina ungar. Talltitan försvinner om dess livsmiljö kalavverkas (Eggers &amp; Low, 2014; Ekman, 1979; Griesser et al, 2007; Klein, 2020; Siffczyk et al, 2003; SLU Artdatabanken, 2021).</w:t>
+      </w:r>
+    </w:p>
+    <w:p>
+      <w:r>
+        <w:rPr>
+          <w:b/>
+        </w:rPr>
+        <w:t>Tretåig hackspett (NT, §4)</w:t>
+      </w:r>
+      <w:r>
+        <w:t xml:space="preserve"> är rödlistad som nära hotad och ingår i bilaga 1 i EU:s fågeldirektiv. Tretåig hackspett är för sin överlevnad beroende av kontinuerlig tillförsel av äldre döende och död ved, som sker genom naturliga självgallringsprocesser i äldre grannaturskogar och barrblandade naturskogar. Om en skog genom skogsbruk gallras eller glesas ur så upphör och uteblir i stort sett den naturliga självgallringsprocessen för mycket lång tid framöver vilket omöjliggör upprätthållandet av den kontinuerliga ekologiska funktionen i ett område. Det finns studier som visar att naturskogens självgallringsprocess som den tretåiga hackspetten är beroende av, inte kan ersättas med efterlämnad hänsyn i skogsbruket (Imbeau &amp; Desrochers, 2002). Storleken på häckningsreviret varierar med skogstypen, förekomsten av död ved och graden av fragmentering, men är i allmänhet i storleksordningen 25–100 hektar. Vintertid krävs ofta betydligt större områden och det finns studier som antyder att arten behöver minst 100 hektar äldre skog. I områden med låg bonitet kan det behövas över 200 hektar lämpligt habitat för att ett par ska kunna reproducera sig. Områden med dokumenterad permanent förekomst i naturskogsmiljöer har vanligen så stora naturvärden att skogsbruk är olämpligt. Tretåig hackspett är typisk art för </w:t>
+      </w:r>
+      <w:r>
+        <w:rPr>
+          <w:i/>
+        </w:rPr>
+        <w:t xml:space="preserve">9010 Taiga, 9740 Skogsbevuxen myr, 9030 Landhöjningsskog </w:t>
+      </w:r>
+      <w:r>
+        <w:t xml:space="preserve">och </w:t>
+      </w:r>
+      <w:r>
+        <w:rPr>
+          <w:i/>
+        </w:rPr>
+        <w:t>9040 Fjällbjörkskog</w:t>
+      </w:r>
+      <w:r>
+        <w:t xml:space="preserve"> (Skogsstyrelsen, 2016; SLU Artdatabanken, 2024).</w:t>
+      </w:r>
+    </w:p>
+    <w:p>
+      <w:r>
+        <w:t>I BILAGA 1 finns mer detaljerad information om ekologi samt krav på livsmiljö hos fridlysta arter.</w:t>
+      </w:r>
+    </w:p>
+    <w:p>
+      <w:pPr>
+        <w:pStyle w:val="Heading1"/>
+      </w:pPr>
+      <w:r>
         <w:t>Certifiering</w:t>
       </w:r>
     </w:p>
@@ -654,6 +851,22 @@
       <w:r>
         <w:t>I den avverkningsanmälda skogen har fridlysta arter sina livsmiljöer och växtplatser. Att skada de fridlysta arternas livsmiljöer, växtplatser eller ekologiska funktion är inte tillåtet enligt artskyddsförordningen.</w:t>
       </w:r>
+      <w:r>
+        <w:rPr>
+          <w:i/>
+        </w:rPr>
+        <w:t xml:space="preserve"> EU:s medlemsländer och skogsbolag är skyldiga att agera i enlighet med EU:s fågeldirektiv där det uttryckligen står att direktivet gäller för fåglar samt för deras ägg, bon och </w:t>
+      </w:r>
+      <w:r>
+        <w:rPr>
+          <w:b/>
+          <w:i/>
+        </w:rPr>
+        <w:t xml:space="preserve">livsmiljöer </w:t>
+      </w:r>
+      <w:r>
+        <w:t>(artikel 1). Vidare att de åtgärder som vidtas inte får leda till en försämring av den nuvarande situationen beträffande bevarandet av de fågelarter som avses i artikel 1 (artikel 13).</w:t>
+      </w:r>
     </w:p>
     <w:p>
       <w:r>
@@ -671,10 +884,18 @@
         <w:rPr>
           <w:b/>
         </w:rPr>
-        <w:t xml:space="preserve">6.4.3 </w:t>
-      </w:r>
-      <w:r>
-        <w:t>Bevarandeåtgärder genomförs för de kända förekomster av rödlistade arter som påverkas av skogsbruk.</w:t>
+        <w:t xml:space="preserve">6.4.1 </w:t>
+      </w:r>
+      <w:r>
+        <w:t>Följande biotoper undantas från alla skogsbruksåtgärder, förutom åtgärder påkallade för att bevara eller främja biotopens naturliga eller hävdbetingade biologiska mångfald:</w:t>
+      </w:r>
+    </w:p>
+    <w:p>
+      <w:pPr>
+        <w:ind w:left="357"/>
+      </w:pPr>
+      <w:r>
+        <w:t>b) nyckelbiotoper enligt Skogsstyrelsens definition och metod (1995)</w:t>
       </w:r>
     </w:p>
     <w:p>
@@ -692,7 +913,36 @@
         <w:rPr>
           <w:i/>
         </w:rPr>
-        <w:t>I det avverkningsanmälda skogsområdet har 16 naturvårdsarter varav 10 rödlistade arter sina livsmiljöer och växtplatser.</w:t>
+        <w:t>I det avverkningsanmälda skogsområdet har 22 rödlistade arter och signalarter påträffats. Detta ska jämföras med Skogsstyrelsens uppföljning 2017 av nyckelbiotoper som visade att man i genomsnitt hittar 20,6 olika rödlistade arter och signalarter i en nyckelbiotop (Wijk, S. 2017. Biologisk mångfald i nyckelbiotoper – Resultat från inventeringen “Uppföljning biologisk mångfald” 2009–2015. Rapport 4/2017 Skogsstyrelsen, Jönköping).</w:t>
+      </w:r>
+    </w:p>
+    <w:p>
+      <w:r>
+        <w:rPr>
+          <w:b/>
+        </w:rPr>
+        <w:t xml:space="preserve">6.4.3 </w:t>
+      </w:r>
+      <w:r>
+        <w:t>Bevarandeåtgärder genomförs för de kända förekomster av rödlistade arter som påverkas av skogsbruk.</w:t>
+      </w:r>
+    </w:p>
+    <w:p>
+      <w:pPr>
+        <w:pStyle w:val="ListBullet"/>
+      </w:pPr>
+      <w:r>
+        <w:rPr>
+          <w:b/>
+          <w:i/>
+        </w:rPr>
+        <w:t xml:space="preserve">Kommentar: </w:t>
+      </w:r>
+      <w:r>
+        <w:rPr>
+          <w:i/>
+        </w:rPr>
+        <w:t>I det avverkningsanmälda skogsområdet har 22 naturvårdsarter varav 15 rödlistade arter sina livsmiljöer och växtplatser.</w:t>
       </w:r>
     </w:p>
     <w:p>
@@ -889,7 +1139,9 @@
         <w:pStyle w:val="Title"/>
       </w:pPr>
       <w:r>
-        <w:t>BILAGA 1 – Rödlistade arter</w:t>
+        <w:t>BILAGA 1 –</w:t>
+        <w:br/>
+        <w:t>Fridlysta och rödlistade arter</w:t>
       </w:r>
     </w:p>
     <w:p>
@@ -1021,6 +1273,399 @@
       </w:r>
       <w:r>
         <w:t>https://www.slu.se/artdatabanken/arter-och-natur/artiklar/over-20-nya-lavparasiter-for-sverige/</w:t>
+      </w:r>
+    </w:p>
+    <w:p>
+      <w:pPr>
+        <w:pStyle w:val="Heading1"/>
+      </w:pPr>
+      <w:r>
+        <w:t>Spillkråka – ekologi samt krav på livsmiljön</w:t>
+      </w:r>
+    </w:p>
+    <w:p>
+      <w:r>
+        <w:t xml:space="preserve">Spillkråka (NT) är rödlistad som nära hotad, fridlyst enligt §4 Artskyddsförordningen, typisk art för </w:t>
+      </w:r>
+      <w:r>
+        <w:rPr>
+          <w:i/>
+        </w:rPr>
+        <w:t xml:space="preserve">9010 Taiga </w:t>
+      </w:r>
+      <w:r>
+        <w:t>och</w:t>
+      </w:r>
+      <w:r>
+        <w:rPr>
+          <w:i/>
+        </w:rPr>
+        <w:t xml:space="preserve"> 9740 Skogsbevuxen myr</w:t>
+      </w:r>
+      <w:r>
+        <w:t xml:space="preserve"> och ingår i bilaga 1 i EU:s fågeldirektiv. Spillkråka lever i både barr- och blandskog liksom i ren lövskog. De tätaste populationerna tenderar att finnas i äldre, variationsrik blandskog med gott om död ved och gamla träd. Spillkråka är en nyckelart i skogliga miljöer vars övergivna bohål utnyttjas av flera andra hålhäckande fågelarter och fladdermöss (SLU Artdatabanken, 2023; Skogsstyrelsen 2016).</w:t>
+      </w:r>
+    </w:p>
+    <w:p>
+      <w:r>
+        <w:t>Varje par utnyttjar 400–1000 hektar skog beroende på skogens kvalitet. En minskning av populationen pågår på grund av minskad tillgång på lämpliga bo- och födoträd och minskad födotillgång. Spillkråkans minskningstakt har uppgått till 19 (24–10) % under de senaste 15 åren. Minskningstakten för den svenska populationen bedöms vara nära gränsvärdet för Sårbar (VU) (A2bc). Skogsbruk med korta omloppstider och täta, homogena ungskogar utgör det största hotet (SLU Artdatabanken 2023).</w:t>
+      </w:r>
+    </w:p>
+    <w:p>
+      <w:pPr>
+        <w:pStyle w:val="Heading2"/>
+      </w:pPr>
+      <w:r>
+        <w:t>Referenser – spillkråka</w:t>
+      </w:r>
+    </w:p>
+    <w:p>
+      <w:r>
+        <w:t xml:space="preserve">Skogsstyrelsen, 2016. </w:t>
+      </w:r>
+      <w:r>
+        <w:rPr>
+          <w:i/>
+        </w:rPr>
+        <w:t xml:space="preserve">Vägledning för hänsyn till spillkråka. </w:t>
+      </w:r>
+      <w:r>
+        <w:t>Vägledningar och kunskapsstöd artskydd – Skogsstyrelsen.</w:t>
+      </w:r>
+    </w:p>
+    <w:p>
+      <w:r>
+        <w:t xml:space="preserve">SLU Artdatabanken, 2023. </w:t>
+      </w:r>
+      <w:r>
+        <w:rPr>
+          <w:i/>
+        </w:rPr>
+        <w:t xml:space="preserve">Artfaktablad. Naturvård – artfakta. </w:t>
+      </w:r>
+      <w:r>
+        <w:t>SLU Artdatabanken, Uppsala</w:t>
+      </w:r>
+    </w:p>
+    <w:p>
+      <w:pPr>
+        <w:pStyle w:val="Heading1"/>
+      </w:pPr>
+      <w:r>
+        <w:t>Talltita – ekologi samt krav på livsmiljön</w:t>
+      </w:r>
+    </w:p>
+    <w:p>
+      <w:r>
+        <w:t>Talltita är rödlistad som NT, fridlyst och prioriterad art i Skogsvårdslagen. Den omfattas av EU:s fågeldirektiv. Arten har minskat kraftigt de senaste 30 åren och minskningstakten innevarande 10-årsperiod beräknas till 20 (10–30) % (SLU Artdatabanken, 2022).</w:t>
+      </w:r>
+    </w:p>
+    <w:p>
+      <w:r>
+        <w:t>Talltita föredrar större sammanhängande barrskogar, och finns såväl i tallskog som granskog och i lövblandad barrskog. Skogens struktur är viktig och ska helst vara flerskiktad med riklig underväxt av mindre granar, björk och andra lövträd och buskar. Tillgång på murknande högstubbar är särskilt viktig, eftersom talltitan helst själv hackar ut sitt bohål (SLU Artdatabanken, 2022).</w:t>
+      </w:r>
+    </w:p>
+    <w:p>
+      <w:r>
+        <w:t>Det finns flera studier som visar att talltita är känslig för gallring och inte överlever när dess livsmiljö kalavverkas (Eggers and Low, 2014; Griesser et al., 2007; Klein, 2020). Talltitans revir är förhållandevis stora, 10–20 hektar och arten missgynnas när skogen fragmenteras. Kalavverkning av större delar av reviret innebär att det överges (Artdatabanken, 2021).</w:t>
+      </w:r>
+    </w:p>
+    <w:p>
+      <w:r>
+        <w:t>Talltitan är synnerligen trogen sitt revir så länge paret lever och biotopen förblir intakt. Paret stannar i sitt revir året om. En förlust av ett revir har därför en stor inverkan på den lokala populationen och trakthyggesbruket anses vara orsak till den svenska populationens kraftiga minskning. Talltiteparets revirtrohet innebär att närhelst under året man observerar en adult talltita så ingår denna plats i reviret (Siffczyk et al., 2003; Ekman, 1979).</w:t>
+      </w:r>
+    </w:p>
+    <w:p>
+      <w:pPr>
+        <w:pStyle w:val="Heading2"/>
+      </w:pPr>
+      <w:r>
+        <w:t>Referenser – talltita</w:t>
+      </w:r>
+    </w:p>
+    <w:p>
+      <w:r>
+        <w:t xml:space="preserve">Eggers, S., Low, M., 2014. </w:t>
+      </w:r>
+      <w:r>
+        <w:rPr>
+          <w:i/>
+        </w:rPr>
+        <w:t xml:space="preserve">Differential demographic responses of sympatric Parids to vegetation management in boreal forest. </w:t>
+      </w:r>
+      <w:r>
+        <w:t>For. Ecol. Manage. 319, 169–175.</w:t>
+      </w:r>
+    </w:p>
+    <w:p>
+      <w:r>
+        <w:t xml:space="preserve">Ekman, J., 1979. </w:t>
+      </w:r>
+      <w:r>
+        <w:rPr>
+          <w:i/>
+        </w:rPr>
+        <w:t xml:space="preserve">Coherence, composition and territories of winter social groups of the Willow Tit Parus montanus and the Crested Tit P. cristatus. </w:t>
+      </w:r>
+      <w:r>
+        <w:t>Ornis Scandinavica, 10, pp 56–68</w:t>
+      </w:r>
+    </w:p>
+    <w:p>
+      <w:r>
+        <w:t xml:space="preserve">Griesser, M., Nystrand, M., Eggers, S., Ekman, J., 2007. </w:t>
+      </w:r>
+      <w:r>
+        <w:rPr>
+          <w:i/>
+        </w:rPr>
+        <w:t xml:space="preserve">Impact of forestry practices on fitness correlates and population productivity in an open-nesting bird species. </w:t>
+      </w:r>
+      <w:r>
+        <w:t>Conserv. Biol. 21, 767–774. https://doi.org/10.1111/j.1523- 1739.2007.00675.x</w:t>
+      </w:r>
+    </w:p>
+    <w:p>
+      <w:r>
+        <w:t xml:space="preserve">Klein, J., 2020. </w:t>
+      </w:r>
+      <w:r>
+        <w:rPr>
+          <w:i/>
+        </w:rPr>
+        <w:t xml:space="preserve">The forgotten forest – On thinning, retention, and biodiversity in the boreal forest. </w:t>
+      </w:r>
+      <w:r>
+        <w:t>Doctoral Thesis No. 2020:50</w:t>
+      </w:r>
+    </w:p>
+    <w:p>
+      <w:r>
+        <w:t xml:space="preserve">Siffczyk, C., Brotons, L., Kangas, K., Orell, M., 2003. </w:t>
+      </w:r>
+      <w:r>
+        <w:rPr>
+          <w:i/>
+        </w:rPr>
+        <w:t xml:space="preserve">Home range size of willow tits. </w:t>
+      </w:r>
+      <w:r>
+        <w:t>Oecologica, 136, 635–642 (2003)</w:t>
+      </w:r>
+    </w:p>
+    <w:p>
+      <w:r>
+        <w:t xml:space="preserve">SLU Artdatabanken, 2021. </w:t>
+      </w:r>
+      <w:r>
+        <w:rPr>
+          <w:i/>
+        </w:rPr>
+        <w:t xml:space="preserve">Artfaktablad. Naturvård – artfakta. </w:t>
+      </w:r>
+      <w:r>
+        <w:t>SLU Artdatabanken, Uppsala</w:t>
+      </w:r>
+    </w:p>
+    <w:p>
+      <w:pPr>
+        <w:pStyle w:val="Heading1"/>
+      </w:pPr>
+      <w:r>
+        <w:t>Tretåig hackspett – ekologi samt krav på livsmiljön</w:t>
+      </w:r>
+    </w:p>
+    <w:p>
+      <w:r>
+        <w:t xml:space="preserve">Tretåig hackspett (NT) är fridlyst enligt §4 Artskyddsförordningen och finns med som prioriterad art i Skogsstyrelsen vägledning för skogsbruket (bilaga 4 till SVL). I vägledningen står bland annat att: </w:t>
+      </w:r>
+      <w:r>
+        <w:rPr>
+          <w:i/>
+        </w:rPr>
+        <w:t xml:space="preserve">“Tretåig hackspett har stora arealkrav och höga krav på sin livsmiljö. Omdaningen av naturskogar till kulturskogar medför en förlust av viktiga miljöer, något som förstärks av ökad fragmentering till följd av avverkningar.” </w:t>
+      </w:r>
+      <w:r>
+        <w:t xml:space="preserve">Vidare att: </w:t>
+      </w:r>
+      <w:r>
+        <w:rPr>
+          <w:i/>
+        </w:rPr>
+        <w:t>“Områden med dokumenterad permanent förekomst i naturskogsmiljöer har vanligen så stora naturvärden att skogsbruk är olämpligt”</w:t>
+      </w:r>
+      <w:r>
+        <w:t xml:space="preserve"> (SLU Artdatabanken, 2024; Skogsstyrelsen, 2016)</w:t>
+      </w:r>
+      <w:r>
+        <w:rPr>
+          <w:i/>
+        </w:rPr>
+        <w:t>.</w:t>
+      </w:r>
+    </w:p>
+    <w:p>
+      <w:r>
+        <w:t>Tretåig hackspett är beroende av större sammanhängande naturskogar med kontinuerlig tillgång och nybildning av död ved och fragmentering av livsmiljöerna utgör ett stort hot mot arten (se exempelvis Stachura-Skierczynska et al., 2009; Wesolowski et al., 2005; Butler et al., 2004; Pakkala et al., 2002; Amcoff et al., 1996; Virkkala, 1991). Det finns studier som visar att naturskogens självgallringsprocess som den tretåiga hackspetten är beroende av, inte kan ersättas med efterlämnad hänsyn i skogsbruket (Imbeau &amp; Desrochers, 2002).</w:t>
+      </w:r>
+    </w:p>
+    <w:p>
+      <w:r>
+        <w:t>Permanenta revir av tretåig hackspett karaktäriseras ofta av artens typiska ringformigt ordnade hackmärken på framför allt gamla granar. För att säkerställa att inte revir av tretåig hackspett drabbas av avverkningsplanerna bör en inventering göras i området både under häckningstid och under vintern, då arten utnyttjar betydligt större områden än under sommarens häckningsrevir. Storleken på häckningsreviret varierar med skogstypen, förekomsten av död ved och graden av fragmentering, men är i allmänhet i storleksordningen 25–100 hektar (SLU Artdatabanken, 2024; Skogsstyrelsen, 2016).</w:t>
+      </w:r>
+    </w:p>
+    <w:p>
+      <w:r>
+        <w:t xml:space="preserve">Förutom fridlysning enligt §4 Artskyddsförordningen är tretåig hackspett även förtecknad i EU:s fågeldirektiv bilaga 1. Den är typisk art för </w:t>
+      </w:r>
+      <w:r>
+        <w:rPr>
+          <w:i/>
+        </w:rPr>
+        <w:t xml:space="preserve">9010 Taiga, 9740 Skogsbevuxen myr, 9030 Landhöjningsskog </w:t>
+      </w:r>
+      <w:r>
+        <w:t xml:space="preserve">och </w:t>
+      </w:r>
+      <w:r>
+        <w:rPr>
+          <w:i/>
+        </w:rPr>
+        <w:t>9040 Fjällbjörkskog</w:t>
+      </w:r>
+      <w:r>
+        <w:t xml:space="preserve"> samt ingår i Natura 2000 och är förtecknad i Bernkonventionen bilaga II (strikt skyddade djurarter) (SLU Artdatabanken, 2024; Skogsstyrelsen, 2016).</w:t>
+      </w:r>
+    </w:p>
+    <w:p>
+      <w:pPr>
+        <w:pStyle w:val="Heading2"/>
+      </w:pPr>
+      <w:r>
+        <w:t>Referenser – tretåig hackspett</w:t>
+      </w:r>
+    </w:p>
+    <w:p>
+      <w:r>
+        <w:t xml:space="preserve">Amcoff, M. &amp; Eriksson, P. 1996. </w:t>
+      </w:r>
+      <w:r>
+        <w:rPr>
+          <w:i/>
+        </w:rPr>
+        <w:t xml:space="preserve">Förekomst av tretåig hackspett Picoides tridactylus på bestånds- och landskapsnivå. </w:t>
+      </w:r>
+      <w:r>
+        <w:t>Ornis Svecica 6: 107–119.</w:t>
+      </w:r>
+    </w:p>
+    <w:p>
+      <w:r>
+        <w:t xml:space="preserve">Butler, R., Angelstam, P., Ekelund, P. &amp; Schlaeffer, R. 2004. </w:t>
+      </w:r>
+      <w:r>
+        <w:rPr>
+          <w:i/>
+        </w:rPr>
+        <w:t xml:space="preserve">Dead wood threshold values for the three-toed woodpecker presence in boreal and sub-Alpine forest. </w:t>
+      </w:r>
+      <w:r>
+        <w:t>Biological conservation 119(3): 305–318.</w:t>
+      </w:r>
+    </w:p>
+    <w:p>
+      <w:r>
+        <w:t xml:space="preserve">Imbeau, L. &amp; Desrochers, A. 2002. </w:t>
+      </w:r>
+      <w:r>
+        <w:rPr>
+          <w:i/>
+        </w:rPr>
+        <w:t xml:space="preserve">Foraging Ecology and Use of Drumming Trees by Three-Toed Woodpeckers. </w:t>
+      </w:r>
+      <w:r>
+        <w:t>The Journal of Wildlife Management. Vol. 66, No. 1 (Jan., 2002), pp. 222–231.</w:t>
+      </w:r>
+    </w:p>
+    <w:p>
+      <w:r>
+        <w:t xml:space="preserve">Pakkala, T., Hanski, I. &amp; Tomppo, E. 2002. </w:t>
+      </w:r>
+      <w:r>
+        <w:rPr>
+          <w:i/>
+        </w:rPr>
+        <w:t xml:space="preserve">Spatial ecology of the three-toed woodpecker in managed forest landscapes. </w:t>
+      </w:r>
+      <w:r>
+        <w:t>Silva Fennica 36(1): 279–288.</w:t>
+      </w:r>
+    </w:p>
+    <w:p>
+      <w:r>
+        <w:t xml:space="preserve">Skogsstyrelsen, 2016. </w:t>
+      </w:r>
+      <w:r>
+        <w:rPr>
+          <w:i/>
+        </w:rPr>
+        <w:t>Vägledning för hänsyn till fåglar – Tretåig hackspett.</w:t>
+      </w:r>
+    </w:p>
+    <w:p>
+      <w:r>
+        <w:t xml:space="preserve">SLU Artdatabanken, 2024. </w:t>
+      </w:r>
+      <w:r>
+        <w:rPr>
+          <w:i/>
+        </w:rPr>
+        <w:t xml:space="preserve">Artfaktablad. Naturvård – artfakta. </w:t>
+      </w:r>
+      <w:r>
+        <w:t>SLU Artdatabanken, Uppsala.</w:t>
+      </w:r>
+    </w:p>
+    <w:p>
+      <w:r>
+        <w:t xml:space="preserve">Stachura-Skierczynska, K., Tumiel, T. &amp; Skierczynski, M. 2009. </w:t>
+      </w:r>
+      <w:r>
+        <w:rPr>
+          <w:i/>
+        </w:rPr>
+        <w:t xml:space="preserve">Habitat prediction model for three-toed woodpecker and its implications for the conservation of biologically valuable forests. </w:t>
+      </w:r>
+      <w:r>
+        <w:t>Forest Ecology and Management 258(5): 697–703.</w:t>
+      </w:r>
+    </w:p>
+    <w:p>
+      <w:r>
+        <w:t xml:space="preserve">Virkkala, R. 1991. </w:t>
+      </w:r>
+      <w:r>
+        <w:rPr>
+          <w:i/>
+        </w:rPr>
+        <w:t xml:space="preserve">Population trends of forest birds in a Finnish Lapland landscape of large habitat blocks – Consequences of stochastic environmental variation or regional habitat alteration. </w:t>
+      </w:r>
+      <w:r>
+        <w:t>Biological conservation 56(2): 223–240.</w:t>
+      </w:r>
+    </w:p>
+    <w:p>
+      <w:r>
+        <w:t xml:space="preserve">Wesolowski, T., Czeszczewik, D. &amp; Rowinski, P. 2005. </w:t>
+      </w:r>
+      <w:r>
+        <w:rPr>
+          <w:i/>
+        </w:rPr>
+        <w:t xml:space="preserve">Effects of forest management on Three-toed Woodpecker Picoides tridactylus distribution in the Bialowieza Forest (NE Poland): conservation implications. </w:t>
+      </w:r>
+      <w:r>
+        <w:t>Acta Ornithologica 40(1): 53–60.</w:t>
       </w:r>
     </w:p>
     <w:sectPr>
@@ -1151,7 +1796,7 @@
     <w:r>
       <w:tab/>
       <w:tab/>
-      <w:t>2026-03-11</w:t>
+      <w:t>2026-03-12</w:t>
       <w:br/>
       <w:br/>
     </w:r>

--- a/klagomål/A 6244-2026 FSC-klagomål.docx
+++ b/klagomål/A 6244-2026 FSC-klagomål.docx
@@ -1796,7 +1796,7 @@
     <w:r>
       <w:tab/>
       <w:tab/>
-      <w:t>2026-03-12</w:t>
+      <w:t>2026-03-13</w:t>
       <w:br/>
       <w:br/>
     </w:r>

--- a/klagomål/A 6244-2026 FSC-klagomål.docx
+++ b/klagomål/A 6244-2026 FSC-klagomål.docx
@@ -191,7 +191,7 @@
     </w:p>
     <w:p>
       <w:r>
-        <w:t>I avverkningsanmälan har följande 22 naturvårdsarter hittats: norsk näverlav (VU), doftskinn (NT), gammelgransskål (NT), garnlav (NT), granticka (NT), kavernularia (NT), kötticka (NT), liten svartspik (NT), lunglav (NT), rödbrun blekspik (NT), skrovellav (NT), spillkråka (NT, §4), talltita (NT, §4), tretåig hackspett (NT, §4), vitgrynig nållav (NT), barkkornlav (S), gulnål (S), korallblylav (S), luddlav (S), rostfläck (S), stuplav (S) och trådticka (S). Av dessa är 15 rödlistade. För rödlistade arter har rödlistekategorin angivits inom parentes. Arter som är signalarter enligt Skogsstyrelsen har markerats med (S). För fridlysta arter anges även paragrafen i Artskyddsförordningen som arten är fridlyst enligt.</w:t>
+        <w:t>I avverkningsanmälan har följande 23 naturvårdsarter hittats: norsk näverlav (VU), tallbit (VU, §4), doftskinn (NT), gammelgransskål (NT), garnlav (NT), granticka (NT), kavernularia (NT), kötticka (NT), liten svartspik (NT), lunglav (NT), rödbrun blekspik (NT), skrovellav (NT), spillkråka (NT, §4), talltita (NT, §4), tretåig hackspett (NT, §4), vitgrynig nållav (NT), barkkornlav (S), gulnål (S), korallblylav (S), luddlav (S), rostfläck (S), stuplav (S) och trådticka (S). Av dessa är 16 rödlistade. För rödlistade arter har rödlistekategorin angivits inom parentes. Arter som är signalarter enligt Skogsstyrelsen har markerats med (S). För fridlysta arter anges även paragrafen i Artskyddsförordningen som arten är fridlyst enligt.</w:t>
       </w:r>
     </w:p>
     <w:p>
@@ -708,7 +708,7 @@
     </w:p>
     <w:p>
       <w:r>
-        <w:t>Följande fridlysta arter har sina livsmiljöer och växtplatser i den avverkningsanmälda skogen: spillkråka (NT, §4), talltita (NT, §4) och tretåig hackspett (NT, §4).</w:t>
+        <w:t>Följande fridlysta arter har sina livsmiljöer och växtplatser i den avverkningsanmälda skogen: tallbit (VU, §4), spillkråka (NT, §4), talltita (NT, §4) och tretåig hackspett (NT, §4).</w:t>
       </w:r>
     </w:p>
     <w:p>
@@ -752,6 +752,26 @@
       </w:r>
       <w:r>
         <w:t>(SLU Artdatabanken, 2025; Skogsstyrelsen 2016).</w:t>
+      </w:r>
+    </w:p>
+    <w:p>
+      <w:r>
+        <w:rPr>
+          <w:b/>
+        </w:rPr>
+        <w:t>Tallbit (VU, §4)</w:t>
+      </w:r>
+      <w:r>
+        <w:t xml:space="preserve"> är rödlistad som sårbar och prioriterad art i Skogsvårdslagen. Den har minskat med 25–75 % de senaste 30 åren och minskningstakten överstiger gränsvärdet för Sårbar (VU) enligt A-kriteriet. (A4bc). Tallbit ställer höga krav på sin livsmiljö och permanent förekomst av häckande tallbit finns huvudsakligen i gammal grandominerad barrblandskog av naturskogskaraktär. Reviren är relativt stora (12–75 hektar) och arten saknas i områden med storskaligt skogsbruk med hög andel stora hyggen och täta ungskogar. Områden med dokumenterad permanent förekomst har vanligtvis så stora naturvärden att skogsbruk är olämpligt. Tallbit är typisk art för </w:t>
+      </w:r>
+      <w:r>
+        <w:rPr>
+          <w:i/>
+        </w:rPr>
+        <w:t>9010 Taiga</w:t>
+      </w:r>
+      <w:r>
+        <w:t xml:space="preserve"> (SLU Artdatabanken, 2024; Skogsstyrelsen, 2016). Observationer av tallbit i naturskog eller under häckningstid måste alltid utredas.</w:t>
       </w:r>
     </w:p>
     <w:p>
@@ -913,7 +933,7 @@
         <w:rPr>
           <w:i/>
         </w:rPr>
-        <w:t>I det avverkningsanmälda skogsområdet har 22 rödlistade arter och signalarter påträffats. Detta ska jämföras med Skogsstyrelsens uppföljning 2017 av nyckelbiotoper som visade att man i genomsnitt hittar 20,6 olika rödlistade arter och signalarter i en nyckelbiotop (Wijk, S. 2017. Biologisk mångfald i nyckelbiotoper – Resultat från inventeringen “Uppföljning biologisk mångfald” 2009–2015. Rapport 4/2017 Skogsstyrelsen, Jönköping).</w:t>
+        <w:t>I det avverkningsanmälda skogsområdet har 23 rödlistade arter och signalarter påträffats. Detta ska jämföras med Skogsstyrelsens uppföljning 2017 av nyckelbiotoper som visade att man i genomsnitt hittar 20,6 olika rödlistade arter och signalarter i en nyckelbiotop (Wijk, S. 2017. Biologisk mångfald i nyckelbiotoper – Resultat från inventeringen “Uppföljning biologisk mångfald” 2009–2015. Rapport 4/2017 Skogsstyrelsen, Jönköping).</w:t>
       </w:r>
     </w:p>
     <w:p>
@@ -942,7 +962,7 @@
         <w:rPr>
           <w:i/>
         </w:rPr>
-        <w:t>I det avverkningsanmälda skogsområdet har 22 naturvårdsarter varav 15 rödlistade arter sina livsmiljöer och växtplatser.</w:t>
+        <w:t>I det avverkningsanmälda skogsområdet har 23 naturvårdsarter varav 16 rödlistade arter sina livsmiljöer och växtplatser.</w:t>
       </w:r>
     </w:p>
     <w:p>
@@ -1345,6 +1365,79 @@
       </w:r>
       <w:r>
         <w:t>SLU Artdatabanken, Uppsala</w:t>
+      </w:r>
+    </w:p>
+    <w:p>
+      <w:pPr>
+        <w:pStyle w:val="Heading1"/>
+      </w:pPr>
+      <w:r>
+        <w:t>Tallbit – ekologi samt krav på livsmiljön</w:t>
+      </w:r>
+    </w:p>
+    <w:p>
+      <w:r>
+        <w:t xml:space="preserve">Tallbit (VU, §4) är rödlistad som sårbar, typisk art för </w:t>
+      </w:r>
+      <w:r>
+        <w:rPr>
+          <w:i/>
+        </w:rPr>
+        <w:t>9010 Taiga</w:t>
+      </w:r>
+      <w:r>
+        <w:t xml:space="preserve"> och prioriterad art enligt Skogsvårdslagen. Arten har minskat med 25–75 % de senaste 30 åren och minskningstakten överstiger gränsvärdet för Sårbar (VU) enligt A-kriteriet. (A4bc). Den förekommer från norra Dalarna och norrut genom de inre delarna av Norrland, norrut till norra Norrbotten. Området med regelbunden förekomst har kraftigt reducerats och 90 % av populationen förekommer numera i Norrbottens län (SLU Artdatabanken, 2024).</w:t>
+      </w:r>
+    </w:p>
+    <w:p>
+      <w:r>
+        <w:t>Tallbit ställer höga krav på sin livsmiljö och permanent förekomst av häckande tallbit finns huvudsakligen i gammal grandominerad barrblandskog av naturskogskaraktär med inslag av björk, gråal, rönn och viden, påfallande ofta i områden med inslag av myrmark och små vattendrag. Reviren är relativt stora (12–75 hektar enligt befintliga studier) och arten saknas i områden med storskaligt skogsbruk med hög andel stora hyggen och täta ungskogar. Områden med dokumenterad permanent förekomst har ofta så stora naturvärden att skogsbruk är olämpligt (SLU Artdatabanken, 2024; Skogsstyrelsen, 2016).</w:t>
+      </w:r>
+    </w:p>
+    <w:p>
+      <w:r>
+        <w:t>Arealerna grandominerad naturskog har i stora delar av landet blivit allt för små, och bestånden är dessutom i många fall allt för isolerade, för att kunna upprätthålla stabila populationer. Omdaningen av naturskogsartad skog till produktionsskog medför en förlust av viktiga häckningsmiljöer, något som förstärks av ökad fragmentering av kvarvarande naturskogsartade bestånd. Områden med dokumenterad permanent förekomst i naturskogsmiljöer kan ha så stora naturvärden att de bör bli föremål för områdesskydd eller naturvårdsavsättningar (Skogsstyrelsen, 2016).</w:t>
+      </w:r>
+    </w:p>
+    <w:p>
+      <w:r>
+        <w:t>Tallbiten flyttar normalt endast begränsade sträckor inom norra barrskogsregionen och de flesta vintrar ses den endast i mycket liten omfattning utanför häckningsområdet. Med långa och oregelbundna mellanrum uppträder tallbiten invasionsaktigt och i samband med sådana rörelser kan den observeras i stora delar av Sverige (SLU Artdatabanken, 2024).</w:t>
+      </w:r>
+    </w:p>
+    <w:p>
+      <w:pPr>
+        <w:pStyle w:val="Heading2"/>
+      </w:pPr>
+      <w:r>
+        <w:t>Referenser – tallbit</w:t>
+      </w:r>
+    </w:p>
+    <w:p>
+      <w:r>
+        <w:t xml:space="preserve">Skogsstyrelsen, 2016. </w:t>
+      </w:r>
+      <w:r>
+        <w:rPr>
+          <w:i/>
+        </w:rPr>
+        <w:t xml:space="preserve">Vägledning för hänsyn till tallbit. </w:t>
+      </w:r>
+      <w:r>
+        <w:t>Vägledningar och kunskapsstöd artskydd - Skogsstyrelsen</w:t>
+      </w:r>
+    </w:p>
+    <w:p>
+      <w:r>
+        <w:t>SLU Artdatabanken, 2024.</w:t>
+      </w:r>
+      <w:r>
+        <w:rPr>
+          <w:i/>
+        </w:rPr>
+        <w:t xml:space="preserve"> Artfakta: tallbit (Pinicola enucleator). </w:t>
+      </w:r>
+      <w:r>
+        <w:t>https://artfakta.se/taxa/102125</w:t>
       </w:r>
     </w:p>
     <w:p>
@@ -1796,7 +1889,7 @@
     <w:r>
       <w:tab/>
       <w:tab/>
-      <w:t>2026-03-13</w:t>
+      <w:t>2026-03-16</w:t>
       <w:br/>
       <w:br/>
     </w:r>

--- a/klagomål/A 6244-2026 FSC-klagomål.docx
+++ b/klagomål/A 6244-2026 FSC-klagomål.docx
@@ -1889,7 +1889,7 @@
     <w:r>
       <w:tab/>
       <w:tab/>
-      <w:t>2026-03-16</w:t>
+      <w:t>2026-03-17</w:t>
       <w:br/>
       <w:br/>
     </w:r>

--- a/klagomål/A 6244-2026 FSC-klagomål.docx
+++ b/klagomål/A 6244-2026 FSC-klagomål.docx
@@ -1889,7 +1889,7 @@
     <w:r>
       <w:tab/>
       <w:tab/>
-      <w:t>2026-03-17</w:t>
+      <w:t>2026-03-18</w:t>
       <w:br/>
       <w:br/>
     </w:r>

--- a/klagomål/A 6244-2026 FSC-klagomål.docx
+++ b/klagomål/A 6244-2026 FSC-klagomål.docx
@@ -1889,7 +1889,7 @@
     <w:r>
       <w:tab/>
       <w:tab/>
-      <w:t>2026-03-18</w:t>
+      <w:t>2026-03-19</w:t>
       <w:br/>
       <w:br/>
     </w:r>

--- a/klagomål/A 6244-2026 FSC-klagomål.docx
+++ b/klagomål/A 6244-2026 FSC-klagomål.docx
@@ -1889,7 +1889,7 @@
     <w:r>
       <w:tab/>
       <w:tab/>
-      <w:t>2026-03-19</w:t>
+      <w:t>2026-03-20</w:t>
       <w:br/>
       <w:br/>
     </w:r>

--- a/klagomål/A 6244-2026 FSC-klagomål.docx
+++ b/klagomål/A 6244-2026 FSC-klagomål.docx
@@ -1889,7 +1889,7 @@
     <w:r>
       <w:tab/>
       <w:tab/>
-      <w:t>2026-03-20</w:t>
+      <w:t>2026-03-21</w:t>
       <w:br/>
       <w:br/>
     </w:r>

--- a/klagomål/A 6244-2026 FSC-klagomål.docx
+++ b/klagomål/A 6244-2026 FSC-klagomål.docx
@@ -1889,7 +1889,7 @@
     <w:r>
       <w:tab/>
       <w:tab/>
-      <w:t>2026-03-21</w:t>
+      <w:t>2026-03-22</w:t>
       <w:br/>
       <w:br/>
     </w:r>

--- a/klagomål/A 6244-2026 FSC-klagomål.docx
+++ b/klagomål/A 6244-2026 FSC-klagomål.docx
@@ -1921,7 +1921,7 @@
     <w:r>
       <w:tab/>
       <w:tab/>
-      <w:t>2026-05-16</w:t>
+      <w:t>2026-05-17</w:t>
       <w:br/>
       <w:br/>
     </w:r>

--- a/klagomål/A 6244-2026 FSC-klagomål.docx
+++ b/klagomål/A 6244-2026 FSC-klagomål.docx
@@ -1921,7 +1921,7 @@
     <w:r>
       <w:tab/>
       <w:tab/>
-      <w:t>2026-05-17</w:t>
+      <w:t>2026-05-18</w:t>
       <w:br/>
       <w:br/>
     </w:r>

--- a/klagomål/A 6244-2026 FSC-klagomål.docx
+++ b/klagomål/A 6244-2026 FSC-klagomål.docx
@@ -1921,7 +1921,7 @@
     <w:r>
       <w:tab/>
       <w:tab/>
-      <w:t>2026-05-18</w:t>
+      <w:t>2026-05-19</w:t>
       <w:br/>
       <w:br/>
     </w:r>

--- a/klagomål/A 6244-2026 FSC-klagomål.docx
+++ b/klagomål/A 6244-2026 FSC-klagomål.docx
@@ -1921,7 +1921,7 @@
     <w:r>
       <w:tab/>
       <w:tab/>
-      <w:t>2026-05-19</w:t>
+      <w:t>2026-05-20</w:t>
       <w:br/>
       <w:br/>
     </w:r>

--- a/klagomål/A 6244-2026 FSC-klagomål.docx
+++ b/klagomål/A 6244-2026 FSC-klagomål.docx
@@ -1921,7 +1921,7 @@
     <w:r>
       <w:tab/>
       <w:tab/>
-      <w:t>2026-05-20</w:t>
+      <w:t>2026-05-21</w:t>
       <w:br/>
       <w:br/>
     </w:r>

--- a/klagomål/A 6244-2026 FSC-klagomål.docx
+++ b/klagomål/A 6244-2026 FSC-klagomål.docx
@@ -1921,7 +1921,7 @@
     <w:r>
       <w:tab/>
       <w:tab/>
-      <w:t>2026-05-21</w:t>
+      <w:t>2026-05-22</w:t>
       <w:br/>
       <w:br/>
     </w:r>

--- a/klagomål/A 6244-2026 FSC-klagomål.docx
+++ b/klagomål/A 6244-2026 FSC-klagomål.docx
@@ -1921,7 +1921,7 @@
     <w:r>
       <w:tab/>
       <w:tab/>
-      <w:t>2026-05-22</w:t>
+      <w:t>2026-05-23</w:t>
       <w:br/>
       <w:br/>
     </w:r>

--- a/klagomål/A 6244-2026 FSC-klagomål.docx
+++ b/klagomål/A 6244-2026 FSC-klagomål.docx
@@ -1921,7 +1921,7 @@
     <w:r>
       <w:tab/>
       <w:tab/>
-      <w:t>2026-05-23</w:t>
+      <w:t>2026-05-24</w:t>
       <w:br/>
       <w:br/>
     </w:r>

--- a/klagomål/A 6244-2026 FSC-klagomål.docx
+++ b/klagomål/A 6244-2026 FSC-klagomål.docx
@@ -1921,7 +1921,7 @@
     <w:r>
       <w:tab/>
       <w:tab/>
-      <w:t>2026-05-24</w:t>
+      <w:t>2026-05-25</w:t>
       <w:br/>
       <w:br/>
     </w:r>

--- a/klagomål/A 6244-2026 FSC-klagomål.docx
+++ b/klagomål/A 6244-2026 FSC-klagomål.docx
@@ -1921,7 +1921,7 @@
     <w:r>
       <w:tab/>
       <w:tab/>
-      <w:t>2026-05-25</w:t>
+      <w:t>2026-05-26</w:t>
       <w:br/>
       <w:br/>
     </w:r>

--- a/klagomål/A 6244-2026 FSC-klagomål.docx
+++ b/klagomål/A 6244-2026 FSC-klagomål.docx
@@ -1921,7 +1921,7 @@
     <w:r>
       <w:tab/>
       <w:tab/>
-      <w:t>2026-05-26</w:t>
+      <w:t>2026-05-27</w:t>
       <w:br/>
       <w:br/>
     </w:r>

--- a/klagomål/A 6244-2026 FSC-klagomål.docx
+++ b/klagomål/A 6244-2026 FSC-klagomål.docx
@@ -1921,7 +1921,7 @@
     <w:r>
       <w:tab/>
       <w:tab/>
-      <w:t>2026-05-27</w:t>
+      <w:t>2026-05-28</w:t>
       <w:br/>
       <w:br/>
     </w:r>

--- a/klagomål/A 6244-2026 FSC-klagomål.docx
+++ b/klagomål/A 6244-2026 FSC-klagomål.docx
@@ -1921,7 +1921,7 @@
     <w:r>
       <w:tab/>
       <w:tab/>
-      <w:t>2026-05-28</w:t>
+      <w:t>2026-05-29</w:t>
       <w:br/>
       <w:br/>
     </w:r>

--- a/klagomål/A 6244-2026 FSC-klagomål.docx
+++ b/klagomål/A 6244-2026 FSC-klagomål.docx
@@ -1921,7 +1921,7 @@
     <w:r>
       <w:tab/>
       <w:tab/>
-      <w:t>2026-05-29</w:t>
+      <w:t>2026-05-30</w:t>
       <w:br/>
       <w:br/>
     </w:r>

--- a/klagomål/A 6244-2026 FSC-klagomål.docx
+++ b/klagomål/A 6244-2026 FSC-klagomål.docx
@@ -1921,7 +1921,7 @@
     <w:r>
       <w:tab/>
       <w:tab/>
-      <w:t>2026-05-30</w:t>
+      <w:t>2026-05-31</w:t>
       <w:br/>
       <w:br/>
     </w:r>

--- a/klagomål/A 6244-2026 FSC-klagomål.docx
+++ b/klagomål/A 6244-2026 FSC-klagomål.docx
@@ -1921,7 +1921,7 @@
     <w:r>
       <w:tab/>
       <w:tab/>
-      <w:t>2026-05-31</w:t>
+      <w:t>2026-06-01</w:t>
       <w:br/>
       <w:br/>
     </w:r>

--- a/klagomål/A 6244-2026 FSC-klagomål.docx
+++ b/klagomål/A 6244-2026 FSC-klagomål.docx
@@ -1921,7 +1921,7 @@
     <w:r>
       <w:tab/>
       <w:tab/>
-      <w:t>2026-06-01</w:t>
+      <w:t>2026-06-02</w:t>
       <w:br/>
       <w:br/>
     </w:r>

--- a/klagomål/A 6244-2026 FSC-klagomål.docx
+++ b/klagomål/A 6244-2026 FSC-klagomål.docx
@@ -1921,7 +1921,7 @@
     <w:r>
       <w:tab/>
       <w:tab/>
-      <w:t>2026-06-02</w:t>
+      <w:t>2026-06-03</w:t>
       <w:br/>
       <w:br/>
     </w:r>

--- a/klagomål/A 6244-2026 FSC-klagomål.docx
+++ b/klagomål/A 6244-2026 FSC-klagomål.docx
@@ -1921,7 +1921,7 @@
     <w:r>
       <w:tab/>
       <w:tab/>
-      <w:t>2026-06-03</w:t>
+      <w:t>2026-06-04</w:t>
       <w:br/>
       <w:br/>
     </w:r>

--- a/klagomål/A 6244-2026 FSC-klagomål.docx
+++ b/klagomål/A 6244-2026 FSC-klagomål.docx
@@ -1921,7 +1921,7 @@
     <w:r>
       <w:tab/>
       <w:tab/>
-      <w:t>2026-06-04</w:t>
+      <w:t>2026-06-05</w:t>
       <w:br/>
       <w:br/>
     </w:r>

--- a/klagomål/A 6244-2026 FSC-klagomål.docx
+++ b/klagomål/A 6244-2026 FSC-klagomål.docx
@@ -1921,7 +1921,7 @@
     <w:r>
       <w:tab/>
       <w:tab/>
-      <w:t>2026-06-05</w:t>
+      <w:t>2026-06-06</w:t>
       <w:br/>
       <w:br/>
     </w:r>

--- a/klagomål/A 6244-2026 FSC-klagomål.docx
+++ b/klagomål/A 6244-2026 FSC-klagomål.docx
@@ -1921,7 +1921,7 @@
     <w:r>
       <w:tab/>
       <w:tab/>
-      <w:t>2026-06-06</w:t>
+      <w:t>2026-06-07</w:t>
       <w:br/>
       <w:br/>
     </w:r>

--- a/klagomål/A 6244-2026 FSC-klagomål.docx
+++ b/klagomål/A 6244-2026 FSC-klagomål.docx
@@ -1921,7 +1921,7 @@
     <w:r>
       <w:tab/>
       <w:tab/>
-      <w:t>2026-06-07</w:t>
+      <w:t>2026-06-08</w:t>
       <w:br/>
       <w:br/>
     </w:r>

--- a/klagomål/A 6244-2026 FSC-klagomål.docx
+++ b/klagomål/A 6244-2026 FSC-klagomål.docx
@@ -1921,7 +1921,7 @@
     <w:r>
       <w:tab/>
       <w:tab/>
-      <w:t>2026-06-08</w:t>
+      <w:t>2026-06-09</w:t>
       <w:br/>
       <w:br/>
     </w:r>

--- a/klagomål/A 6244-2026 FSC-klagomål.docx
+++ b/klagomål/A 6244-2026 FSC-klagomål.docx
@@ -1921,7 +1921,7 @@
     <w:r>
       <w:tab/>
       <w:tab/>
-      <w:t>2026-06-09</w:t>
+      <w:t>2026-06-10</w:t>
       <w:br/>
       <w:br/>
     </w:r>

--- a/klagomål/A 6244-2026 FSC-klagomål.docx
+++ b/klagomål/A 6244-2026 FSC-klagomål.docx
@@ -1921,7 +1921,7 @@
     <w:r>
       <w:tab/>
       <w:tab/>
-      <w:t>2026-06-10</w:t>
+      <w:t>2026-06-11</w:t>
       <w:br/>
       <w:br/>
     </w:r>

--- a/klagomål/A 6244-2026 FSC-klagomål.docx
+++ b/klagomål/A 6244-2026 FSC-klagomål.docx
@@ -1921,7 +1921,7 @@
     <w:r>
       <w:tab/>
       <w:tab/>
-      <w:t>2026-06-11</w:t>
+      <w:t>2026-06-12</w:t>
       <w:br/>
       <w:br/>
     </w:r>

--- a/klagomål/A 6244-2026 FSC-klagomål.docx
+++ b/klagomål/A 6244-2026 FSC-klagomål.docx
@@ -1921,7 +1921,7 @@
     <w:r>
       <w:tab/>
       <w:tab/>
-      <w:t>2026-06-12</w:t>
+      <w:t>2026-06-13</w:t>
       <w:br/>
       <w:br/>
     </w:r>

--- a/klagomål/A 6244-2026 FSC-klagomål.docx
+++ b/klagomål/A 6244-2026 FSC-klagomål.docx
@@ -1921,7 +1921,7 @@
     <w:r>
       <w:tab/>
       <w:tab/>
-      <w:t>2026-06-13</w:t>
+      <w:t>2026-06-14</w:t>
       <w:br/>
       <w:br/>
     </w:r>

--- a/klagomål/A 6244-2026 FSC-klagomål.docx
+++ b/klagomål/A 6244-2026 FSC-klagomål.docx
@@ -1921,7 +1921,7 @@
     <w:r>
       <w:tab/>
       <w:tab/>
-      <w:t>2026-06-15</w:t>
+      <w:t>2026-06-16</w:t>
       <w:br/>
       <w:br/>
     </w:r>

--- a/klagomål/A 6244-2026 FSC-klagomål.docx
+++ b/klagomål/A 6244-2026 FSC-klagomål.docx
@@ -1921,7 +1921,7 @@
     <w:r>
       <w:tab/>
       <w:tab/>
-      <w:t>2026-06-16</w:t>
+      <w:t>2026-06-17</w:t>
       <w:br/>
       <w:br/>
     </w:r>

--- a/klagomål/A 6244-2026 FSC-klagomål.docx
+++ b/klagomål/A 6244-2026 FSC-klagomål.docx
@@ -1,6 +1,6 @@
 
 <file path=word/document.xml><?xml version="1.0" encoding="utf-8"?>
-<w:document xmlns:wpc="http://schemas.microsoft.com/office/word/2010/wordprocessingCanvas" xmlns:cx="http://schemas.microsoft.com/office/drawing/2014/chartex" xmlns:cx1="http://schemas.microsoft.com/office/drawing/2015/9/8/chartex" xmlns:cx2="http://schemas.microsoft.com/office/drawing/2015/10/21/chartex" xmlns:cx3="http://schemas.microsoft.com/office/drawing/2016/5/9/chartex" xmlns:cx4="http://schemas.microsoft.com/office/drawing/2016/5/10/chartex" xmlns:cx5="http://schemas.microsoft.com/office/drawing/2016/5/11/chartex" xmlns:cx6="http://schemas.microsoft.com/office/drawing/2016/5/12/chartex" xmlns:cx7="http://schemas.microsoft.com/office/drawing/2016/5/13/chartex" xmlns:cx8="http://schemas.microsoft.com/office/drawing/2016/5/14/chartex" xmlns:mc="http://schemas.openxmlformats.org/markup-compatibility/2006" xmlns:aink="http://schemas.microsoft.com/office/drawing/2016/ink" xmlns:am3d="http://schemas.microsoft.com/office/drawing/2017/model3d" xmlns:o="urn:schemas-microsoft-com:office:office" xmlns:oel="http://schemas.microsoft.com/office/2019/extlst" xmlns:r="http://schemas.openxmlformats.org/officeDocument/2006/relationships" xmlns:m="http://schemas.openxmlformats.org/officeDocument/2006/math" xmlns:v="urn:schemas-microsoft-com:vml" xmlns:wp14="http://schemas.microsoft.com/office/word/2010/wordprocessingDrawing" xmlns:wp="http://schemas.openxmlformats.org/drawingml/2006/wordprocessingDrawing" xmlns:w10="urn:schemas-microsoft-com:office:word" xmlns:w="http://schemas.openxmlformats.org/wordprocessingml/2006/main" xmlns:w14="http://schemas.microsoft.com/office/word/2010/wordml" xmlns:w15="http://schemas.microsoft.com/office/word/2012/wordml" xmlns:w16cex="http://schemas.microsoft.com/office/word/2018/wordml/cex" xmlns:w16cid="http://schemas.microsoft.com/office/word/2016/wordml/cid" xmlns:w16="http://schemas.microsoft.com/office/word/2018/wordml" xmlns:w16sdtdh="http://schemas.microsoft.com/office/word/2020/wordml/sdtdatahash" xmlns:w16se="http://schemas.microsoft.com/office/word/2015/wordml/symex" xmlns:wpg="http://schemas.microsoft.com/office/word/2010/wordprocessingGroup" xmlns:wpi="http://schemas.microsoft.com/office/word/2010/wordprocessingInk" xmlns:wne="http://schemas.microsoft.com/office/word/2006/wordml" xmlns:wps="http://schemas.microsoft.com/office/word/2010/wordprocessingShape" mc:Ignorable="w14 w15 w16se w16cid w16 w16cex w16sdtdh wp14">
+<w:document xmlns:wpc="http://schemas.microsoft.com/office/word/2010/wordprocessingCanvas" xmlns:cx="http://schemas.microsoft.com/office/drawing/2014/chartex" xmlns:cx1="http://schemas.microsoft.com/office/drawing/2015/9/8/chartex" xmlns:cx2="http://schemas.microsoft.com/office/drawing/2015/10/21/chartex" xmlns:cx3="http://schemas.microsoft.com/office/drawing/2016/5/9/chartex" xmlns:cx4="http://schemas.microsoft.com/office/drawing/2016/5/10/chartex" xmlns:cx5="http://schemas.microsoft.com/office/drawing/2016/5/11/chartex" xmlns:cx6="http://schemas.microsoft.com/office/drawing/2016/5/12/chartex" xmlns:cx7="http://schemas.microsoft.com/office/drawing/2016/5/13/chartex" xmlns:cx8="http://schemas.microsoft.com/office/drawing/2016/5/14/chartex" xmlns:mc="http://schemas.openxmlformats.org/markup-compatibility/2006" xmlns:aink="http://schemas.microsoft.com/office/drawing/2016/ink" xmlns:am3d="http://schemas.microsoft.com/office/drawing/2017/model3d" xmlns:o="urn:schemas-microsoft-com:office:office" xmlns:oel="http://schemas.microsoft.com/office/2019/extlst" xmlns:r="http://schemas.openxmlformats.org/officeDocument/2006/relationships" xmlns:m="http://schemas.openxmlformats.org/officeDocument/2006/math" xmlns:v="urn:schemas-microsoft-com:vml" xmlns:wp14="http://schemas.microsoft.com/office/word/2010/wordprocessingDrawing" xmlns:wp="http://schemas.openxmlformats.org/drawingml/2006/wordprocessingDrawing" xmlns:w10="urn:schemas-microsoft-com:office:word" xmlns:w="http://schemas.openxmlformats.org/wordprocessingml/2006/main" xmlns:w14="http://schemas.microsoft.com/office/word/2010/wordml" xmlns:w15="http://schemas.microsoft.com/office/word/2012/wordml" xmlns:w16cex="http://schemas.microsoft.com/office/word/2018/wordml/cex" xmlns:w16cid="http://schemas.microsoft.com/office/word/2016/wordml/cid" xmlns:w16="http://schemas.microsoft.com/office/word/2018/wordml" xmlns:w16du="http://schemas.microsoft.com/office/word/2023/wordml/word16du" xmlns:w16sdtdh="http://schemas.microsoft.com/office/word/2020/wordml/sdtdatahash" xmlns:w16sdtfl="http://schemas.microsoft.com/office/word/2024/wordml/sdtformatlock" xmlns:w16se="http://schemas.microsoft.com/office/word/2015/wordml/symex" xmlns:wpg="http://schemas.microsoft.com/office/word/2010/wordprocessingGroup" xmlns:wpi="http://schemas.microsoft.com/office/word/2010/wordprocessingInk" xmlns:wne="http://schemas.microsoft.com/office/word/2006/wordml" xmlns:wps="http://schemas.microsoft.com/office/word/2010/wordprocessingShape" mc:Ignorable="w14 w15 w16se w16cid w16 w16cex w16sdtdh w16sdtfl w16du wp14">
   <w:body>
     <w:p>
       <w:r>
@@ -168,7 +168,7 @@
     </w:p>
     <w:p>
       <w:r>
-        <w:t>Detta dokument behandlar höga naturvärden i avverkningsanmälan A 6244-2026 i Krokoms kommun. Denna avverkningsanmälan inkom 2026-02-02 11:12:40 och omfattar 18,5 ha.</w:t>
+        <w:t>Detta dokument behandlar höga naturvärden i avverkningsanmälan A 6244-2026 i Krokoms kommun som inkom 2026-02-02 och omfattar 18,5 ha.</w:t>
       </w:r>
     </w:p>
     <w:p>
@@ -191,12 +191,15 @@
     </w:p>
     <w:p>
       <w:r>
-        <w:t>I avverkningsanmälan har följande 23 naturvårdsarter hittats: norsk näverlav (VU), tallbit (VU, §4), doftskinn (NT), gammelgransskål (NT), garnlav (NT), granticka (NT), kavernularia (NT), kötticka (NT), liten svartspik (NT), lunglav (NT), rödbrun blekspik (NT), skrovellav (NT), spillkråka (NT, §4), talltita (NT, §4), tretåig hackspett (NT, §4), vitgrynig nållav (NT), barkkornlav (S), gulnål (S), korallblylav (S), luddlav (S), rostfläck (S), stuplav (S) och trådticka (S). Av dessa är 16 rödlistade. För rödlistade arter har rödlistekategorin angivits inom parentes. Arter som är signalarter enligt Skogsstyrelsen har markerats med (S). För fridlysta arter anges även paragrafen i Artskyddsförordningen som arten är fridlyst enligt.</w:t>
+        <w:t>I och inom 12 meter från avverkningsanmälan har följande 22 naturvårdsarter hittats: garnlav (VU, T), norsk näverlav (VU), doftskinn (NT, T), gammelgransskål (NT, T), kavernularia (NT), kötticka (NT), liten svartspik (NT), lunglav (NT, T), rödbrun blekspik (NT, T), skrovellav (NT, T), talltita (NT, §4), tretåig hackspett (NT, T, §4), vitgrynig nållav (NT), barkkornlav (S, T), gulnål (S, T), korallblylav (S, T), luddlav (S, T), rostfläck (S, T), stuplav (S, T), trådticka (S, T), spillkråka (T, §4) och tallbit (T, §4). Av dessa är 13 rödlistade. För rödlistade arter har rödlistekategorin angivits inom parentes. Arter som är signalarter enligt Skogsstyrelsen har markerats med (S). Typiska arter inom Natura 2000 som är kopplade till skogsekosystem har markerats med (T). För fridlysta arter anges även paragrafen i Artskyddsförordningen som arten är fridlyst enligt.</w:t>
       </w:r>
     </w:p>
     <w:p>
       <w:r>
-        <w:t>De påträffade naturvårdsarterna är ett tydligt kvitto på att detta rör sig om en skog med höga naturvärden. I Figur 1 visas en karta över det avverkningsanmälda området, där samtliga fyndplatser för naturvårdsarter som finns registrerade på Artportalen har markerats.</w:t>
+        <w:t>De påträffade naturvårdsarterna är ett tydligt kvitto på att det rör sig om en skog med höga naturvärden.</w:t>
+      </w:r>
+      <w:r>
+        <w:t xml:space="preserve"> I Figur 1 visas fyndplatser för naturvårdsarter i området, som finns registrerade på Artportalen.</w:t>
       </w:r>
     </w:p>
     <w:p>
@@ -206,7 +209,7 @@
       <w:r>
         <w:drawing>
           <wp:inline xmlns:a="http://schemas.openxmlformats.org/drawingml/2006/main" xmlns:pic="http://schemas.openxmlformats.org/drawingml/2006/picture">
-            <wp:extent cx="5486400" cy="2611547"/>
+            <wp:extent cx="5486400" cy="3729244"/>
             <wp:docPr id="1" name="Picture 1"/>
             <wp:cNvGraphicFramePr>
               <a:graphicFrameLocks noChangeAspect="1"/>
@@ -227,7 +230,7 @@
                   <pic:spPr>
                     <a:xfrm>
                       <a:off x="0" y="0"/>
-                      <a:ext cx="5486400" cy="2611547"/>
+                      <a:ext cx="5486400" cy="3729244"/>
                     </a:xfrm>
                     <a:prstGeom prst="rect"/>
                   </pic:spPr>
@@ -241,9 +244,139 @@
     <w:p>
       <w:pPr>
         <w:pStyle w:val="Caption"/>
+        <w:spacing w:after="240"/>
       </w:pPr>
       <w:r>
-        <w:t>Figur 1. Fyndplatser för naturvårdsarter i det avverkningsanmälda området (röd linje). Markörer utan svart kant är placerade på fyndplatsen. Markörer med svart kant är placerade vid sidan av fyndplatsen och har ett svart streck som visar fyndplatsens exakta position. Kartans mittpunktskoordinat är N 7056819, E 419149 i SWEREF 99 TM.</w:t>
+        <w:t>Figur 1. Fyndplatser för naturvårdsarter i och inom 12 meter från avverkningsanmälan (röd linje). Markörer utan svart kant är placerade på fyndplatsen. Markörer med svart kant är placerade vid sidan av fyndplatsen och har ett svart streck som visar fyndplatsens exakta position. Kartans mittpunktskoordinat är N 7056819, E 419149 i SWEREF 99 TM.</w:t>
+      </w:r>
+    </w:p>
+    <w:p>
+      <w:pPr>
+        <w:pStyle w:val="Heading2"/>
+      </w:pPr>
+      <w:r>
+        <w:t>Fridlysta arter</w:t>
+      </w:r>
+    </w:p>
+    <w:p>
+      <w:r>
+        <w:t>Följande fridlysta arter har sina livsmiljöer och växtplatser i den avverkningsanmälda skogen: talltita (NT, §4), tretåig hackspett (NT, T, §4), spillkråka (T, §4) och tallbit (T, §4).</w:t>
+      </w:r>
+    </w:p>
+    <w:p>
+      <w:r>
+        <w:t xml:space="preserve">Observera att medlemsländerna är skyldiga att agera i enlighet med EU:s fågeldirektiv där det uttryckligen står att direktivet gäller för fåglar samt för deras ägg, bon och </w:t>
+      </w:r>
+      <w:r>
+        <w:rPr>
+          <w:b/>
+        </w:rPr>
+        <w:t xml:space="preserve">livsmiljöer </w:t>
+      </w:r>
+      <w:r>
+        <w:t>(artikel 1). Vidare att de åtgärder som vidtas inte får leda till en försämring av den nuvarande situationen beträffande bevarandet av de fågelarter som avses i artikel 1 (artikel 13). Fågeldirektivet är styrande för tillsynsansvariga myndigheters ärendehantering, ställningstaganden och beslutsfattande.</w:t>
+      </w:r>
+    </w:p>
+    <w:p>
+      <w:r>
+        <w:rPr>
+          <w:b/>
+        </w:rPr>
+        <w:t>Spillkråka (§4)</w:t>
+      </w:r>
+      <w:r>
+        <w:t xml:space="preserve"> omfattas av bilaga 1 i EU:s fågeldirektiv och är typisk art för </w:t>
+      </w:r>
+      <w:r>
+        <w:rPr>
+          <w:i/>
+        </w:rPr>
+        <w:t xml:space="preserve">9010 Taiga </w:t>
+      </w:r>
+      <w:r>
+        <w:t>och</w:t>
+      </w:r>
+      <w:r>
+        <w:rPr>
+          <w:i/>
+        </w:rPr>
+        <w:t xml:space="preserve"> 9740 Skogsbevuxen myr</w:t>
+      </w:r>
+      <w:r>
+        <w:t>. Den behöver grova träd, främst tall, asp och bok som boträd. Skogsbruk med korta omloppstider och täta, homogena ungskogar utgör det största hotet. Spillkråka är en nyckelart i skogliga miljöer vars övergivna bohål utnyttjas av flera andra hålhäckande fågelarter och fladdermöss, däribland pärluggla (EN, §4), knipa (§4), salskrake (§4) och skogsduva (§4). Hökuggla (VU, §4) och slaguggla (§4) häckar ofta i högstubbar som brutits av i höjd med ett gammalt spillkråkebo (SLU Artdatabanken, 2026; Skogsstyrelsen, 2016).</w:t>
+      </w:r>
+    </w:p>
+    <w:p>
+      <w:r>
+        <w:rPr>
+          <w:b/>
+        </w:rPr>
+        <w:t>Tallbit (§4)</w:t>
+      </w:r>
+      <w:r>
+        <w:t xml:space="preserve"> ställer höga krav på sin livsmiljö och permanent förekomst av häckande tallbit finns huvudsakligen i gammal grandominerad barrblandskog av naturskogskaraktär. Reviren är relativt stora (12–75 hektar) och arten saknas i områden med storskaligt skogsbruk med hög andel stora hyggen och täta ungskogar. Områden med dokumenterad permanent förekomst har vanligtvis så stora naturvärden att skogsbruk är olämpligt. Tallbit är typisk art för </w:t>
+      </w:r>
+      <w:r>
+        <w:rPr>
+          <w:i/>
+        </w:rPr>
+        <w:t>9010 Taiga</w:t>
+      </w:r>
+      <w:r>
+        <w:t xml:space="preserve"> (SLU Artdatabanken, 2026; Skogsstyrelsen, 2016). Observationer av tallbit i naturskog eller under häckningstid måste alltid utredas.</w:t>
+      </w:r>
+    </w:p>
+    <w:p>
+      <w:r>
+        <w:rPr>
+          <w:b/>
+        </w:rPr>
+        <w:t>Talltita (NT, §4)</w:t>
+      </w:r>
+      <w:r>
+        <w:t>, rödlistad som nära hotad och prioriterad art i Skogsvårdslagen, har häckningsrevir i anmälan. Arten har minskat kraftigt de senaste 30 åren och minskningstakten innevarande 10-årsperiod beräknas till 20 (10–30) %. Talltitan är synnerligen trogen sitt cirka 15 hektar stora revir och är beroende av flerskiktade olikåldriga skogar för att kunna föda upp sina ungar. Talltitan försvinner om dess livsmiljö kalavverkas (Eggers &amp; Low, 2014; Ekman, 1979; Griesser et al, 2007; Klein, 2020; Siffczyk et al, 2003; SLU Artdatabanken, 2021).</w:t>
+      </w:r>
+    </w:p>
+    <w:p>
+      <w:r>
+        <w:rPr>
+          <w:b/>
+        </w:rPr>
+        <w:t>Tretåig hackspett (NT, §4)</w:t>
+      </w:r>
+      <w:r>
+        <w:t xml:space="preserve"> är rödlistad som nära hotad och ingår i bilaga 1 i EU:s fågeldirektiv. Tretåig hackspett är för sin överlevnad beroende av kontinuerlig tillförsel av äldre döende och död ved, som sker genom naturliga självgallringsprocesser i äldre grannaturskogar och barrblandade naturskogar. Om en skog genom skogsbruk gallras eller glesas ur så upphör och uteblir i stort sett den naturliga självgallringsprocessen för mycket lång tid framöver vilket omöjliggör upprätthållandet av den kontinuerliga ekologiska funktionen i ett område. Det finns studier som visar att naturskogens självgallringsprocess som den tretåiga hackspetten är beroende av, inte kan ersättas med efterlämnad hänsyn i skogsbruket (Imbeau &amp; Desrochers, 2002). Storleken på häckningsreviret varierar med skogstypen, förekomsten av död ved och graden av fragmentering, men är i allmänhet i storleksordningen 25–100 hektar. Vintertid krävs ofta betydligt större områden och det finns studier som antyder att arten behöver minst 100 hektar äldre skog. I områden med låg bonitet kan det behövas över 200 hektar lämpligt habitat för att ett par ska kunna reproducera sig. Områden med dokumenterad permanent förekomst i naturskogsmiljöer har vanligen så stora naturvärden att skogsbruk är olämpligt. Tretåig hackspett är typisk art för </w:t>
+      </w:r>
+      <w:r>
+        <w:rPr>
+          <w:i/>
+        </w:rPr>
+        <w:t xml:space="preserve">9010 Taiga, 9740 Skogsbevuxen myr, 9030 Landhöjningsskog </w:t>
+      </w:r>
+      <w:r>
+        <w:t xml:space="preserve">och </w:t>
+      </w:r>
+      <w:r>
+        <w:rPr>
+          <w:i/>
+        </w:rPr>
+        <w:t>9040 Fjällbjörkskog</w:t>
+      </w:r>
+      <w:r>
+        <w:t xml:space="preserve"> (Skogsstyrelsen, 2016; SLU Artdatabanken, 2024).</w:t>
+      </w:r>
+    </w:p>
+    <w:p>
+      <w:r>
+        <w:t>I BILAGA 1 finns mer detaljerad information om ekologi samt krav på livsmiljö hos fridlysta arter.</w:t>
+      </w:r>
+    </w:p>
+    <w:p>
+      <w:pPr>
+        <w:pStyle w:val="Heading2"/>
+      </w:pPr>
+      <w:r>
+        <w:t>Övriga naturvårdsarter</w:t>
       </w:r>
     </w:p>
     <w:p>
@@ -333,44 +466,6 @@
       </w:r>
       <w:r>
         <w:t xml:space="preserve"> (SLU Artdatabanken, 2026).</w:t>
-      </w:r>
-    </w:p>
-    <w:p>
-      <w:r>
-        <w:rPr>
-          <w:b/>
-        </w:rPr>
-        <w:t>Granticka</w:t>
-      </w:r>
-      <w:r>
-        <w:t xml:space="preserve"> förekommer främst i äldre skogar med naturskogskaraktär, liksom i dimensionsavverkade och plockhuggna skogar. I äldre grannaturskog i norra Sverige är den alltjämt en förhållandevis vanlig karaktärsart, medan den längre söderut blir allt mer sällsynt. I Götaland och delar av Svealand är den en god signalart för skyddsvärda granskogsmiljöer. Arten bedöms ha minskat starkt under senare år på grund av skogsavverkningar, då den framför allt växer i äldre granskog med långvarig grankontinuitet. I urskogsliknande bestånd i norra Sverige kan ibland påträffas den mycket sällsynta tickan grantickeporing (VU), som lever på döda grantickor. Det som tidigare inbegripit grantickan har visat sig röra sig om två arter; tajgagranticka </w:t>
-      </w:r>
-      <w:r>
-        <w:rPr>
-          <w:i/>
-        </w:rPr>
-        <w:t>Porodaedalea abietis</w:t>
-      </w:r>
-      <w:r>
-        <w:t xml:space="preserve"> (LC) och </w:t>
-      </w:r>
-      <w:r>
-        <w:rPr>
-          <w:i/>
-        </w:rPr>
-        <w:t>Porodaedalea chrysoloma</w:t>
-      </w:r>
-      <w:r>
-        <w:t xml:space="preserve"> (DD). Den nordligare arten, tajgagranticka, bildar större fruktkroppar och har sin främsta förekomst i norra Sverige, medan den mer tunnköttiga arten, </w:t>
-      </w:r>
-      <w:r>
-        <w:rPr>
-          <w:i/>
-        </w:rPr>
-        <w:t>P. chrysoloma</w:t>
-      </w:r>
-      <w:r>
-        <w:t>, förekommer i sydöstra Sverige och på Gotland (SLU Artdatabanken, 2026; Nitare &amp; Skogsstyrelsen, 2019).</w:t>
       </w:r>
     </w:p>
     <w:p>
@@ -775,127 +870,6 @@
         <w:pStyle w:val="Heading1"/>
       </w:pPr>
       <w:r>
-        <w:t>Fridlysta arter</w:t>
-      </w:r>
-    </w:p>
-    <w:p>
-      <w:r>
-        <w:t>Följande fridlysta arter har sina livsmiljöer och växtplatser i den avverkningsanmälda skogen: tallbit (VU, §4), spillkråka (NT, §4), talltita (NT, §4) och tretåig hackspett (NT, §4).</w:t>
-      </w:r>
-    </w:p>
-    <w:p>
-      <w:r>
-        <w:t xml:space="preserve">Observera att medlemsländerna är skyldiga att agera i enlighet med EU:s fågeldirektiv där det uttryckligen står att direktivet gäller för fåglar samt för deras ägg, bon och </w:t>
-      </w:r>
-      <w:r>
-        <w:rPr>
-          <w:b/>
-        </w:rPr>
-        <w:t xml:space="preserve">livsmiljöer </w:t>
-      </w:r>
-      <w:r>
-        <w:t>(artikel 1). Vidare att de åtgärder som vidtas inte får leda till en försämring av den nuvarande situationen beträffande bevarandet av de fågelarter som avses i artikel 1 (artikel 13). Fågeldirektivet är styrande för tillsynsansvariga myndigheters ärendehantering, ställningstaganden och beslutsfattande.</w:t>
-      </w:r>
-    </w:p>
-    <w:p>
-      <w:r>
-        <w:rPr>
-          <w:b/>
-        </w:rPr>
-        <w:t>Spillkråka (§4)</w:t>
-      </w:r>
-      <w:r>
-        <w:t xml:space="preserve"> omfattas av bilaga 1 i EU:s fågeldirektiv och är typisk art för </w:t>
-      </w:r>
-      <w:r>
-        <w:rPr>
-          <w:i/>
-        </w:rPr>
-        <w:t xml:space="preserve">9010 Taiga </w:t>
-      </w:r>
-      <w:r>
-        <w:t>och</w:t>
-      </w:r>
-      <w:r>
-        <w:rPr>
-          <w:i/>
-        </w:rPr>
-        <w:t xml:space="preserve"> 9740 Skogsbevuxen myr</w:t>
-      </w:r>
-      <w:r>
-        <w:t>. Den behöver grova träd, främst tall, asp och bok som boträd. Skogsbruk med korta omloppstider och täta, homogena ungskogar utgör det största hotet. Spillkråka är en nyckelart i skogliga miljöer vars övergivna bohål utnyttjas av flera andra hålhäckande fågelarter och fladdermöss, däribland pärluggla (EN, §4), knipa (§4), salskrake (§4) och skogsduva (§4). Hökuggla (VU, §4) och slaguggla (§4) häckar ofta i högstubbar som brutits av i höjd med ett gammalt spillkråkebo (SLU Artdatabanken, 2026; Skogsstyrelsen, 2016).</w:t>
-      </w:r>
-    </w:p>
-    <w:p>
-      <w:r>
-        <w:rPr>
-          <w:b/>
-        </w:rPr>
-        <w:t>Tallbit (§4)</w:t>
-      </w:r>
-      <w:r>
-        <w:t xml:space="preserve"> ställer höga krav på sin livsmiljö och permanent förekomst av häckande tallbit finns huvudsakligen i gammal grandominerad barrblandskog av naturskogskaraktär. Reviren är relativt stora (12–75 hektar) och arten saknas i områden med storskaligt skogsbruk med hög andel stora hyggen och täta ungskogar. Områden med dokumenterad permanent förekomst har vanligtvis så stora naturvärden att skogsbruk är olämpligt. Tallbit är typisk art för </w:t>
-      </w:r>
-      <w:r>
-        <w:rPr>
-          <w:i/>
-        </w:rPr>
-        <w:t>9010 Taiga</w:t>
-      </w:r>
-      <w:r>
-        <w:t xml:space="preserve"> (SLU Artdatabanken, 2026; Skogsstyrelsen, 2016). Observationer av tallbit i naturskog eller under häckningstid måste alltid utredas.</w:t>
-      </w:r>
-    </w:p>
-    <w:p>
-      <w:r>
-        <w:rPr>
-          <w:b/>
-        </w:rPr>
-        <w:t>Talltita (NT, §4)</w:t>
-      </w:r>
-      <w:r>
-        <w:t>, rödlistad som nära hotad och prioriterad art i Skogsvårdslagen, har häckningsrevir i anmälan. Arten har minskat kraftigt de senaste 30 åren och minskningstakten innevarande 10-årsperiod beräknas till 20 (10–30) %. Talltitan är synnerligen trogen sitt cirka 15 hektar stora revir och är beroende av flerskiktade olikåldriga skogar för att kunna föda upp sina ungar. Talltitan försvinner om dess livsmiljö kalavverkas (Eggers &amp; Low, 2014; Ekman, 1979; Griesser et al, 2007; Klein, 2020; Siffczyk et al, 2003; SLU Artdatabanken, 2021).</w:t>
-      </w:r>
-    </w:p>
-    <w:p>
-      <w:r>
-        <w:rPr>
-          <w:b/>
-        </w:rPr>
-        <w:t>Tretåig hackspett (NT, §4)</w:t>
-      </w:r>
-      <w:r>
-        <w:t xml:space="preserve"> är rödlistad som nära hotad och ingår i bilaga 1 i EU:s fågeldirektiv. Tretåig hackspett är för sin överlevnad beroende av kontinuerlig tillförsel av äldre döende och död ved, som sker genom naturliga självgallringsprocesser i äldre grannaturskogar och barrblandade naturskogar. Om en skog genom skogsbruk gallras eller glesas ur så upphör och uteblir i stort sett den naturliga självgallringsprocessen för mycket lång tid framöver vilket omöjliggör upprätthållandet av den kontinuerliga ekologiska funktionen i ett område. Det finns studier som visar att naturskogens självgallringsprocess som den tretåiga hackspetten är beroende av, inte kan ersättas med efterlämnad hänsyn i skogsbruket (Imbeau &amp; Desrochers, 2002). Storleken på häckningsreviret varierar med skogstypen, förekomsten av död ved och graden av fragmentering, men är i allmänhet i storleksordningen 25–100 hektar. Vintertid krävs ofta betydligt större områden och det finns studier som antyder att arten behöver minst 100 hektar äldre skog. I områden med låg bonitet kan det behövas över 200 hektar lämpligt habitat för att ett par ska kunna reproducera sig. Områden med dokumenterad permanent förekomst i naturskogsmiljöer har vanligen så stora naturvärden att skogsbruk är olämpligt. Tretåig hackspett är typisk art för </w:t>
-      </w:r>
-      <w:r>
-        <w:rPr>
-          <w:i/>
-        </w:rPr>
-        <w:t xml:space="preserve">9010 Taiga, 9740 Skogsbevuxen myr, 9030 Landhöjningsskog </w:t>
-      </w:r>
-      <w:r>
-        <w:t xml:space="preserve">och </w:t>
-      </w:r>
-      <w:r>
-        <w:rPr>
-          <w:i/>
-        </w:rPr>
-        <w:t>9040 Fjällbjörkskog</w:t>
-      </w:r>
-      <w:r>
-        <w:t xml:space="preserve"> (Skogsstyrelsen, 2016; SLU Artdatabanken, 2024).</w:t>
-      </w:r>
-    </w:p>
-    <w:p>
-      <w:r>
-        <w:t>I BILAGA 1 finns mer detaljerad information om ekologi samt krav på livsmiljö hos fridlysta arter.</w:t>
-      </w:r>
-    </w:p>
-    <w:p>
-      <w:pPr>
-        <w:pStyle w:val="Heading1"/>
-      </w:pPr>
-      <w:r>
         <w:t>Certifiering</w:t>
       </w:r>
     </w:p>
@@ -1005,7 +979,7 @@
         <w:rPr>
           <w:i/>
         </w:rPr>
-        <w:t>I det avverkningsanmälda skogsområdet har 23 rödlistade arter och signalarter påträffats. Detta ska jämföras med Skogsstyrelsens uppföljning 2017 av nyckelbiotoper som visade att man i genomsnitt hittar 20,6 olika rödlistade arter och signalarter i en nyckelbiotop (Wijk, S. 2017. Biologisk mångfald i nyckelbiotoper – Resultat från inventeringen “Uppföljning biologisk mångfald” 2009–2015. Rapport 4/2017 Skogsstyrelsen, Jönköping).</w:t>
+        <w:t>I det avverkningsanmälda skogsområdet har 20 rödlistade arter och signalarter påträffats. Detta ska jämföras med Skogsstyrelsens uppföljning 2017 av nyckelbiotoper som visade att man i genomsnitt hittar 20,6 olika rödlistade arter och signalarter i en nyckelbiotop (Wijk, S. 2017. Biologisk mångfald i nyckelbiotoper – Resultat från inventeringen “Uppföljning biologisk mångfald” 2009–2015. Rapport 4/2017 Skogsstyrelsen, Jönköping).</w:t>
       </w:r>
     </w:p>
     <w:p>
@@ -1034,7 +1008,7 @@
         <w:rPr>
           <w:i/>
         </w:rPr>
-        <w:t>I det avverkningsanmälda skogsområdet har 23 naturvårdsarter varav 16 rödlistade arter sina livsmiljöer och växtplatser.</w:t>
+        <w:t>I det avverkningsanmälda skogsområdet har 22 naturvårdsarter varav 13 rödlistade arter sina livsmiljöer och växtplatser.</w:t>
       </w:r>
     </w:p>
     <w:p>
@@ -1811,7 +1785,7 @@
 </file>
 
 <file path=word/endnotes.xml><?xml version="1.0" encoding="utf-8"?>
-<w:endnotes xmlns:wpc="http://schemas.microsoft.com/office/word/2010/wordprocessingCanvas" xmlns:cx="http://schemas.microsoft.com/office/drawing/2014/chartex" xmlns:cx1="http://schemas.microsoft.com/office/drawing/2015/9/8/chartex" xmlns:cx2="http://schemas.microsoft.com/office/drawing/2015/10/21/chartex" xmlns:cx3="http://schemas.microsoft.com/office/drawing/2016/5/9/chartex" xmlns:cx4="http://schemas.microsoft.com/office/drawing/2016/5/10/chartex" xmlns:cx5="http://schemas.microsoft.com/office/drawing/2016/5/11/chartex" xmlns:cx6="http://schemas.microsoft.com/office/drawing/2016/5/12/chartex" xmlns:cx7="http://schemas.microsoft.com/office/drawing/2016/5/13/chartex" xmlns:cx8="http://schemas.microsoft.com/office/drawing/2016/5/14/chartex" xmlns:mc="http://schemas.openxmlformats.org/markup-compatibility/2006" xmlns:aink="http://schemas.microsoft.com/office/drawing/2016/ink" xmlns:am3d="http://schemas.microsoft.com/office/drawing/2017/model3d" xmlns:o="urn:schemas-microsoft-com:office:office" xmlns:oel="http://schemas.microsoft.com/office/2019/extlst" xmlns:r="http://schemas.openxmlformats.org/officeDocument/2006/relationships" xmlns:m="http://schemas.openxmlformats.org/officeDocument/2006/math" xmlns:v="urn:schemas-microsoft-com:vml" xmlns:wp14="http://schemas.microsoft.com/office/word/2010/wordprocessingDrawing" xmlns:wp="http://schemas.openxmlformats.org/drawingml/2006/wordprocessingDrawing" xmlns:w10="urn:schemas-microsoft-com:office:word" xmlns:w="http://schemas.openxmlformats.org/wordprocessingml/2006/main" xmlns:w14="http://schemas.microsoft.com/office/word/2010/wordml" xmlns:w15="http://schemas.microsoft.com/office/word/2012/wordml" xmlns:w16cex="http://schemas.microsoft.com/office/word/2018/wordml/cex" xmlns:w16cid="http://schemas.microsoft.com/office/word/2016/wordml/cid" xmlns:w16="http://schemas.microsoft.com/office/word/2018/wordml" xmlns:w16sdtdh="http://schemas.microsoft.com/office/word/2020/wordml/sdtdatahash" xmlns:w16se="http://schemas.microsoft.com/office/word/2015/wordml/symex" xmlns:wpg="http://schemas.microsoft.com/office/word/2010/wordprocessingGroup" xmlns:wpi="http://schemas.microsoft.com/office/word/2010/wordprocessingInk" xmlns:wne="http://schemas.microsoft.com/office/word/2006/wordml" xmlns:wps="http://schemas.microsoft.com/office/word/2010/wordprocessingShape" mc:Ignorable="w14 w15 w16se w16cid w16 w16cex w16sdtdh wp14">
+<w:endnotes xmlns:wpc="http://schemas.microsoft.com/office/word/2010/wordprocessingCanvas" xmlns:cx="http://schemas.microsoft.com/office/drawing/2014/chartex" xmlns:cx1="http://schemas.microsoft.com/office/drawing/2015/9/8/chartex" xmlns:cx2="http://schemas.microsoft.com/office/drawing/2015/10/21/chartex" xmlns:cx3="http://schemas.microsoft.com/office/drawing/2016/5/9/chartex" xmlns:cx4="http://schemas.microsoft.com/office/drawing/2016/5/10/chartex" xmlns:cx5="http://schemas.microsoft.com/office/drawing/2016/5/11/chartex" xmlns:cx6="http://schemas.microsoft.com/office/drawing/2016/5/12/chartex" xmlns:cx7="http://schemas.microsoft.com/office/drawing/2016/5/13/chartex" xmlns:cx8="http://schemas.microsoft.com/office/drawing/2016/5/14/chartex" xmlns:mc="http://schemas.openxmlformats.org/markup-compatibility/2006" xmlns:aink="http://schemas.microsoft.com/office/drawing/2016/ink" xmlns:am3d="http://schemas.microsoft.com/office/drawing/2017/model3d" xmlns:o="urn:schemas-microsoft-com:office:office" xmlns:oel="http://schemas.microsoft.com/office/2019/extlst" xmlns:r="http://schemas.openxmlformats.org/officeDocument/2006/relationships" xmlns:m="http://schemas.openxmlformats.org/officeDocument/2006/math" xmlns:v="urn:schemas-microsoft-com:vml" xmlns:wp14="http://schemas.microsoft.com/office/word/2010/wordprocessingDrawing" xmlns:wp="http://schemas.openxmlformats.org/drawingml/2006/wordprocessingDrawing" xmlns:w10="urn:schemas-microsoft-com:office:word" xmlns:w="http://schemas.openxmlformats.org/wordprocessingml/2006/main" xmlns:w14="http://schemas.microsoft.com/office/word/2010/wordml" xmlns:w15="http://schemas.microsoft.com/office/word/2012/wordml" xmlns:w16cex="http://schemas.microsoft.com/office/word/2018/wordml/cex" xmlns:w16cid="http://schemas.microsoft.com/office/word/2016/wordml/cid" xmlns:w16="http://schemas.microsoft.com/office/word/2018/wordml" xmlns:w16du="http://schemas.microsoft.com/office/word/2023/wordml/word16du" xmlns:w16sdtdh="http://schemas.microsoft.com/office/word/2020/wordml/sdtdatahash" xmlns:w16sdtfl="http://schemas.microsoft.com/office/word/2024/wordml/sdtformatlock" xmlns:w16se="http://schemas.microsoft.com/office/word/2015/wordml/symex" xmlns:wpg="http://schemas.microsoft.com/office/word/2010/wordprocessingGroup" xmlns:wpi="http://schemas.microsoft.com/office/word/2010/wordprocessingInk" xmlns:wne="http://schemas.microsoft.com/office/word/2006/wordml" xmlns:wps="http://schemas.microsoft.com/office/word/2010/wordprocessingShape" mc:Ignorable="w14 w15 w16se w16cid w16 w16cex w16sdtdh w16sdtfl w16du wp14">
   <w:endnote w:type="separator" w:id="-1">
     <w:p>
       <w:pPr>
@@ -1836,7 +1810,7 @@
 </file>
 
 <file path=word/footer1.xml><?xml version="1.0" encoding="utf-8"?>
-<w:ftr xmlns:wpc="http://schemas.microsoft.com/office/word/2010/wordprocessingCanvas" xmlns:cx="http://schemas.microsoft.com/office/drawing/2014/chartex" xmlns:cx1="http://schemas.microsoft.com/office/drawing/2015/9/8/chartex" xmlns:cx2="http://schemas.microsoft.com/office/drawing/2015/10/21/chartex" xmlns:cx3="http://schemas.microsoft.com/office/drawing/2016/5/9/chartex" xmlns:cx4="http://schemas.microsoft.com/office/drawing/2016/5/10/chartex" xmlns:cx5="http://schemas.microsoft.com/office/drawing/2016/5/11/chartex" xmlns:cx6="http://schemas.microsoft.com/office/drawing/2016/5/12/chartex" xmlns:cx7="http://schemas.microsoft.com/office/drawing/2016/5/13/chartex" xmlns:cx8="http://schemas.microsoft.com/office/drawing/2016/5/14/chartex" xmlns:mc="http://schemas.openxmlformats.org/markup-compatibility/2006" xmlns:aink="http://schemas.microsoft.com/office/drawing/2016/ink" xmlns:am3d="http://schemas.microsoft.com/office/drawing/2017/model3d" xmlns:o="urn:schemas-microsoft-com:office:office" xmlns:oel="http://schemas.microsoft.com/office/2019/extlst" xmlns:r="http://schemas.openxmlformats.org/officeDocument/2006/relationships" xmlns:m="http://schemas.openxmlformats.org/officeDocument/2006/math" xmlns:v="urn:schemas-microsoft-com:vml" xmlns:wp14="http://schemas.microsoft.com/office/word/2010/wordprocessingDrawing" xmlns:wp="http://schemas.openxmlformats.org/drawingml/2006/wordprocessingDrawing" xmlns:w10="urn:schemas-microsoft-com:office:word" xmlns:w="http://schemas.openxmlformats.org/wordprocessingml/2006/main" xmlns:w14="http://schemas.microsoft.com/office/word/2010/wordml" xmlns:w15="http://schemas.microsoft.com/office/word/2012/wordml" xmlns:w16cex="http://schemas.microsoft.com/office/word/2018/wordml/cex" xmlns:w16cid="http://schemas.microsoft.com/office/word/2016/wordml/cid" xmlns:w16="http://schemas.microsoft.com/office/word/2018/wordml" xmlns:w16sdtdh="http://schemas.microsoft.com/office/word/2020/wordml/sdtdatahash" xmlns:w16se="http://schemas.microsoft.com/office/word/2015/wordml/symex" xmlns:wpg="http://schemas.microsoft.com/office/word/2010/wordprocessingGroup" xmlns:wpi="http://schemas.microsoft.com/office/word/2010/wordprocessingInk" xmlns:wne="http://schemas.microsoft.com/office/word/2006/wordml" xmlns:wps="http://schemas.microsoft.com/office/word/2010/wordprocessingShape" mc:Ignorable="w14 w15 w16se w16cid w16 w16cex w16sdtdh wp14">
+<w:ftr xmlns:wpc="http://schemas.microsoft.com/office/word/2010/wordprocessingCanvas" xmlns:cx="http://schemas.microsoft.com/office/drawing/2014/chartex" xmlns:cx1="http://schemas.microsoft.com/office/drawing/2015/9/8/chartex" xmlns:cx2="http://schemas.microsoft.com/office/drawing/2015/10/21/chartex" xmlns:cx3="http://schemas.microsoft.com/office/drawing/2016/5/9/chartex" xmlns:cx4="http://schemas.microsoft.com/office/drawing/2016/5/10/chartex" xmlns:cx5="http://schemas.microsoft.com/office/drawing/2016/5/11/chartex" xmlns:cx6="http://schemas.microsoft.com/office/drawing/2016/5/12/chartex" xmlns:cx7="http://schemas.microsoft.com/office/drawing/2016/5/13/chartex" xmlns:cx8="http://schemas.microsoft.com/office/drawing/2016/5/14/chartex" xmlns:mc="http://schemas.openxmlformats.org/markup-compatibility/2006" xmlns:aink="http://schemas.microsoft.com/office/drawing/2016/ink" xmlns:am3d="http://schemas.microsoft.com/office/drawing/2017/model3d" xmlns:o="urn:schemas-microsoft-com:office:office" xmlns:oel="http://schemas.microsoft.com/office/2019/extlst" xmlns:r="http://schemas.openxmlformats.org/officeDocument/2006/relationships" xmlns:m="http://schemas.openxmlformats.org/officeDocument/2006/math" xmlns:v="urn:schemas-microsoft-com:vml" xmlns:wp14="http://schemas.microsoft.com/office/word/2010/wordprocessingDrawing" xmlns:wp="http://schemas.openxmlformats.org/drawingml/2006/wordprocessingDrawing" xmlns:w10="urn:schemas-microsoft-com:office:word" xmlns:w="http://schemas.openxmlformats.org/wordprocessingml/2006/main" xmlns:w14="http://schemas.microsoft.com/office/word/2010/wordml" xmlns:w15="http://schemas.microsoft.com/office/word/2012/wordml" xmlns:w16cex="http://schemas.microsoft.com/office/word/2018/wordml/cex" xmlns:w16cid="http://schemas.microsoft.com/office/word/2016/wordml/cid" xmlns:w16="http://schemas.microsoft.com/office/word/2018/wordml" xmlns:w16du="http://schemas.microsoft.com/office/word/2023/wordml/word16du" xmlns:w16sdtdh="http://schemas.microsoft.com/office/word/2020/wordml/sdtdatahash" xmlns:w16sdtfl="http://schemas.microsoft.com/office/word/2024/wordml/sdtformatlock" xmlns:w16se="http://schemas.microsoft.com/office/word/2015/wordml/symex" xmlns:wpg="http://schemas.microsoft.com/office/word/2010/wordprocessingGroup" xmlns:wpi="http://schemas.microsoft.com/office/word/2010/wordprocessingInk" xmlns:wne="http://schemas.microsoft.com/office/word/2006/wordml" xmlns:wps="http://schemas.microsoft.com/office/word/2010/wordprocessingShape" mc:Ignorable="w14 w15 w16se w16cid w16 w16cex w16sdtdh w16sdtfl w16du wp14">
   <w:p>
     <w:pPr>
       <w:pStyle w:val="Footer"/>
@@ -1846,7 +1820,7 @@
 </file>
 
 <file path=word/footer2.xml><?xml version="1.0" encoding="utf-8"?>
-<w:ftr xmlns:wpc="http://schemas.microsoft.com/office/word/2010/wordprocessingCanvas" xmlns:cx="http://schemas.microsoft.com/office/drawing/2014/chartex" xmlns:cx1="http://schemas.microsoft.com/office/drawing/2015/9/8/chartex" xmlns:cx2="http://schemas.microsoft.com/office/drawing/2015/10/21/chartex" xmlns:cx3="http://schemas.microsoft.com/office/drawing/2016/5/9/chartex" xmlns:cx4="http://schemas.microsoft.com/office/drawing/2016/5/10/chartex" xmlns:cx5="http://schemas.microsoft.com/office/drawing/2016/5/11/chartex" xmlns:cx6="http://schemas.microsoft.com/office/drawing/2016/5/12/chartex" xmlns:cx7="http://schemas.microsoft.com/office/drawing/2016/5/13/chartex" xmlns:cx8="http://schemas.microsoft.com/office/drawing/2016/5/14/chartex" xmlns:mc="http://schemas.openxmlformats.org/markup-compatibility/2006" xmlns:aink="http://schemas.microsoft.com/office/drawing/2016/ink" xmlns:am3d="http://schemas.microsoft.com/office/drawing/2017/model3d" xmlns:o="urn:schemas-microsoft-com:office:office" xmlns:oel="http://schemas.microsoft.com/office/2019/extlst" xmlns:r="http://schemas.openxmlformats.org/officeDocument/2006/relationships" xmlns:m="http://schemas.openxmlformats.org/officeDocument/2006/math" xmlns:v="urn:schemas-microsoft-com:vml" xmlns:wp14="http://schemas.microsoft.com/office/word/2010/wordprocessingDrawing" xmlns:wp="http://schemas.openxmlformats.org/drawingml/2006/wordprocessingDrawing" xmlns:w10="urn:schemas-microsoft-com:office:word" xmlns:w="http://schemas.openxmlformats.org/wordprocessingml/2006/main" xmlns:w14="http://schemas.microsoft.com/office/word/2010/wordml" xmlns:w15="http://schemas.microsoft.com/office/word/2012/wordml" xmlns:w16cex="http://schemas.microsoft.com/office/word/2018/wordml/cex" xmlns:w16cid="http://schemas.microsoft.com/office/word/2016/wordml/cid" xmlns:w16="http://schemas.microsoft.com/office/word/2018/wordml" xmlns:w16sdtdh="http://schemas.microsoft.com/office/word/2020/wordml/sdtdatahash" xmlns:w16se="http://schemas.microsoft.com/office/word/2015/wordml/symex" xmlns:wpg="http://schemas.microsoft.com/office/word/2010/wordprocessingGroup" xmlns:wpi="http://schemas.microsoft.com/office/word/2010/wordprocessingInk" xmlns:wne="http://schemas.microsoft.com/office/word/2006/wordml" xmlns:wps="http://schemas.microsoft.com/office/word/2010/wordprocessingShape" mc:Ignorable="w14 w15 w16se w16cid w16 w16cex w16sdtdh wp14">
+<w:ftr xmlns:wpc="http://schemas.microsoft.com/office/word/2010/wordprocessingCanvas" xmlns:cx="http://schemas.microsoft.com/office/drawing/2014/chartex" xmlns:cx1="http://schemas.microsoft.com/office/drawing/2015/9/8/chartex" xmlns:cx2="http://schemas.microsoft.com/office/drawing/2015/10/21/chartex" xmlns:cx3="http://schemas.microsoft.com/office/drawing/2016/5/9/chartex" xmlns:cx4="http://schemas.microsoft.com/office/drawing/2016/5/10/chartex" xmlns:cx5="http://schemas.microsoft.com/office/drawing/2016/5/11/chartex" xmlns:cx6="http://schemas.microsoft.com/office/drawing/2016/5/12/chartex" xmlns:cx7="http://schemas.microsoft.com/office/drawing/2016/5/13/chartex" xmlns:cx8="http://schemas.microsoft.com/office/drawing/2016/5/14/chartex" xmlns:mc="http://schemas.openxmlformats.org/markup-compatibility/2006" xmlns:aink="http://schemas.microsoft.com/office/drawing/2016/ink" xmlns:am3d="http://schemas.microsoft.com/office/drawing/2017/model3d" xmlns:o="urn:schemas-microsoft-com:office:office" xmlns:oel="http://schemas.microsoft.com/office/2019/extlst" xmlns:r="http://schemas.openxmlformats.org/officeDocument/2006/relationships" xmlns:m="http://schemas.openxmlformats.org/officeDocument/2006/math" xmlns:v="urn:schemas-microsoft-com:vml" xmlns:wp14="http://schemas.microsoft.com/office/word/2010/wordprocessingDrawing" xmlns:wp="http://schemas.openxmlformats.org/drawingml/2006/wordprocessingDrawing" xmlns:w10="urn:schemas-microsoft-com:office:word" xmlns:w="http://schemas.openxmlformats.org/wordprocessingml/2006/main" xmlns:w14="http://schemas.microsoft.com/office/word/2010/wordml" xmlns:w15="http://schemas.microsoft.com/office/word/2012/wordml" xmlns:w16cex="http://schemas.microsoft.com/office/word/2018/wordml/cex" xmlns:w16cid="http://schemas.microsoft.com/office/word/2016/wordml/cid" xmlns:w16="http://schemas.microsoft.com/office/word/2018/wordml" xmlns:w16du="http://schemas.microsoft.com/office/word/2023/wordml/word16du" xmlns:w16sdtdh="http://schemas.microsoft.com/office/word/2020/wordml/sdtdatahash" xmlns:w16sdtfl="http://schemas.microsoft.com/office/word/2024/wordml/sdtformatlock" xmlns:w16se="http://schemas.microsoft.com/office/word/2015/wordml/symex" xmlns:wpg="http://schemas.microsoft.com/office/word/2010/wordprocessingGroup" xmlns:wpi="http://schemas.microsoft.com/office/word/2010/wordprocessingInk" xmlns:wne="http://schemas.microsoft.com/office/word/2006/wordml" xmlns:wps="http://schemas.microsoft.com/office/word/2010/wordprocessingShape" mc:Ignorable="w14 w15 w16se w16cid w16 w16cex w16sdtdh w16sdtfl w16du wp14">
   <w:p>
     <w:pPr>
       <w:pStyle w:val="Footer"/>
@@ -1856,7 +1830,7 @@
 </file>
 
 <file path=word/footer3.xml><?xml version="1.0" encoding="utf-8"?>
-<w:ftr xmlns:wpc="http://schemas.microsoft.com/office/word/2010/wordprocessingCanvas" xmlns:cx="http://schemas.microsoft.com/office/drawing/2014/chartex" xmlns:cx1="http://schemas.microsoft.com/office/drawing/2015/9/8/chartex" xmlns:cx2="http://schemas.microsoft.com/office/drawing/2015/10/21/chartex" xmlns:cx3="http://schemas.microsoft.com/office/drawing/2016/5/9/chartex" xmlns:cx4="http://schemas.microsoft.com/office/drawing/2016/5/10/chartex" xmlns:cx5="http://schemas.microsoft.com/office/drawing/2016/5/11/chartex" xmlns:cx6="http://schemas.microsoft.com/office/drawing/2016/5/12/chartex" xmlns:cx7="http://schemas.microsoft.com/office/drawing/2016/5/13/chartex" xmlns:cx8="http://schemas.microsoft.com/office/drawing/2016/5/14/chartex" xmlns:mc="http://schemas.openxmlformats.org/markup-compatibility/2006" xmlns:aink="http://schemas.microsoft.com/office/drawing/2016/ink" xmlns:am3d="http://schemas.microsoft.com/office/drawing/2017/model3d" xmlns:o="urn:schemas-microsoft-com:office:office" xmlns:oel="http://schemas.microsoft.com/office/2019/extlst" xmlns:r="http://schemas.openxmlformats.org/officeDocument/2006/relationships" xmlns:m="http://schemas.openxmlformats.org/officeDocument/2006/math" xmlns:v="urn:schemas-microsoft-com:vml" xmlns:wp14="http://schemas.microsoft.com/office/word/2010/wordprocessingDrawing" xmlns:wp="http://schemas.openxmlformats.org/drawingml/2006/wordprocessingDrawing" xmlns:w10="urn:schemas-microsoft-com:office:word" xmlns:w="http://schemas.openxmlformats.org/wordprocessingml/2006/main" xmlns:w14="http://schemas.microsoft.com/office/word/2010/wordml" xmlns:w15="http://schemas.microsoft.com/office/word/2012/wordml" xmlns:w16cex="http://schemas.microsoft.com/office/word/2018/wordml/cex" xmlns:w16cid="http://schemas.microsoft.com/office/word/2016/wordml/cid" xmlns:w16="http://schemas.microsoft.com/office/word/2018/wordml" xmlns:w16sdtdh="http://schemas.microsoft.com/office/word/2020/wordml/sdtdatahash" xmlns:w16se="http://schemas.microsoft.com/office/word/2015/wordml/symex" xmlns:wpg="http://schemas.microsoft.com/office/word/2010/wordprocessingGroup" xmlns:wpi="http://schemas.microsoft.com/office/word/2010/wordprocessingInk" xmlns:wne="http://schemas.microsoft.com/office/word/2006/wordml" xmlns:wps="http://schemas.microsoft.com/office/word/2010/wordprocessingShape" mc:Ignorable="w14 w15 w16se w16cid w16 w16cex w16sdtdh wp14">
+<w:ftr xmlns:wpc="http://schemas.microsoft.com/office/word/2010/wordprocessingCanvas" xmlns:cx="http://schemas.microsoft.com/office/drawing/2014/chartex" xmlns:cx1="http://schemas.microsoft.com/office/drawing/2015/9/8/chartex" xmlns:cx2="http://schemas.microsoft.com/office/drawing/2015/10/21/chartex" xmlns:cx3="http://schemas.microsoft.com/office/drawing/2016/5/9/chartex" xmlns:cx4="http://schemas.microsoft.com/office/drawing/2016/5/10/chartex" xmlns:cx5="http://schemas.microsoft.com/office/drawing/2016/5/11/chartex" xmlns:cx6="http://schemas.microsoft.com/office/drawing/2016/5/12/chartex" xmlns:cx7="http://schemas.microsoft.com/office/drawing/2016/5/13/chartex" xmlns:cx8="http://schemas.microsoft.com/office/drawing/2016/5/14/chartex" xmlns:mc="http://schemas.openxmlformats.org/markup-compatibility/2006" xmlns:aink="http://schemas.microsoft.com/office/drawing/2016/ink" xmlns:am3d="http://schemas.microsoft.com/office/drawing/2017/model3d" xmlns:o="urn:schemas-microsoft-com:office:office" xmlns:oel="http://schemas.microsoft.com/office/2019/extlst" xmlns:r="http://schemas.openxmlformats.org/officeDocument/2006/relationships" xmlns:m="http://schemas.openxmlformats.org/officeDocument/2006/math" xmlns:v="urn:schemas-microsoft-com:vml" xmlns:wp14="http://schemas.microsoft.com/office/word/2010/wordprocessingDrawing" xmlns:wp="http://schemas.openxmlformats.org/drawingml/2006/wordprocessingDrawing" xmlns:w10="urn:schemas-microsoft-com:office:word" xmlns:w="http://schemas.openxmlformats.org/wordprocessingml/2006/main" xmlns:w14="http://schemas.microsoft.com/office/word/2010/wordml" xmlns:w15="http://schemas.microsoft.com/office/word/2012/wordml" xmlns:w16cex="http://schemas.microsoft.com/office/word/2018/wordml/cex" xmlns:w16cid="http://schemas.microsoft.com/office/word/2016/wordml/cid" xmlns:w16="http://schemas.microsoft.com/office/word/2018/wordml" xmlns:w16du="http://schemas.microsoft.com/office/word/2023/wordml/word16du" xmlns:w16sdtdh="http://schemas.microsoft.com/office/word/2020/wordml/sdtdatahash" xmlns:w16sdtfl="http://schemas.microsoft.com/office/word/2024/wordml/sdtformatlock" xmlns:w16se="http://schemas.microsoft.com/office/word/2015/wordml/symex" xmlns:wpg="http://schemas.microsoft.com/office/word/2010/wordprocessingGroup" xmlns:wpi="http://schemas.microsoft.com/office/word/2010/wordprocessingInk" xmlns:wne="http://schemas.microsoft.com/office/word/2006/wordml" xmlns:wps="http://schemas.microsoft.com/office/word/2010/wordprocessingShape" mc:Ignorable="w14 w15 w16se w16cid w16 w16cex w16sdtdh w16sdtfl w16du wp14">
   <w:p>
     <w:pPr>
       <w:pStyle w:val="Footer"/>
@@ -1866,7 +1840,7 @@
 </file>
 
 <file path=word/footnotes.xml><?xml version="1.0" encoding="utf-8"?>
-<w:footnotes xmlns:wpc="http://schemas.microsoft.com/office/word/2010/wordprocessingCanvas" xmlns:cx="http://schemas.microsoft.com/office/drawing/2014/chartex" xmlns:cx1="http://schemas.microsoft.com/office/drawing/2015/9/8/chartex" xmlns:cx2="http://schemas.microsoft.com/office/drawing/2015/10/21/chartex" xmlns:cx3="http://schemas.microsoft.com/office/drawing/2016/5/9/chartex" xmlns:cx4="http://schemas.microsoft.com/office/drawing/2016/5/10/chartex" xmlns:cx5="http://schemas.microsoft.com/office/drawing/2016/5/11/chartex" xmlns:cx6="http://schemas.microsoft.com/office/drawing/2016/5/12/chartex" xmlns:cx7="http://schemas.microsoft.com/office/drawing/2016/5/13/chartex" xmlns:cx8="http://schemas.microsoft.com/office/drawing/2016/5/14/chartex" xmlns:mc="http://schemas.openxmlformats.org/markup-compatibility/2006" xmlns:aink="http://schemas.microsoft.com/office/drawing/2016/ink" xmlns:am3d="http://schemas.microsoft.com/office/drawing/2017/model3d" xmlns:o="urn:schemas-microsoft-com:office:office" xmlns:oel="http://schemas.microsoft.com/office/2019/extlst" xmlns:r="http://schemas.openxmlformats.org/officeDocument/2006/relationships" xmlns:m="http://schemas.openxmlformats.org/officeDocument/2006/math" xmlns:v="urn:schemas-microsoft-com:vml" xmlns:wp14="http://schemas.microsoft.com/office/word/2010/wordprocessingDrawing" xmlns:wp="http://schemas.openxmlformats.org/drawingml/2006/wordprocessingDrawing" xmlns:w10="urn:schemas-microsoft-com:office:word" xmlns:w="http://schemas.openxmlformats.org/wordprocessingml/2006/main" xmlns:w14="http://schemas.microsoft.com/office/word/2010/wordml" xmlns:w15="http://schemas.microsoft.com/office/word/2012/wordml" xmlns:w16cex="http://schemas.microsoft.com/office/word/2018/wordml/cex" xmlns:w16cid="http://schemas.microsoft.com/office/word/2016/wordml/cid" xmlns:w16="http://schemas.microsoft.com/office/word/2018/wordml" xmlns:w16sdtdh="http://schemas.microsoft.com/office/word/2020/wordml/sdtdatahash" xmlns:w16se="http://schemas.microsoft.com/office/word/2015/wordml/symex" xmlns:wpg="http://schemas.microsoft.com/office/word/2010/wordprocessingGroup" xmlns:wpi="http://schemas.microsoft.com/office/word/2010/wordprocessingInk" xmlns:wne="http://schemas.microsoft.com/office/word/2006/wordml" xmlns:wps="http://schemas.microsoft.com/office/word/2010/wordprocessingShape" mc:Ignorable="w14 w15 w16se w16cid w16 w16cex w16sdtdh wp14">
+<w:footnotes xmlns:wpc="http://schemas.microsoft.com/office/word/2010/wordprocessingCanvas" xmlns:cx="http://schemas.microsoft.com/office/drawing/2014/chartex" xmlns:cx1="http://schemas.microsoft.com/office/drawing/2015/9/8/chartex" xmlns:cx2="http://schemas.microsoft.com/office/drawing/2015/10/21/chartex" xmlns:cx3="http://schemas.microsoft.com/office/drawing/2016/5/9/chartex" xmlns:cx4="http://schemas.microsoft.com/office/drawing/2016/5/10/chartex" xmlns:cx5="http://schemas.microsoft.com/office/drawing/2016/5/11/chartex" xmlns:cx6="http://schemas.microsoft.com/office/drawing/2016/5/12/chartex" xmlns:cx7="http://schemas.microsoft.com/office/drawing/2016/5/13/chartex" xmlns:cx8="http://schemas.microsoft.com/office/drawing/2016/5/14/chartex" xmlns:mc="http://schemas.openxmlformats.org/markup-compatibility/2006" xmlns:aink="http://schemas.microsoft.com/office/drawing/2016/ink" xmlns:am3d="http://schemas.microsoft.com/office/drawing/2017/model3d" xmlns:o="urn:schemas-microsoft-com:office:office" xmlns:oel="http://schemas.microsoft.com/office/2019/extlst" xmlns:r="http://schemas.openxmlformats.org/officeDocument/2006/relationships" xmlns:m="http://schemas.openxmlformats.org/officeDocument/2006/math" xmlns:v="urn:schemas-microsoft-com:vml" xmlns:wp14="http://schemas.microsoft.com/office/word/2010/wordprocessingDrawing" xmlns:wp="http://schemas.openxmlformats.org/drawingml/2006/wordprocessingDrawing" xmlns:w10="urn:schemas-microsoft-com:office:word" xmlns:w="http://schemas.openxmlformats.org/wordprocessingml/2006/main" xmlns:w14="http://schemas.microsoft.com/office/word/2010/wordml" xmlns:w15="http://schemas.microsoft.com/office/word/2012/wordml" xmlns:w16cex="http://schemas.microsoft.com/office/word/2018/wordml/cex" xmlns:w16cid="http://schemas.microsoft.com/office/word/2016/wordml/cid" xmlns:w16="http://schemas.microsoft.com/office/word/2018/wordml" xmlns:w16du="http://schemas.microsoft.com/office/word/2023/wordml/word16du" xmlns:w16sdtdh="http://schemas.microsoft.com/office/word/2020/wordml/sdtdatahash" xmlns:w16sdtfl="http://schemas.microsoft.com/office/word/2024/wordml/sdtformatlock" xmlns:w16se="http://schemas.microsoft.com/office/word/2015/wordml/symex" xmlns:wpg="http://schemas.microsoft.com/office/word/2010/wordprocessingGroup" xmlns:wpi="http://schemas.microsoft.com/office/word/2010/wordprocessingInk" xmlns:wne="http://schemas.microsoft.com/office/word/2006/wordml" xmlns:wps="http://schemas.microsoft.com/office/word/2010/wordprocessingShape" mc:Ignorable="w14 w15 w16se w16cid w16 w16cex w16sdtdh w16sdtfl w16du wp14">
   <w:footnote w:type="separator" w:id="-1">
     <w:p>
       <w:pPr>
@@ -1891,7 +1865,7 @@
 </file>
 
 <file path=word/header1.xml><?xml version="1.0" encoding="utf-8"?>
-<w:hdr xmlns:wpc="http://schemas.microsoft.com/office/word/2010/wordprocessingCanvas" xmlns:cx="http://schemas.microsoft.com/office/drawing/2014/chartex" xmlns:cx1="http://schemas.microsoft.com/office/drawing/2015/9/8/chartex" xmlns:cx2="http://schemas.microsoft.com/office/drawing/2015/10/21/chartex" xmlns:cx3="http://schemas.microsoft.com/office/drawing/2016/5/9/chartex" xmlns:cx4="http://schemas.microsoft.com/office/drawing/2016/5/10/chartex" xmlns:cx5="http://schemas.microsoft.com/office/drawing/2016/5/11/chartex" xmlns:cx6="http://schemas.microsoft.com/office/drawing/2016/5/12/chartex" xmlns:cx7="http://schemas.microsoft.com/office/drawing/2016/5/13/chartex" xmlns:cx8="http://schemas.microsoft.com/office/drawing/2016/5/14/chartex" xmlns:mc="http://schemas.openxmlformats.org/markup-compatibility/2006" xmlns:aink="http://schemas.microsoft.com/office/drawing/2016/ink" xmlns:am3d="http://schemas.microsoft.com/office/drawing/2017/model3d" xmlns:o="urn:schemas-microsoft-com:office:office" xmlns:oel="http://schemas.microsoft.com/office/2019/extlst" xmlns:r="http://schemas.openxmlformats.org/officeDocument/2006/relationships" xmlns:m="http://schemas.openxmlformats.org/officeDocument/2006/math" xmlns:v="urn:schemas-microsoft-com:vml" xmlns:wp14="http://schemas.microsoft.com/office/word/2010/wordprocessingDrawing" xmlns:wp="http://schemas.openxmlformats.org/drawingml/2006/wordprocessingDrawing" xmlns:w10="urn:schemas-microsoft-com:office:word" xmlns:w="http://schemas.openxmlformats.org/wordprocessingml/2006/main" xmlns:w14="http://schemas.microsoft.com/office/word/2010/wordml" xmlns:w15="http://schemas.microsoft.com/office/word/2012/wordml" xmlns:w16cex="http://schemas.microsoft.com/office/word/2018/wordml/cex" xmlns:w16cid="http://schemas.microsoft.com/office/word/2016/wordml/cid" xmlns:w16="http://schemas.microsoft.com/office/word/2018/wordml" xmlns:w16sdtdh="http://schemas.microsoft.com/office/word/2020/wordml/sdtdatahash" xmlns:w16se="http://schemas.microsoft.com/office/word/2015/wordml/symex" xmlns:wpg="http://schemas.microsoft.com/office/word/2010/wordprocessingGroup" xmlns:wpi="http://schemas.microsoft.com/office/word/2010/wordprocessingInk" xmlns:wne="http://schemas.microsoft.com/office/word/2006/wordml" xmlns:wps="http://schemas.microsoft.com/office/word/2010/wordprocessingShape" mc:Ignorable="w14 w15 w16se w16cid w16 w16cex w16sdtdh wp14">
+<w:hdr xmlns:wpc="http://schemas.microsoft.com/office/word/2010/wordprocessingCanvas" xmlns:cx="http://schemas.microsoft.com/office/drawing/2014/chartex" xmlns:cx1="http://schemas.microsoft.com/office/drawing/2015/9/8/chartex" xmlns:cx2="http://schemas.microsoft.com/office/drawing/2015/10/21/chartex" xmlns:cx3="http://schemas.microsoft.com/office/drawing/2016/5/9/chartex" xmlns:cx4="http://schemas.microsoft.com/office/drawing/2016/5/10/chartex" xmlns:cx5="http://schemas.microsoft.com/office/drawing/2016/5/11/chartex" xmlns:cx6="http://schemas.microsoft.com/office/drawing/2016/5/12/chartex" xmlns:cx7="http://schemas.microsoft.com/office/drawing/2016/5/13/chartex" xmlns:cx8="http://schemas.microsoft.com/office/drawing/2016/5/14/chartex" xmlns:mc="http://schemas.openxmlformats.org/markup-compatibility/2006" xmlns:aink="http://schemas.microsoft.com/office/drawing/2016/ink" xmlns:am3d="http://schemas.microsoft.com/office/drawing/2017/model3d" xmlns:o="urn:schemas-microsoft-com:office:office" xmlns:oel="http://schemas.microsoft.com/office/2019/extlst" xmlns:r="http://schemas.openxmlformats.org/officeDocument/2006/relationships" xmlns:m="http://schemas.openxmlformats.org/officeDocument/2006/math" xmlns:v="urn:schemas-microsoft-com:vml" xmlns:wp14="http://schemas.microsoft.com/office/word/2010/wordprocessingDrawing" xmlns:wp="http://schemas.openxmlformats.org/drawingml/2006/wordprocessingDrawing" xmlns:w10="urn:schemas-microsoft-com:office:word" xmlns:w="http://schemas.openxmlformats.org/wordprocessingml/2006/main" xmlns:w14="http://schemas.microsoft.com/office/word/2010/wordml" xmlns:w15="http://schemas.microsoft.com/office/word/2012/wordml" xmlns:w16cex="http://schemas.microsoft.com/office/word/2018/wordml/cex" xmlns:w16cid="http://schemas.microsoft.com/office/word/2016/wordml/cid" xmlns:w16="http://schemas.microsoft.com/office/word/2018/wordml" xmlns:w16du="http://schemas.microsoft.com/office/word/2023/wordml/word16du" xmlns:w16sdtdh="http://schemas.microsoft.com/office/word/2020/wordml/sdtdatahash" xmlns:w16sdtfl="http://schemas.microsoft.com/office/word/2024/wordml/sdtformatlock" xmlns:w16se="http://schemas.microsoft.com/office/word/2015/wordml/symex" xmlns:wpg="http://schemas.microsoft.com/office/word/2010/wordprocessingGroup" xmlns:wpi="http://schemas.microsoft.com/office/word/2010/wordprocessingInk" xmlns:wne="http://schemas.microsoft.com/office/word/2006/wordml" xmlns:wps="http://schemas.microsoft.com/office/word/2010/wordprocessingShape" mc:Ignorable="w14 w15 w16se w16cid w16 w16cex w16sdtdh w16sdtfl w16du wp14">
   <w:p>
     <w:pPr>
       <w:pStyle w:val="Header"/>
@@ -1901,7 +1875,7 @@
 </file>
 
 <file path=word/header2.xml><?xml version="1.0" encoding="utf-8"?>
-<w:hdr xmlns:wpc="http://schemas.microsoft.com/office/word/2010/wordprocessingCanvas" xmlns:cx="http://schemas.microsoft.com/office/drawing/2014/chartex" xmlns:cx1="http://schemas.microsoft.com/office/drawing/2015/9/8/chartex" xmlns:cx2="http://schemas.microsoft.com/office/drawing/2015/10/21/chartex" xmlns:cx3="http://schemas.microsoft.com/office/drawing/2016/5/9/chartex" xmlns:cx4="http://schemas.microsoft.com/office/drawing/2016/5/10/chartex" xmlns:cx5="http://schemas.microsoft.com/office/drawing/2016/5/11/chartex" xmlns:cx6="http://schemas.microsoft.com/office/drawing/2016/5/12/chartex" xmlns:cx7="http://schemas.microsoft.com/office/drawing/2016/5/13/chartex" xmlns:cx8="http://schemas.microsoft.com/office/drawing/2016/5/14/chartex" xmlns:mc="http://schemas.openxmlformats.org/markup-compatibility/2006" xmlns:aink="http://schemas.microsoft.com/office/drawing/2016/ink" xmlns:am3d="http://schemas.microsoft.com/office/drawing/2017/model3d" xmlns:o="urn:schemas-microsoft-com:office:office" xmlns:oel="http://schemas.microsoft.com/office/2019/extlst" xmlns:r="http://schemas.openxmlformats.org/officeDocument/2006/relationships" xmlns:m="http://schemas.openxmlformats.org/officeDocument/2006/math" xmlns:v="urn:schemas-microsoft-com:vml" xmlns:wp14="http://schemas.microsoft.com/office/word/2010/wordprocessingDrawing" xmlns:wp="http://schemas.openxmlformats.org/drawingml/2006/wordprocessingDrawing" xmlns:w10="urn:schemas-microsoft-com:office:word" xmlns:w="http://schemas.openxmlformats.org/wordprocessingml/2006/main" xmlns:w14="http://schemas.microsoft.com/office/word/2010/wordml" xmlns:w15="http://schemas.microsoft.com/office/word/2012/wordml" xmlns:w16cex="http://schemas.microsoft.com/office/word/2018/wordml/cex" xmlns:w16cid="http://schemas.microsoft.com/office/word/2016/wordml/cid" xmlns:w16="http://schemas.microsoft.com/office/word/2018/wordml" xmlns:w16sdtdh="http://schemas.microsoft.com/office/word/2020/wordml/sdtdatahash" xmlns:w16se="http://schemas.microsoft.com/office/word/2015/wordml/symex" xmlns:wpg="http://schemas.microsoft.com/office/word/2010/wordprocessingGroup" xmlns:wpi="http://schemas.microsoft.com/office/word/2010/wordprocessingInk" xmlns:wne="http://schemas.microsoft.com/office/word/2006/wordml" xmlns:wps="http://schemas.microsoft.com/office/word/2010/wordprocessingShape" mc:Ignorable="w14 w15 w16se w16cid w16 w16cex w16sdtdh wp14">
+<w:hdr xmlns:wpc="http://schemas.microsoft.com/office/word/2010/wordprocessingCanvas" xmlns:cx="http://schemas.microsoft.com/office/drawing/2014/chartex" xmlns:cx1="http://schemas.microsoft.com/office/drawing/2015/9/8/chartex" xmlns:cx2="http://schemas.microsoft.com/office/drawing/2015/10/21/chartex" xmlns:cx3="http://schemas.microsoft.com/office/drawing/2016/5/9/chartex" xmlns:cx4="http://schemas.microsoft.com/office/drawing/2016/5/10/chartex" xmlns:cx5="http://schemas.microsoft.com/office/drawing/2016/5/11/chartex" xmlns:cx6="http://schemas.microsoft.com/office/drawing/2016/5/12/chartex" xmlns:cx7="http://schemas.microsoft.com/office/drawing/2016/5/13/chartex" xmlns:cx8="http://schemas.microsoft.com/office/drawing/2016/5/14/chartex" xmlns:mc="http://schemas.openxmlformats.org/markup-compatibility/2006" xmlns:aink="http://schemas.microsoft.com/office/drawing/2016/ink" xmlns:am3d="http://schemas.microsoft.com/office/drawing/2017/model3d" xmlns:o="urn:schemas-microsoft-com:office:office" xmlns:oel="http://schemas.microsoft.com/office/2019/extlst" xmlns:r="http://schemas.openxmlformats.org/officeDocument/2006/relationships" xmlns:m="http://schemas.openxmlformats.org/officeDocument/2006/math" xmlns:v="urn:schemas-microsoft-com:vml" xmlns:wp14="http://schemas.microsoft.com/office/word/2010/wordprocessingDrawing" xmlns:wp="http://schemas.openxmlformats.org/drawingml/2006/wordprocessingDrawing" xmlns:w10="urn:schemas-microsoft-com:office:word" xmlns:w="http://schemas.openxmlformats.org/wordprocessingml/2006/main" xmlns:w14="http://schemas.microsoft.com/office/word/2010/wordml" xmlns:w15="http://schemas.microsoft.com/office/word/2012/wordml" xmlns:w16cex="http://schemas.microsoft.com/office/word/2018/wordml/cex" xmlns:w16cid="http://schemas.microsoft.com/office/word/2016/wordml/cid" xmlns:w16="http://schemas.microsoft.com/office/word/2018/wordml" xmlns:w16du="http://schemas.microsoft.com/office/word/2023/wordml/word16du" xmlns:w16sdtdh="http://schemas.microsoft.com/office/word/2020/wordml/sdtdatahash" xmlns:w16sdtfl="http://schemas.microsoft.com/office/word/2024/wordml/sdtformatlock" xmlns:w16se="http://schemas.microsoft.com/office/word/2015/wordml/symex" xmlns:wpg="http://schemas.microsoft.com/office/word/2010/wordprocessingGroup" xmlns:wpi="http://schemas.microsoft.com/office/word/2010/wordprocessingInk" xmlns:wne="http://schemas.microsoft.com/office/word/2006/wordml" xmlns:wps="http://schemas.microsoft.com/office/word/2010/wordprocessingShape" mc:Ignorable="w14 w15 w16se w16cid w16 w16cex w16sdtdh w16sdtfl w16du wp14">
   <w:p>
     <w:pPr>
       <w:pStyle w:val="Header"/>
@@ -1912,7 +1886,7 @@
 </file>
 
 <file path=word/header3.xml><?xml version="1.0" encoding="utf-8"?>
-<w:hdr xmlns:wpc="http://schemas.microsoft.com/office/word/2010/wordprocessingCanvas" xmlns:cx="http://schemas.microsoft.com/office/drawing/2014/chartex" xmlns:cx1="http://schemas.microsoft.com/office/drawing/2015/9/8/chartex" xmlns:cx2="http://schemas.microsoft.com/office/drawing/2015/10/21/chartex" xmlns:cx3="http://schemas.microsoft.com/office/drawing/2016/5/9/chartex" xmlns:cx4="http://schemas.microsoft.com/office/drawing/2016/5/10/chartex" xmlns:cx5="http://schemas.microsoft.com/office/drawing/2016/5/11/chartex" xmlns:cx6="http://schemas.microsoft.com/office/drawing/2016/5/12/chartex" xmlns:cx7="http://schemas.microsoft.com/office/drawing/2016/5/13/chartex" xmlns:cx8="http://schemas.microsoft.com/office/drawing/2016/5/14/chartex" xmlns:mc="http://schemas.openxmlformats.org/markup-compatibility/2006" xmlns:aink="http://schemas.microsoft.com/office/drawing/2016/ink" xmlns:am3d="http://schemas.microsoft.com/office/drawing/2017/model3d" xmlns:o="urn:schemas-microsoft-com:office:office" xmlns:oel="http://schemas.microsoft.com/office/2019/extlst" xmlns:r="http://schemas.openxmlformats.org/officeDocument/2006/relationships" xmlns:m="http://schemas.openxmlformats.org/officeDocument/2006/math" xmlns:v="urn:schemas-microsoft-com:vml" xmlns:wp14="http://schemas.microsoft.com/office/word/2010/wordprocessingDrawing" xmlns:wp="http://schemas.openxmlformats.org/drawingml/2006/wordprocessingDrawing" xmlns:w10="urn:schemas-microsoft-com:office:word" xmlns:w="http://schemas.openxmlformats.org/wordprocessingml/2006/main" xmlns:w14="http://schemas.microsoft.com/office/word/2010/wordml" xmlns:w15="http://schemas.microsoft.com/office/word/2012/wordml" xmlns:w16cex="http://schemas.microsoft.com/office/word/2018/wordml/cex" xmlns:w16cid="http://schemas.microsoft.com/office/word/2016/wordml/cid" xmlns:w16="http://schemas.microsoft.com/office/word/2018/wordml" xmlns:w16sdtdh="http://schemas.microsoft.com/office/word/2020/wordml/sdtdatahash" xmlns:w16se="http://schemas.microsoft.com/office/word/2015/wordml/symex" xmlns:wpg="http://schemas.microsoft.com/office/word/2010/wordprocessingGroup" xmlns:wpi="http://schemas.microsoft.com/office/word/2010/wordprocessingInk" xmlns:wne="http://schemas.microsoft.com/office/word/2006/wordml" xmlns:wps="http://schemas.microsoft.com/office/word/2010/wordprocessingShape" mc:Ignorable="w14 w15 w16se w16cid w16 w16cex w16sdtdh wp14">
+<w:hdr xmlns:wpc="http://schemas.microsoft.com/office/word/2010/wordprocessingCanvas" xmlns:cx="http://schemas.microsoft.com/office/drawing/2014/chartex" xmlns:cx1="http://schemas.microsoft.com/office/drawing/2015/9/8/chartex" xmlns:cx2="http://schemas.microsoft.com/office/drawing/2015/10/21/chartex" xmlns:cx3="http://schemas.microsoft.com/office/drawing/2016/5/9/chartex" xmlns:cx4="http://schemas.microsoft.com/office/drawing/2016/5/10/chartex" xmlns:cx5="http://schemas.microsoft.com/office/drawing/2016/5/11/chartex" xmlns:cx6="http://schemas.microsoft.com/office/drawing/2016/5/12/chartex" xmlns:cx7="http://schemas.microsoft.com/office/drawing/2016/5/13/chartex" xmlns:cx8="http://schemas.microsoft.com/office/drawing/2016/5/14/chartex" xmlns:mc="http://schemas.openxmlformats.org/markup-compatibility/2006" xmlns:aink="http://schemas.microsoft.com/office/drawing/2016/ink" xmlns:am3d="http://schemas.microsoft.com/office/drawing/2017/model3d" xmlns:o="urn:schemas-microsoft-com:office:office" xmlns:oel="http://schemas.microsoft.com/office/2019/extlst" xmlns:r="http://schemas.openxmlformats.org/officeDocument/2006/relationships" xmlns:m="http://schemas.openxmlformats.org/officeDocument/2006/math" xmlns:v="urn:schemas-microsoft-com:vml" xmlns:wp14="http://schemas.microsoft.com/office/word/2010/wordprocessingDrawing" xmlns:wp="http://schemas.openxmlformats.org/drawingml/2006/wordprocessingDrawing" xmlns:w10="urn:schemas-microsoft-com:office:word" xmlns:w="http://schemas.openxmlformats.org/wordprocessingml/2006/main" xmlns:w14="http://schemas.microsoft.com/office/word/2010/wordml" xmlns:w15="http://schemas.microsoft.com/office/word/2012/wordml" xmlns:w16cex="http://schemas.microsoft.com/office/word/2018/wordml/cex" xmlns:w16cid="http://schemas.microsoft.com/office/word/2016/wordml/cid" xmlns:w16="http://schemas.microsoft.com/office/word/2018/wordml" xmlns:w16du="http://schemas.microsoft.com/office/word/2023/wordml/word16du" xmlns:w16sdtdh="http://schemas.microsoft.com/office/word/2020/wordml/sdtdatahash" xmlns:w16sdtfl="http://schemas.microsoft.com/office/word/2024/wordml/sdtformatlock" xmlns:w16se="http://schemas.microsoft.com/office/word/2015/wordml/symex" xmlns:wpg="http://schemas.microsoft.com/office/word/2010/wordprocessingGroup" xmlns:wpi="http://schemas.microsoft.com/office/word/2010/wordprocessingInk" xmlns:wne="http://schemas.microsoft.com/office/word/2006/wordml" xmlns:wps="http://schemas.microsoft.com/office/word/2010/wordprocessingShape" mc:Ignorable="w14 w15 w16se w16cid w16 w16cex w16sdtdh w16sdtfl w16du wp14">
   <w:p>
     <w:pPr>
       <w:pStyle w:val="Header"/>
@@ -1921,7 +1895,7 @@
     <w:r>
       <w:tab/>
       <w:tab/>
-      <w:t>2026-06-17</w:t>
+      <w:t>2026-06-18</w:t>
       <w:br/>
       <w:br/>
     </w:r>
@@ -1938,7 +1912,7 @@
 </file>
 
 <file path=word/numbering.xml><?xml version="1.0" encoding="utf-8"?>
-<w:numbering xmlns:wpc="http://schemas.microsoft.com/office/word/2010/wordprocessingCanvas" xmlns:cx="http://schemas.microsoft.com/office/drawing/2014/chartex" xmlns:cx1="http://schemas.microsoft.com/office/drawing/2015/9/8/chartex" xmlns:cx2="http://schemas.microsoft.com/office/drawing/2015/10/21/chartex" xmlns:cx3="http://schemas.microsoft.com/office/drawing/2016/5/9/chartex" xmlns:cx4="http://schemas.microsoft.com/office/drawing/2016/5/10/chartex" xmlns:cx5="http://schemas.microsoft.com/office/drawing/2016/5/11/chartex" xmlns:cx6="http://schemas.microsoft.com/office/drawing/2016/5/12/chartex" xmlns:cx7="http://schemas.microsoft.com/office/drawing/2016/5/13/chartex" xmlns:cx8="http://schemas.microsoft.com/office/drawing/2016/5/14/chartex" xmlns:mc="http://schemas.openxmlformats.org/markup-compatibility/2006" xmlns:aink="http://schemas.microsoft.com/office/drawing/2016/ink" xmlns:am3d="http://schemas.microsoft.com/office/drawing/2017/model3d" xmlns:o="urn:schemas-microsoft-com:office:office" xmlns:oel="http://schemas.microsoft.com/office/2019/extlst" xmlns:r="http://schemas.openxmlformats.org/officeDocument/2006/relationships" xmlns:m="http://schemas.openxmlformats.org/officeDocument/2006/math" xmlns:v="urn:schemas-microsoft-com:vml" xmlns:wp14="http://schemas.microsoft.com/office/word/2010/wordprocessingDrawing" xmlns:wp="http://schemas.openxmlformats.org/drawingml/2006/wordprocessingDrawing" xmlns:w10="urn:schemas-microsoft-com:office:word" xmlns:w="http://schemas.openxmlformats.org/wordprocessingml/2006/main" xmlns:w14="http://schemas.microsoft.com/office/word/2010/wordml" xmlns:w15="http://schemas.microsoft.com/office/word/2012/wordml" xmlns:w16cex="http://schemas.microsoft.com/office/word/2018/wordml/cex" xmlns:w16cid="http://schemas.microsoft.com/office/word/2016/wordml/cid" xmlns:w16="http://schemas.microsoft.com/office/word/2018/wordml" xmlns:w16sdtdh="http://schemas.microsoft.com/office/word/2020/wordml/sdtdatahash" xmlns:w16se="http://schemas.microsoft.com/office/word/2015/wordml/symex" xmlns:wpg="http://schemas.microsoft.com/office/word/2010/wordprocessingGroup" xmlns:wpi="http://schemas.microsoft.com/office/word/2010/wordprocessingInk" xmlns:wne="http://schemas.microsoft.com/office/word/2006/wordml" xmlns:wps="http://schemas.microsoft.com/office/word/2010/wordprocessingShape" mc:Ignorable="w14 w15 w16se w16cid w16 w16cex w16sdtdh wp14">
+<w:numbering xmlns:wpc="http://schemas.microsoft.com/office/word/2010/wordprocessingCanvas" xmlns:cx="http://schemas.microsoft.com/office/drawing/2014/chartex" xmlns:cx1="http://schemas.microsoft.com/office/drawing/2015/9/8/chartex" xmlns:cx2="http://schemas.microsoft.com/office/drawing/2015/10/21/chartex" xmlns:cx3="http://schemas.microsoft.com/office/drawing/2016/5/9/chartex" xmlns:cx4="http://schemas.microsoft.com/office/drawing/2016/5/10/chartex" xmlns:cx5="http://schemas.microsoft.com/office/drawing/2016/5/11/chartex" xmlns:cx6="http://schemas.microsoft.com/office/drawing/2016/5/12/chartex" xmlns:cx7="http://schemas.microsoft.com/office/drawing/2016/5/13/chartex" xmlns:cx8="http://schemas.microsoft.com/office/drawing/2016/5/14/chartex" xmlns:mc="http://schemas.openxmlformats.org/markup-compatibility/2006" xmlns:aink="http://schemas.microsoft.com/office/drawing/2016/ink" xmlns:am3d="http://schemas.microsoft.com/office/drawing/2017/model3d" xmlns:o="urn:schemas-microsoft-com:office:office" xmlns:oel="http://schemas.microsoft.com/office/2019/extlst" xmlns:r="http://schemas.openxmlformats.org/officeDocument/2006/relationships" xmlns:m="http://schemas.openxmlformats.org/officeDocument/2006/math" xmlns:v="urn:schemas-microsoft-com:vml" xmlns:wp14="http://schemas.microsoft.com/office/word/2010/wordprocessingDrawing" xmlns:wp="http://schemas.openxmlformats.org/drawingml/2006/wordprocessingDrawing" xmlns:w10="urn:schemas-microsoft-com:office:word" xmlns:w="http://schemas.openxmlformats.org/wordprocessingml/2006/main" xmlns:w14="http://schemas.microsoft.com/office/word/2010/wordml" xmlns:w15="http://schemas.microsoft.com/office/word/2012/wordml" xmlns:w16cex="http://schemas.microsoft.com/office/word/2018/wordml/cex" xmlns:w16cid="http://schemas.microsoft.com/office/word/2016/wordml/cid" xmlns:w16="http://schemas.microsoft.com/office/word/2018/wordml" xmlns:w16du="http://schemas.microsoft.com/office/word/2023/wordml/word16du" xmlns:w16sdtdh="http://schemas.microsoft.com/office/word/2020/wordml/sdtdatahash" xmlns:w16sdtfl="http://schemas.microsoft.com/office/word/2024/wordml/sdtformatlock" xmlns:w16se="http://schemas.microsoft.com/office/word/2015/wordml/symex" xmlns:wpg="http://schemas.microsoft.com/office/word/2010/wordprocessingGroup" xmlns:wpi="http://schemas.microsoft.com/office/word/2010/wordprocessingInk" xmlns:wne="http://schemas.microsoft.com/office/word/2006/wordml" xmlns:wps="http://schemas.microsoft.com/office/word/2010/wordprocessingShape" mc:Ignorable="w14 w15 w16se w16cid w16 w16cex w16sdtdh w16sdtfl w16du wp14">
   <w:abstractNum w:abstractNumId="0" w15:restartNumberingAfterBreak="0">
     <w:nsid w:val="FFFFFF7C"/>
     <w:multiLevelType w:val="singleLevel"/>
@@ -2141,7 +2115,7 @@
 </file>
 
 <file path=word/styles.xml><?xml version="1.0" encoding="utf-8"?>
-<w:styles xmlns:mc="http://schemas.openxmlformats.org/markup-compatibility/2006" xmlns:r="http://schemas.openxmlformats.org/officeDocument/2006/relationships" xmlns:w="http://schemas.openxmlformats.org/wordprocessingml/2006/main" xmlns:w14="http://schemas.microsoft.com/office/word/2010/wordml" xmlns:w15="http://schemas.microsoft.com/office/word/2012/wordml" xmlns:w16cex="http://schemas.microsoft.com/office/word/2018/wordml/cex" xmlns:w16cid="http://schemas.microsoft.com/office/word/2016/wordml/cid" xmlns:w16="http://schemas.microsoft.com/office/word/2018/wordml" xmlns:w16sdtdh="http://schemas.microsoft.com/office/word/2020/wordml/sdtdatahash" xmlns:w16se="http://schemas.microsoft.com/office/word/2015/wordml/symex" mc:Ignorable="w14 w15 w16se w16cid w16 w16cex w16sdtdh">
+<w:styles xmlns:mc="http://schemas.openxmlformats.org/markup-compatibility/2006" xmlns:r="http://schemas.openxmlformats.org/officeDocument/2006/relationships" xmlns:w="http://schemas.openxmlformats.org/wordprocessingml/2006/main" xmlns:w14="http://schemas.microsoft.com/office/word/2010/wordml" xmlns:w15="http://schemas.microsoft.com/office/word/2012/wordml" xmlns:w16cex="http://schemas.microsoft.com/office/word/2018/wordml/cex" xmlns:w16cid="http://schemas.microsoft.com/office/word/2016/wordml/cid" xmlns:w16="http://schemas.microsoft.com/office/word/2018/wordml" xmlns:w16du="http://schemas.microsoft.com/office/word/2023/wordml/word16du" xmlns:w16sdtdh="http://schemas.microsoft.com/office/word/2020/wordml/sdtdatahash" xmlns:w16sdtfl="http://schemas.microsoft.com/office/word/2024/wordml/sdtformatlock" xmlns:w16se="http://schemas.microsoft.com/office/word/2015/wordml/symex" mc:Ignorable="w14 w15 w16se w16cid w16 w16cex w16sdtdh w16sdtfl w16du">
   <w:docDefaults>
     <w:rPrDefault>
       <w:rPr>
@@ -2899,7 +2873,7 @@
     <w:link w:val="TitleChar"/>
     <w:uiPriority w:val="10"/>
     <w:qFormat/>
-    <w:rsid w:val="007106C8"/>
+    <w:rsid w:val="00E854FA"/>
     <w:pPr>
       <w:spacing w:after="300" w:line="240" w:lineRule="auto"/>
       <w:contextualSpacing/>
@@ -2909,7 +2883,7 @@
       <w:rFonts w:eastAsiaTheme="majorEastAsia" w:cstheme="majorBidi"/>
       <w:spacing w:val="5"/>
       <w:kern w:val="28"/>
-      <w:sz w:val="52"/>
+      <w:sz w:val="40"/>
       <w:szCs w:val="52"/>
       <w:lang w:val="sv-SE" w:eastAsia="en-US" w:bidi="ar-SA"/>
     </w:rPr>
@@ -2919,12 +2893,12 @@
     <w:basedOn w:val="DefaultParagraphFont"/>
     <w:link w:val="Title"/>
     <w:uiPriority w:val="10"/>
-    <w:rsid w:val="007106C8"/>
+    <w:rsid w:val="00E854FA"/>
     <w:rPr>
       <w:rFonts w:ascii="Times New Roman" w:eastAsiaTheme="majorEastAsia" w:hAnsi="Times New Roman" w:cstheme="majorBidi"/>
       <w:spacing w:val="5"/>
       <w:kern w:val="28"/>
-      <w:sz w:val="52"/>
+      <w:sz w:val="40"/>
       <w:szCs w:val="52"/>
       <w:lang w:val="sv-SE" w:eastAsia="en-US" w:bidi="ar-SA"/>
     </w:rPr>

--- a/klagomål/A 6244-2026 FSC-klagomål.docx
+++ b/klagomål/A 6244-2026 FSC-klagomål.docx
@@ -1895,7 +1895,7 @@
     <w:r>
       <w:tab/>
       <w:tab/>
-      <w:t>2026-06-18</w:t>
+      <w:t>2026-06-19</w:t>
       <w:br/>
       <w:br/>
     </w:r>

--- a/klagomål/A 6244-2026 FSC-klagomål.docx
+++ b/klagomål/A 6244-2026 FSC-klagomål.docx
@@ -1895,7 +1895,7 @@
     <w:r>
       <w:tab/>
       <w:tab/>
-      <w:t>2026-06-19</w:t>
+      <w:t>2026-06-20</w:t>
       <w:br/>
       <w:br/>
     </w:r>

--- a/klagomål/A 6244-2026 FSC-klagomål.docx
+++ b/klagomål/A 6244-2026 FSC-klagomål.docx
@@ -168,38 +168,7 @@
     </w:p>
     <w:p>
       <w:r>
-        <w:t>Detta dokument behandlar höga naturvärden i avverkningsanmälan A 6244-2026 i Krokoms kommun som inkom 2026-02-02 och omfattar 18,5 ha.</w:t>
-      </w:r>
-    </w:p>
-    <w:p>
-      <w:r>
-        <w:t>Nedan presenteras fynd av naturvårdsarter och fridlysta arter som gjorts i det avverkningsanmälda området, samt relevanta utdrag ur standarderna för FSC, Chain of Custody, Controlled Wood och PEFC. I BILAGA 1 finns artfakta om fridlysta och rödlistade arter.</w:t>
-      </w:r>
-    </w:p>
-    <w:p>
-      <w:r>
-        <w:t>Vi förväntar oss att ni återkommer med ett skriftligt svar på vårt klagomål och även beskriver vilka korrigerande åtgärder ni satt in för att rätta till identifierade brister i er efterlevnad av den svenska FSC standarden.</w:t>
-      </w:r>
-    </w:p>
-    <w:p>
-      <w:pPr>
-        <w:pStyle w:val="Heading1"/>
-      </w:pPr>
-      <w:r>
-        <w:t>Naturvårdsarter</w:t>
-      </w:r>
-    </w:p>
-    <w:p>
-      <w:r>
-        <w:t>I och inom 12 meter från avverkningsanmälan har följande 22 naturvårdsarter hittats: garnlav (VU, T), norsk näverlav (VU), doftskinn (NT, T), gammelgransskål (NT, T), kavernularia (NT), kötticka (NT), liten svartspik (NT), lunglav (NT, T), rödbrun blekspik (NT, T), skrovellav (NT, T), talltita (NT, §4), tretåig hackspett (NT, T, §4), vitgrynig nållav (NT), barkkornlav (S, T), gulnål (S, T), korallblylav (S, T), luddlav (S, T), rostfläck (S, T), stuplav (S, T), trådticka (S, T), spillkråka (T, §4) och tallbit (T, §4). Av dessa är 13 rödlistade. För rödlistade arter har rödlistekategorin angivits inom parentes. Arter som är signalarter enligt Skogsstyrelsen har markerats med (S). Typiska arter inom Natura 2000 som är kopplade till skogsekosystem har markerats med (T). För fridlysta arter anges även paragrafen i Artskyddsförordningen som arten är fridlyst enligt.</w:t>
-      </w:r>
-    </w:p>
-    <w:p>
-      <w:r>
-        <w:t>De påträffade naturvårdsarterna är ett tydligt kvitto på att det rör sig om en skog med höga naturvärden.</w:t>
-      </w:r>
-      <w:r>
-        <w:t xml:space="preserve"> I Figur 1 visas fyndplatser för naturvårdsarter i området, som finns registrerade på Artportalen.</w:t>
+        <w:t>Detta klagomål behandlar höga naturvärden i avverkningsanmälan A 6244-2026 i Krokoms kommun som inkom 2026-02-02 och omfattar 18,5 ha.</w:t>
       </w:r>
     </w:p>
     <w:p>
@@ -247,7 +216,618 @@
         <w:spacing w:after="240"/>
       </w:pPr>
       <w:r>
-        <w:t>Figur 1. Fyndplatser för naturvårdsarter i och inom 12 meter från avverkningsanmälan (röd linje). Markörer utan svart kant är placerade på fyndplatsen. Markörer med svart kant är placerade vid sidan av fyndplatsen och har ett svart streck som visar fyndplatsens exakta position. Kartans mittpunktskoordinat är N 7056819, E 419149 i SWEREF 99 TM.</w:t>
+        <w:t>Figur 1. Fyndplatser för naturvårdsarter i och inom 12 meter från avverkningsanmälan. Markörer utan svart kant är placerade på fyndplatsen. Markörer med svart kant är placerade vid sidan av fyndplatsen har ett svart streck som visar fyndplatsens exakta position. Kartans mittpunktskoordinat är N 7056819, E 419149 i SWEREF 99 TM.</w:t>
+      </w:r>
+    </w:p>
+    <w:p>
+      <w:r>
+        <w:t>I och inom 12 meter från avverkningsanmälan finns fynd av 22 naturvårdsarter, varav 13 är rödlistade, 4 är fridlysta, 16 är typiska (T) och 7 är signalarter (S): garnlav (VU, T), norsk näverlav (VU), doftskinn (NT, T), gammelgransskål (NT, T), kavernularia (NT), kötticka (NT), liten svartspik (NT), lunglav (NT, T), rödbrun blekspik (NT, T), skrovellav (NT, T), talltita (NT, §4), tretåig hackspett (NT, T, §4), vitgrynig nållav (NT), barkkornlav (S, T), gulnål (S, T), korallblylav (S, T), luddlav (S, T), rostfläck (S, T), stuplav (S, T), trådticka (S, T), spillkråka (T, §4) och tallbit (T, §4). Se Figur 1.</w:t>
+      </w:r>
+    </w:p>
+    <w:p>
+      <w:r>
+        <w:t>Nedan presenteras relevanta utdrag ur standarderna för FSC, Chain of Custody, Controlled Wood och PEFC.</w:t>
+      </w:r>
+    </w:p>
+    <w:p>
+      <w:r>
+        <w:t>Vi förväntar oss att ni återkommer med ett skriftligt svar på vårt klagomål och även beskriver vilka korrigerande åtgärder ni satt in för att rätta till identifierade brister i er efterlevnad av den svenska FSC standarden.</w:t>
+      </w:r>
+    </w:p>
+    <w:p>
+      <w:pPr>
+        <w:pStyle w:val="Heading1"/>
+      </w:pPr>
+      <w:r>
+        <w:t>Naturvårdsarter och fridlysta arter</w:t>
+      </w:r>
+    </w:p>
+    <w:p>
+      <w:r>
+        <w:t>Nedan följer beskrivningar av de naturvårdsarter och fridlysta arter som har sina livsmiljöer och växtplatser i den avverkningsanmälda skogen. Se även ytterligare artfakta i BILAGA 1. De påträffade naturvårdsarterna är ett tydligt kvitto på att det rör sig om en skog med höga naturvärden.</w:t>
+      </w:r>
+    </w:p>
+    <w:p>
+      <w:r>
+        <w:rPr>
+          <w:b/>
+        </w:rPr>
+        <w:t>Garnlav (VU)</w:t>
+      </w:r>
+      <w:r>
+        <w:t xml:space="preserve"> är en utpräglad barrskogsart som ibland kan drapera träden i norrländska grannaturskogar med hög luftfuktighet. Den förekommer även i talldominerade bestånd där den, förutom i trädens grenverk, påträffas hängande över ojämnheter i tallbarken. Arten har minskat starkt i södra och mellersta Sverige och den minskar även i sitt nordliga utbredningsområde. Minskningstakten uppgår till 30 (20–50) % inom 50 år och överstiger gränsvärdet för Sårbar (VU). Orsaken till tillbakagången beror främst på slutavverkningar av naturskogsartade skogar. Bestånd med riklig förekomst bör regelmässigt sparas, vilket även gynnar flera andra sällsynta och rödlistade arter. Garnlav är värdväxt för den mycket sällsynta och akut hotade fjärilen barrskogslavfly (CR) som hör hemma i boreala barrskogar med riklig förekomst av värdväxten. Tidigare kunde arten konstateras årligen på flera platser vid Dala-Floda i Dalarna innan lokalerna kalavverkades. Senaste fyndet i landet av barrskogslavfly är från år 2000 då den påträffades vid Högberget i Sollefteå kommun. Garnlav är typisk art för </w:t>
+      </w:r>
+      <w:r>
+        <w:rPr>
+          <w:i/>
+        </w:rPr>
+        <w:t xml:space="preserve">9010 Taiga </w:t>
+      </w:r>
+      <w:r>
+        <w:t>och</w:t>
+      </w:r>
+      <w:r>
+        <w:rPr>
+          <w:i/>
+        </w:rPr>
+        <w:t xml:space="preserve"> 9070 Trädklädd betesmark</w:t>
+      </w:r>
+      <w:r>
+        <w:t xml:space="preserve"> (SLU Artdatabanken, 2026).</w:t>
+      </w:r>
+    </w:p>
+    <w:p>
+      <w:r>
+        <w:rPr>
+          <w:b/>
+        </w:rPr>
+        <w:t>Norsk näverlav (VU)</w:t>
+      </w:r>
+      <w:r>
+        <w:t>, rödlistad som sårbar, är en suboceanisk art och påträffas bara i områden med hög och jämn luftfuktighet. Den växer i fuktiga granskogar, främst på stammar eller grenar av äldre björkar och granar. Arten är placerad i toppen av Skogsstyrelsens värdepyramid för bedömning av skog med höga naturvärden och försvinner eller missgynnas starkt vid all form av avverkning på eller i anslutning till lokalerna. Norsk näverlav har en hög andel av sin världspopulation i Norge och Sverige vilket medför ett särskilt ansvar för arten (Nitare &amp; Skogsstyrelsen, 2019; SLU Artdatabanken, 2024).</w:t>
+      </w:r>
+    </w:p>
+    <w:p>
+      <w:r>
+        <w:rPr>
+          <w:b/>
+        </w:rPr>
+        <w:t>Doftskinn (NT)</w:t>
+      </w:r>
+      <w:r>
+        <w:t xml:space="preserve">, rödlistad som nära hotad, är en mycket bra signalart för boreal granskog och indikerar ett gran-skogsekosystem med lång kontinuitet av grova lågor. Arten är placerad i toppen av Skogsstyrelsens värdepyramid för bedömning av skog med höga naturvärden och har klassats som en “urskogsindikator”, då den förekommer med ett tydligt optimum i helt eller nästan helt orörda skogar. Doftskinn är typisk art för </w:t>
+      </w:r>
+      <w:r>
+        <w:rPr>
+          <w:i/>
+        </w:rPr>
+        <w:t xml:space="preserve">9010 Taiga </w:t>
+      </w:r>
+      <w:r>
+        <w:t>(SLU Artdatabanken, 2025; Nitare &amp; Skogsstyrelsen, 2019).</w:t>
+      </w:r>
+    </w:p>
+    <w:p>
+      <w:r>
+        <w:rPr>
+          <w:b/>
+        </w:rPr>
+        <w:t>Gammelgransskål (NT)</w:t>
+      </w:r>
+      <w:r>
+        <w:t xml:space="preserve"> är en liten skålsvamp som växer på gamla granar med skrovlig bark. Typiska växtplatser är gransumpskog i myrkanter, bäckdråg, bäckraviner och skuggiga bergssluttningar, men också skog på torrare mark kan hysa arten om beståndet har stark naturskogskaraktär. Bestånd med arten bör behandlas som nyckelbiotoper och sparas vid en slutavverkning. Även gallring bör undvikas. Gammelgransskål är typisk art för </w:t>
+      </w:r>
+      <w:r>
+        <w:rPr>
+          <w:i/>
+        </w:rPr>
+        <w:t>9010 Taiga</w:t>
+      </w:r>
+      <w:r>
+        <w:t xml:space="preserve"> (SLU Artdatabanken, 2024; Nitare &amp; Skogsstyrelsen, 2019).</w:t>
+      </w:r>
+    </w:p>
+    <w:p>
+      <w:r>
+        <w:rPr>
+          <w:b/>
+        </w:rPr>
+        <w:t>Kavernularia (NT)</w:t>
+      </w:r>
+      <w:r>
+        <w:t xml:space="preserve"> är en rikligt förgrenad bladlav, som på den svarta undersidan har rikligt med karaktäristiska små håligheter, s. k. cavernulae. Den växer på de nedre tunna grenarna av gran i halvöppna gamla granskogar i områden av Jämtland och Åsele Lappmark med ett suboceaniskt klimat. Avverkning av kontinuitetsskogar med hög och jämn luftfuktighet är ett hot. Flera områden med kavernularia måste skyddas (SLU Artdatabanken, 2024).</w:t>
+      </w:r>
+    </w:p>
+    <w:p>
+      <w:r>
+        <w:rPr>
+          <w:b/>
+        </w:rPr>
+        <w:t>Kötticka (NT)</w:t>
+      </w:r>
+      <w:r>
+        <w:t xml:space="preserve"> är granens kötticka och har klassificerats som ”gammelskogsindikator”, då den förekommer med ett tydligt optimum i äldre barrskogar, främst fuktiga granskogar. Den har högst signalvärde söder om den naturliga norrlandsgränsen </w:t>
+      </w:r>
+      <w:r>
+        <w:rPr>
+          <w:i/>
+        </w:rPr>
+        <w:t>limes norrlandicus</w:t>
+      </w:r>
+      <w:r>
+        <w:t>, men signalerar vanligtvis höga naturvärden även i Norrland. Arten är knuten till miljöer med konstant luftfuktighet och känslig för uttorkning som en avverkning kan medföra. Den totala populationen bedöms därför ha minskat under de senaste 30 åren och fortsätter att minska i takt med att grankontinuitetsskogar (skogar som inte kalavverkats) minskar i areal, samtidigt som att lämpliga miljöer inte återskapas i samma takt (SLU Artdatabanken, 2024; Nitare &amp; Skogsstyrelsen, 2019).</w:t>
+      </w:r>
+    </w:p>
+    <w:p>
+      <w:r>
+        <w:rPr>
+          <w:b/>
+        </w:rPr>
+        <w:t>Liten svartspik (NT)</w:t>
+      </w:r>
+      <w:r>
+        <w:t xml:space="preserve"> växer på granbark i boreala barrskogar med lång trädkontinuitet och hög luftfuktighet. Orsaken till tillbakagången beror på främst på slutavverkningar av naturskogsartade granskogar. Bestånd med riklig förekomst av liten svartspik bör regelmässigt sparas. Naturhänsyn i samband med slutavverkning måste ske så att man undviker uttorkningseffekter (SLU Artdatabanken, 2024).</w:t>
+      </w:r>
+    </w:p>
+    <w:p>
+      <w:r>
+        <w:rPr>
+          <w:b/>
+        </w:rPr>
+        <w:t>Lunglav (NT)</w:t>
+      </w:r>
+      <w:r>
+        <w:t xml:space="preserve"> är en av vårt lands främsta signalarter som överallt indikerar gamla lövträd, skogsbestånd med höga naturvärden och ekosystem med långskoglig kontinuitet. Lokalt kan förekomsten vara mycket riklig men den hittas nästan enbart i gamla och ej slutavverkade skogar. Artens samtliga förekomster bör uppmärksammas från naturvårdssynpunkt, då många lokaler även hyser andra ovanliga och rödlistade arter. Rikliga förekomster bör skyddas med biotopskydd, frivilliga avsättningar eller reservat. På lunglav kan de sällsynta lavparasiterna lunglavshårprick (CR), </w:t>
+      </w:r>
+      <w:r>
+        <w:rPr>
+          <w:i/>
+        </w:rPr>
+        <w:t>Abrothallus diederichii</w:t>
+      </w:r>
+      <w:r>
+        <w:t xml:space="preserve"> (VU), </w:t>
+      </w:r>
+      <w:r>
+        <w:rPr>
+          <w:i/>
+        </w:rPr>
+        <w:t>Abrothallus lobariae</w:t>
+      </w:r>
+      <w:r>
+        <w:t xml:space="preserve"> (VU), </w:t>
+      </w:r>
+      <w:r>
+        <w:rPr>
+          <w:i/>
+        </w:rPr>
+        <w:t>Calycina lobariae</w:t>
+      </w:r>
+      <w:r>
+        <w:t xml:space="preserve"> (VU), lunglavsknapp (VU) och skrovelmössing (VU) påträffas. Lunglav är typisk art för </w:t>
+      </w:r>
+      <w:r>
+        <w:rPr>
+          <w:i/>
+        </w:rPr>
+        <w:t>9010 Taiga, 9020 Nordlig ädellövskog, 9110 Näringsfattig bokskog, 9130 Näringsrik bokskog, 9160 Näringsrik ekskog, 9180 Ädellövskog i branter, 9190 Näringsfattig ekskog, 9070 Trädklädd betesmark, 9040 Fjällbjörkskog</w:t>
+      </w:r>
+      <w:r>
+        <w:t xml:space="preserve"> och</w:t>
+      </w:r>
+      <w:r>
+        <w:rPr>
+          <w:i/>
+        </w:rPr>
+        <w:t xml:space="preserve"> 6530 Lövängar</w:t>
+      </w:r>
+      <w:r>
+        <w:t xml:space="preserve"> (SLU Artdatabanken, 2026; Nitare &amp; Skogsstyrelsen, 2019).</w:t>
+      </w:r>
+    </w:p>
+    <w:p>
+      <w:r>
+        <w:rPr>
+          <w:b/>
+        </w:rPr>
+        <w:t>Rödbrun blekspik (NT)</w:t>
+      </w:r>
+      <w:r>
+        <w:t xml:space="preserve"> växer i norra Sverige på bark och ved av björk och gran i skogar med hög och jämn luftfuktighet. I södra Sverige växer den främst på ek i öppna åldriga lövskogar. I norra delen av sitt utbredningsområde hotas arten av slutavverkningar av gamla granskogar. I den södra delen av landet hotas den genom de åldriga lövskogarnas tillbakagång och särskilt ekhagarnas igenväxning och genom plantering av sådan mark med barrskog. Rödbrun blekspik är typisk art för </w:t>
+      </w:r>
+      <w:r>
+        <w:rPr>
+          <w:i/>
+        </w:rPr>
+        <w:t xml:space="preserve">9010 Taiga, 9020 Nordlig ädellövskog, 9070 Trädklädd betesmark, 9160 Näringsrik ekskog </w:t>
+      </w:r>
+      <w:r>
+        <w:t xml:space="preserve">och </w:t>
+      </w:r>
+      <w:r>
+        <w:rPr>
+          <w:i/>
+        </w:rPr>
+        <w:t>9180 Ädellövskog i branter</w:t>
+      </w:r>
+      <w:r>
+        <w:t xml:space="preserve"> och signalerar alltid höga naturvärden (SLU Artdatabanken, 2024; Nitare &amp; Skogsstyrelsen, 2019).</w:t>
+      </w:r>
+    </w:p>
+    <w:p>
+      <w:r>
+        <w:rPr>
+          <w:b/>
+        </w:rPr>
+        <w:t>Skrovellav (NT)</w:t>
+      </w:r>
+      <w:r>
+        <w:t xml:space="preserve"> växer på gamla lövträd och på klippor i gamla skogar med hög och jämn luftfuktighet. Slutavverkning av kontinuitetsskog utgör det största hotet och lavens fortsatta förekomst bör säkerställas genom att lokaler med äldre skog skyddas. I områden med mycket hög luftfuktighet kan man på bålen av skrovellav finna de sällsynta parasitsvamparna skrovellavsknapp (EN), </w:t>
+      </w:r>
+      <w:r>
+        <w:rPr>
+          <w:i/>
+        </w:rPr>
+        <w:t>Catillaria lobariicola</w:t>
+      </w:r>
+      <w:r>
+        <w:t xml:space="preserve"> (VU) och </w:t>
+      </w:r>
+      <w:r>
+        <w:rPr>
+          <w:i/>
+        </w:rPr>
+        <w:t>Merismatium lobariae</w:t>
+      </w:r>
+      <w:r>
+        <w:t xml:space="preserve"> (DD). Skrovellav är typisk art för </w:t>
+      </w:r>
+      <w:r>
+        <w:rPr>
+          <w:i/>
+        </w:rPr>
+        <w:t xml:space="preserve">9010 Taiga, 9020 Nordlig ädellövskog, 9040 Fjällbjörkskog, 9070 Trädklädd betesmark, 9160 Näringsrik ekskog, 9180 Ädellövskog i branter, 9190 Näringsfattig ekskog, 8210 Kalkbranter </w:t>
+      </w:r>
+      <w:r>
+        <w:t xml:space="preserve">och </w:t>
+      </w:r>
+      <w:r>
+        <w:rPr>
+          <w:i/>
+        </w:rPr>
+        <w:t>6530 Lövängar</w:t>
+      </w:r>
+      <w:r>
+        <w:t xml:space="preserve"> (SLU Artdatabanken, 2026; Nitare &amp; Skogsstyrelsen, 2019).</w:t>
+      </w:r>
+    </w:p>
+    <w:p>
+      <w:r>
+        <w:rPr>
+          <w:b/>
+        </w:rPr>
+        <w:t>Talltita (NT, §4)</w:t>
+      </w:r>
+      <w:r>
+        <w:t>, rödlistad som nära hotad och prioriterad art i Skogsvårdslagen, har häckningsrevir i anmälan. Arten har minskat kraftigt de senaste 30 åren och minskningstakten innevarande 10-årsperiod beräknas till 20 (10–30) %. Talltitan är synnerligen trogen sitt cirka 15 hektar stora revir och är beroende av flerskiktade olikåldriga skogar för att kunna föda upp sina ungar. Talltitan försvinner om dess livsmiljö kalavverkas (Eggers &amp; Low, 2014; Ekman, 1979; Griesser et al, 2007; Klein, 2020; Siffczyk et al, 2003; SLU Artdatabanken, 2021).</w:t>
+      </w:r>
+    </w:p>
+    <w:p>
+      <w:r>
+        <w:rPr>
+          <w:b/>
+        </w:rPr>
+        <w:t>Tretåig hackspett (NT, §4)</w:t>
+      </w:r>
+      <w:r>
+        <w:t xml:space="preserve"> är rödlistad som nära hotad och ingår i bilaga 1 i EU:s fågeldirektiv. Tretåig hackspett är för sin överlevnad beroende av kontinuerlig tillförsel av äldre döende och död ved, som sker genom naturliga självgallringsprocesser i äldre grannaturskogar och barrblandade naturskogar. Om en skog genom skogsbruk gallras eller glesas ur så upphör och uteblir i stort sett den naturliga självgallringsprocessen för mycket lång tid framöver vilket omöjliggör upprätthållandet av den kontinuerliga ekologiska funktionen i ett område. Det finns studier som visar att naturskogens självgallringsprocess som den tretåiga hackspetten är beroende av, inte kan ersättas med efterlämnad hänsyn i skogsbruket (Imbeau &amp; Desrochers, 2002). Storleken på häckningsreviret varierar med skogstypen, förekomsten av död ved och graden av fragmentering, men är i allmänhet i storleksordningen 25–100 hektar. Vintertid krävs ofta betydligt större områden och det finns studier som antyder att arten behöver minst 100 hektar äldre skog. I områden med låg bonitet kan det behövas över 200 hektar lämpligt habitat för att ett par ska kunna reproducera sig. Områden med dokumenterad permanent förekomst i naturskogsmiljöer har vanligen så stora naturvärden att skogsbruk är olämpligt. Tretåig hackspett är typisk art för </w:t>
+      </w:r>
+      <w:r>
+        <w:rPr>
+          <w:i/>
+        </w:rPr>
+        <w:t xml:space="preserve">9010 Taiga, 9740 Skogsbevuxen myr, 9030 Landhöjningsskog </w:t>
+      </w:r>
+      <w:r>
+        <w:t xml:space="preserve">och </w:t>
+      </w:r>
+      <w:r>
+        <w:rPr>
+          <w:i/>
+        </w:rPr>
+        <w:t>9040 Fjällbjörkskog</w:t>
+      </w:r>
+      <w:r>
+        <w:t xml:space="preserve"> (Skogsstyrelsen, 2016; SLU Artdatabanken, 2024).</w:t>
+      </w:r>
+    </w:p>
+    <w:p>
+      <w:r>
+        <w:rPr>
+          <w:b/>
+        </w:rPr>
+        <w:t>Vitgrynig nållav (NT)</w:t>
+      </w:r>
+      <w:r>
+        <w:t xml:space="preserve"> växer nästan uteslutande på bark av gamla, senvuxna granar i skuggiga lägen med hög och jämn luftfuktighet. Den vanligaste naturtypen för arten är kontinuitetsskogar på frisk mark men den finns också i sumpgranskogar. På lång sikt utgör avverkningar av olikåldriga granskogar av naturskogskaraktär ett allvarligt hot mot arten och skogsbruksåtgärder på eller i närheten av växtplatserna bör undvikas. Naturskogsartade, fuktiga granskogar med förekomster av arten signalerar höga biologiska värden och bör bevaras (SLU Artdatabanken, 2024; Nitare &amp; Skogsstyrelsen, 2019).</w:t>
+      </w:r>
+    </w:p>
+    <w:p>
+      <w:r>
+        <w:rPr>
+          <w:b/>
+        </w:rPr>
+        <w:t>Barkkornlav</w:t>
+      </w:r>
+      <w:r>
+        <w:t xml:space="preserve"> växer på bark av bl.a. gran, ek, al, asp, rönn, sälg och en i ädellövskogar, granskogar, barr- och lövblandskogar med hög luftfuktighet. Barkkornlav är typisk art för </w:t>
+      </w:r>
+      <w:r>
+        <w:rPr>
+          <w:i/>
+        </w:rPr>
+        <w:t>9190 Näringsfattig ekskog</w:t>
+      </w:r>
+      <w:r>
+        <w:t xml:space="preserve"> (SLU Artdatabanken, 2025).</w:t>
+      </w:r>
+    </w:p>
+    <w:p>
+      <w:r>
+        <w:rPr>
+          <w:b/>
+        </w:rPr>
+        <w:t>Gulnål</w:t>
+      </w:r>
+      <w:r>
+        <w:t xml:space="preserve"> växer mest på murknande lövträdsved och barrträdsved och förekommer i skuggiga miljöer med hög luftfuktighet. I södra Sverige är den en relativt bra signal på biotoper med höga naturvärden och följs ofta av sällsynta arter. Gulnål är typisk art för </w:t>
+      </w:r>
+      <w:r>
+        <w:rPr>
+          <w:i/>
+        </w:rPr>
+        <w:t>9110 Näringsfattig bokskog</w:t>
+      </w:r>
+      <w:r>
+        <w:t xml:space="preserve"> och</w:t>
+      </w:r>
+      <w:r>
+        <w:rPr>
+          <w:i/>
+        </w:rPr>
+        <w:t xml:space="preserve"> 9130 Näringsrik bokskog </w:t>
+      </w:r>
+      <w:r>
+        <w:t>(Nitare &amp; Skogsstyrelsen, 2019; SLU Artdatabanken, 2025).</w:t>
+      </w:r>
+    </w:p>
+    <w:p>
+      <w:r>
+        <w:rPr>
+          <w:b/>
+        </w:rPr>
+        <w:t>Korallblylav</w:t>
+      </w:r>
+      <w:r>
+        <w:t xml:space="preserve"> växer på bark av asp, ask, rönn, sälg, bok och lönn och signalerar överallt skogsbestånd med höga naturvärden och den följs nästan alltid av andra ovanliga och rödlistade arter. Den indikerar hög och jämn luftfuktighet och växer främst i områden med lång skoglig kontinuitet där det funnits ett ständigt inslag av gamla lövträd. Korallblylav är typisk art för </w:t>
+      </w:r>
+      <w:r>
+        <w:rPr>
+          <w:i/>
+        </w:rPr>
+        <w:t xml:space="preserve">9020 Nordlig ädellövskog, 9070 Trädklädd betesmark, 9160 Näringsrik ekskog, 9180 Ädellövskog i branter </w:t>
+      </w:r>
+      <w:r>
+        <w:t>och</w:t>
+      </w:r>
+      <w:r>
+        <w:rPr>
+          <w:i/>
+        </w:rPr>
+        <w:t xml:space="preserve"> 9190 Näringsfattig ekskog</w:t>
+      </w:r>
+      <w:r>
+        <w:t xml:space="preserve"> (SLU Artdatabanken, 2024; Nitare &amp; Skogsstyrelsen, 2019).</w:t>
+      </w:r>
+    </w:p>
+    <w:p>
+      <w:r>
+        <w:rPr>
+          <w:b/>
+        </w:rPr>
+        <w:t>Luddlav</w:t>
+      </w:r>
+      <w:r>
+        <w:t xml:space="preserve"> signalerar lång skoglig kontinuitet med ett stabilt lokal- och mikroklimat med hög och jämn fuktighet. Luddlav är typisk art för </w:t>
+      </w:r>
+      <w:r>
+        <w:rPr>
+          <w:i/>
+        </w:rPr>
+        <w:t>9010 Taiga,</w:t>
+      </w:r>
+      <w:r>
+        <w:t xml:space="preserve"> </w:t>
+      </w:r>
+      <w:r>
+        <w:rPr>
+          <w:i/>
+        </w:rPr>
+        <w:t xml:space="preserve">9020 Nordlig ädellövskog, 9070 Trädklädd betesmark, 9110 Näringsfattig bokskog, 9180 Ädellövskog i branter </w:t>
+      </w:r>
+      <w:r>
+        <w:t>och</w:t>
+      </w:r>
+      <w:r>
+        <w:rPr>
+          <w:i/>
+        </w:rPr>
+        <w:t xml:space="preserve"> 9190 Näringsfattig ekskog </w:t>
+      </w:r>
+      <w:r>
+        <w:t>(Nitare &amp; Skogsstyrelsen, 2019; SLU Artdatabanken, 2025).</w:t>
+      </w:r>
+    </w:p>
+    <w:p>
+      <w:r>
+        <w:rPr>
+          <w:b/>
+        </w:rPr>
+        <w:t xml:space="preserve">Rostfläck </w:t>
+      </w:r>
+      <w:r>
+        <w:t xml:space="preserve">signalerar framför allt höga naturvärden i östra Sverige samt norr om den naturliga norrlandsgränsen. Arten indikerar här skogsmiljöer som under lång tid haft ett konstant fuktigt mikroklimat. Rika förekomster i Norrland visar sannolikt på bestånd med långvarig kontinuitet av gamla träd. När laven påträffas i alkärr signalerar den höga naturvärden inom hela sitt utbredningsområde. Rostfläck är typisk art för </w:t>
+      </w:r>
+      <w:r>
+        <w:rPr>
+          <w:i/>
+        </w:rPr>
+        <w:t xml:space="preserve">9190 Näringsfattig ekskog </w:t>
+      </w:r>
+      <w:r>
+        <w:t>(Nitare &amp; Skogsstyrelsen, 2019; SLU Artdatabanken, 2025).</w:t>
+      </w:r>
+    </w:p>
+    <w:p>
+      <w:r>
+        <w:rPr>
+          <w:b/>
+        </w:rPr>
+        <w:t>Stuplav</w:t>
+      </w:r>
+      <w:r>
+        <w:t xml:space="preserve"> är en mycket bra signalart i hela sitt utbredningsområde och förekommer nästan enbart i skogsmiljöer med höga naturvärden. Den indikerar långvarig förekomst av gamla lövträd och miljöer med konstant hög luftfuktighet. I skogar med suboceaniskt klimat finns det en mycket sällsynt parasit, njurlavsknapp </w:t>
+      </w:r>
+      <w:r>
+        <w:rPr>
+          <w:i/>
+        </w:rPr>
+        <w:t>Pletocarpon nephromeum</w:t>
+      </w:r>
+      <w:r>
+        <w:t xml:space="preserve"> (EN), som växer på stuplav. Ytterligare tre sällsynta lavparasiter, </w:t>
+      </w:r>
+      <w:r>
+        <w:rPr>
+          <w:i/>
+        </w:rPr>
+        <w:t>Protounguicularia nephromatis</w:t>
+      </w:r>
+      <w:r>
+        <w:t xml:space="preserve"> (VU), </w:t>
+      </w:r>
+      <w:r>
+        <w:rPr>
+          <w:i/>
+        </w:rPr>
+        <w:t>Refractohilum galligenum</w:t>
+      </w:r>
+      <w:r>
+        <w:t xml:space="preserve"> (NT) och </w:t>
+      </w:r>
+      <w:r>
+        <w:rPr>
+          <w:i/>
+        </w:rPr>
+        <w:t>Roselliniella nephromatis</w:t>
+      </w:r>
+      <w:r>
+        <w:t xml:space="preserve"> (DD), kan också påträffas på stuplav. Stuplav är typisk art för </w:t>
+      </w:r>
+      <w:r>
+        <w:rPr>
+          <w:i/>
+        </w:rPr>
+        <w:t>9010 Taiga</w:t>
+      </w:r>
+      <w:r>
+        <w:t xml:space="preserve"> (SLU Artdatabanken, 2026; Nitare &amp; Skogsstyrelsen, 2019).</w:t>
+      </w:r>
+    </w:p>
+    <w:p>
+      <w:r>
+        <w:rPr>
+          <w:b/>
+        </w:rPr>
+        <w:t xml:space="preserve">Trådticka </w:t>
+      </w:r>
+      <w:r>
+        <w:t xml:space="preserve">är knuten till grova granar i rikare ofta fuktiga miljöer. Den återfinns på både levande och döda träd samt stubbar och nyligen fallna träd. Karaktärsart för äldre fuktiga granskogsbiotoper, och i stor mängd är den en bra signalart för miljöer med andra rödlistade arter. Trådticka är typisk art för </w:t>
+      </w:r>
+      <w:r>
+        <w:rPr>
+          <w:i/>
+        </w:rPr>
+        <w:t xml:space="preserve">9010 Taiga </w:t>
+      </w:r>
+      <w:r>
+        <w:t xml:space="preserve">och </w:t>
+      </w:r>
+      <w:r>
+        <w:rPr>
+          <w:i/>
+        </w:rPr>
+        <w:t xml:space="preserve">9050 Näringsrik granskog </w:t>
+      </w:r>
+      <w:r>
+        <w:t>(SLU Artdatabanken, 2025).</w:t>
+      </w:r>
+    </w:p>
+    <w:p>
+      <w:r>
+        <w:rPr>
+          <w:b/>
+        </w:rPr>
+        <w:t>Spillkråka (§4)</w:t>
+      </w:r>
+      <w:r>
+        <w:t xml:space="preserve"> omfattas av bilaga 1 i EU:s fågeldirektiv och är typisk art för </w:t>
+      </w:r>
+      <w:r>
+        <w:rPr>
+          <w:i/>
+        </w:rPr>
+        <w:t xml:space="preserve">9010 Taiga </w:t>
+      </w:r>
+      <w:r>
+        <w:t>och</w:t>
+      </w:r>
+      <w:r>
+        <w:rPr>
+          <w:i/>
+        </w:rPr>
+        <w:t xml:space="preserve"> 9740 Skogsbevuxen myr</w:t>
+      </w:r>
+      <w:r>
+        <w:t>. Den behöver grova träd, främst tall, asp och bok som boträd. Skogsbruk med korta omloppstider och täta, homogena ungskogar utgör det största hotet. Spillkråka är en nyckelart i skogliga miljöer vars övergivna bohål utnyttjas av flera andra hålhäckande fågelarter och fladdermöss, däribland pärluggla (EN, §4), knipa (§4), salskrake (§4) och skogsduva (§4). Hökuggla (VU, §4) och slaguggla (§4) häckar ofta i högstubbar som brutits av i höjd med ett gammalt spillkråkebo (SLU Artdatabanken, 2026; Skogsstyrelsen, 2016).</w:t>
+      </w:r>
+    </w:p>
+    <w:p>
+      <w:r>
+        <w:rPr>
+          <w:b/>
+        </w:rPr>
+        <w:t>Tallbit (§4)</w:t>
+      </w:r>
+      <w:r>
+        <w:t xml:space="preserve"> ställer höga krav på sin livsmiljö och permanent förekomst av häckande tallbit finns huvudsakligen i gammal grandominerad barrblandskog av naturskogskaraktär. Reviren är relativt stora (12–75 hektar) och arten saknas i områden med storskaligt skogsbruk med hög andel stora hyggen och täta ungskogar. Områden med dokumenterad permanent förekomst har vanligtvis så stora naturvärden att skogsbruk är olämpligt. Tallbit är typisk art för </w:t>
+      </w:r>
+      <w:r>
+        <w:rPr>
+          <w:i/>
+        </w:rPr>
+        <w:t>9010 Taiga</w:t>
+      </w:r>
+      <w:r>
+        <w:t xml:space="preserve"> (SLU Artdatabanken, 2026; Skogsstyrelsen, 2016). Observationer av tallbit i naturskog eller under häckningstid måste alltid utredas.</w:t>
+      </w:r>
+    </w:p>
+    <w:p>
+      <w:pPr>
+        <w:pStyle w:val="Heading1"/>
+      </w:pPr>
+      <w:r>
+        <w:t>Certifiering</w:t>
       </w:r>
     </w:p>
     <w:p>
@@ -255,26 +835,18 @@
         <w:pStyle w:val="Heading2"/>
       </w:pPr>
       <w:r>
-        <w:t>Fridlysta arter</w:t>
+        <w:t>Ur FSC-standarden</w:t>
       </w:r>
     </w:p>
     <w:p>
-      <w:r>
-        <w:t>Följande fridlysta arter har sina livsmiljöer och växtplatser i den avverkningsanmälda skogen: talltita (NT, §4), tretåig hackspett (NT, T, §4), spillkråka (T, §4) och tallbit (T, §4).</w:t>
-      </w:r>
-    </w:p>
-    <w:p>
-      <w:r>
-        <w:t xml:space="preserve">Observera att medlemsländerna är skyldiga att agera i enlighet med EU:s fågeldirektiv där det uttryckligen står att direktivet gäller för fåglar samt för deras ägg, bon och </w:t>
-      </w:r>
       <w:r>
         <w:rPr>
           <w:b/>
         </w:rPr>
-        <w:t xml:space="preserve">livsmiljöer </w:t>
-      </w:r>
-      <w:r>
-        <w:t>(artikel 1). Vidare att de åtgärder som vidtas inte får leda till en försämring av den nuvarande situationen beträffande bevarandet av de fågelarter som avses i artikel 1 (artikel 13). Fågeldirektivet är styrande för tillsynsansvariga myndigheters ärendehantering, ställningstaganden och beslutsfattande.</w:t>
+        <w:t xml:space="preserve">PRINCIP 1: LAGEFTERLEVNAD: </w:t>
+      </w:r>
+      <w:r>
+        <w:t>Certifikatsinnehavaren ska följa alla tillämpliga lagar, förordningar och nationellt ratificerade internationella avtal, konventioner och överenskommelser.</w:t>
       </w:r>
     </w:p>
     <w:p>
@@ -282,28 +854,89 @@
         <w:rPr>
           <w:b/>
         </w:rPr>
-        <w:t>Spillkråka (§4)</w:t>
-      </w:r>
-      <w:r>
-        <w:t xml:space="preserve"> omfattas av bilaga 1 i EU:s fågeldirektiv och är typisk art för </w:t>
+        <w:t xml:space="preserve">1.3.1 </w:t>
+      </w:r>
+      <w:r>
+        <w:t>Tillämpliga lagar och föreskrifter för brukandet av skogen följs.</w:t>
+      </w:r>
+    </w:p>
+    <w:p>
+      <w:pPr>
+        <w:pStyle w:val="ListBullet"/>
+      </w:pPr>
+      <w:r>
+        <w:rPr>
+          <w:b/>
+          <w:i/>
+        </w:rPr>
+        <w:t xml:space="preserve">Kommentar: </w:t>
+      </w:r>
+      <w:r>
+        <w:t>I den avverkningsanmälda skogen har fridlysta arter sina livsmiljöer och växtplatser. Att skada de fridlysta arternas livsmiljöer, växtplatser eller ekologiska funktion är inte tillåtet enligt artskyddsförordningen.</w:t>
       </w:r>
       <w:r>
         <w:rPr>
           <w:i/>
         </w:rPr>
-        <w:t xml:space="preserve">9010 Taiga </w:t>
-      </w:r>
-      <w:r>
-        <w:t>och</w:t>
+        <w:t xml:space="preserve"> EU:s medlemsländer och skogsbolag är skyldiga att agera i enlighet med EU:s fågeldirektiv där det uttryckligen står att direktivet gäller för fåglar samt för deras ägg, bon och </w:t>
+      </w:r>
+      <w:r>
+        <w:rPr>
+          <w:b/>
+          <w:i/>
+        </w:rPr>
+        <w:t xml:space="preserve">livsmiljöer </w:t>
+      </w:r>
+      <w:r>
+        <w:t>(artikel 1). Vidare att de åtgärder som vidtas inte får leda till en försämring av den nuvarande situationen beträffande bevarandet av de fågelarter som avses i artikel 1 (artikel 13).</w:t>
+      </w:r>
+    </w:p>
+    <w:p>
+      <w:r>
+        <w:rPr>
+          <w:b/>
+        </w:rPr>
+        <w:t xml:space="preserve">6.4 </w:t>
+      </w:r>
+      <w:r>
+        <w:t>Certifikatsinnehavaren ska skydda sällsynta arter och hotade arter samt deras livsmiljöer inom skogsbruksenheten. Det ska ske genom avsättningar, andra skyddade områden och genom att skapa konnektivitet och/eller genom andra direkta åtgärder som gynnar dessa arters överlevnad och livskraft. Åtgärderna ska stå i förhållande till brukandets skala, intensitet och risk, samt till sällsynta och hotade arters bevarandestatus och ekologiska krav. Certifikatsinnehavaren ska beakta den geografiska spridningen och ekologiska krav hos sällsynta och hotade arter utanför skogsbruksenhetens gränser när beslut om åtgärder inom skogsbruksenheten ska fattas.</w:t>
+      </w:r>
+    </w:p>
+    <w:p>
+      <w:r>
+        <w:rPr>
+          <w:b/>
+        </w:rPr>
+        <w:t xml:space="preserve">6.4.1 </w:t>
+      </w:r>
+      <w:r>
+        <w:t>Följande biotoper undantas från alla skogsbruksåtgärder, förutom åtgärder påkallade för att bevara eller främja biotopens naturliga eller hävdbetingade biologiska mångfald:</w:t>
+      </w:r>
+    </w:p>
+    <w:p>
+      <w:pPr>
+        <w:ind w:left="357"/>
+      </w:pPr>
+      <w:r>
+        <w:t>b) nyckelbiotoper enligt Skogsstyrelsens definition och metod (1995)</w:t>
+      </w:r>
+    </w:p>
+    <w:p>
+      <w:pPr>
+        <w:pStyle w:val="ListBullet"/>
+      </w:pPr>
+      <w:r>
+        <w:rPr>
+          <w:b/>
+          <w:i/>
+        </w:rPr>
+        <w:t xml:space="preserve">Kommentar: </w:t>
       </w:r>
       <w:r>
         <w:rPr>
           <w:i/>
         </w:rPr>
-        <w:t xml:space="preserve"> 9740 Skogsbevuxen myr</w:t>
-      </w:r>
-      <w:r>
-        <w:t>. Den behöver grova träd, främst tall, asp och bok som boträd. Skogsbruk med korta omloppstider och täta, homogena ungskogar utgör det största hotet. Spillkråka är en nyckelart i skogliga miljöer vars övergivna bohål utnyttjas av flera andra hålhäckande fågelarter och fladdermöss, däribland pärluggla (EN, §4), knipa (§4), salskrake (§4) och skogsduva (§4). Hökuggla (VU, §4) och slaguggla (§4) häckar ofta i högstubbar som brutits av i höjd med ett gammalt spillkråkebo (SLU Artdatabanken, 2026; Skogsstyrelsen, 2016).</w:t>
+        <w:t>I det avverkningsanmälda skogsområdet har 20 rödlistade arter och signalarter påträffats. Detta ska jämföras med Skogsstyrelsens uppföljning 2017 av nyckelbiotoper som visade att man i genomsnitt hittar 20,6 olika rödlistade arter och signalarter i en nyckelbiotop (Wijk, S. 2017. Biologisk mångfald i nyckelbiotoper – Resultat från inventeringen “Uppföljning biologisk mångfald” 2009–2015. Rapport 4/2017 Skogsstyrelsen, Jönköping).</w:t>
       </w:r>
     </w:p>
     <w:p>
@@ -311,64 +944,28 @@
         <w:rPr>
           <w:b/>
         </w:rPr>
-        <w:t>Tallbit (§4)</w:t>
-      </w:r>
-      <w:r>
-        <w:t xml:space="preserve"> ställer höga krav på sin livsmiljö och permanent förekomst av häckande tallbit finns huvudsakligen i gammal grandominerad barrblandskog av naturskogskaraktär. Reviren är relativt stora (12–75 hektar) och arten saknas i områden med storskaligt skogsbruk med hög andel stora hyggen och täta ungskogar. Områden med dokumenterad permanent förekomst har vanligtvis så stora naturvärden att skogsbruk är olämpligt. Tallbit är typisk art för </w:t>
+        <w:t xml:space="preserve">6.4.3 </w:t>
+      </w:r>
+      <w:r>
+        <w:t>Bevarandeåtgärder genomförs för de kända förekomster av rödlistade arter som påverkas av skogsbruk.</w:t>
+      </w:r>
+    </w:p>
+    <w:p>
+      <w:pPr>
+        <w:pStyle w:val="ListBullet"/>
+      </w:pPr>
+      <w:r>
+        <w:rPr>
+          <w:b/>
+          <w:i/>
+        </w:rPr>
+        <w:t xml:space="preserve">Kommentar: </w:t>
       </w:r>
       <w:r>
         <w:rPr>
           <w:i/>
         </w:rPr>
-        <w:t>9010 Taiga</w:t>
-      </w:r>
-      <w:r>
-        <w:t xml:space="preserve"> (SLU Artdatabanken, 2026; Skogsstyrelsen, 2016). Observationer av tallbit i naturskog eller under häckningstid måste alltid utredas.</w:t>
-      </w:r>
-    </w:p>
-    <w:p>
-      <w:r>
-        <w:rPr>
-          <w:b/>
-        </w:rPr>
-        <w:t>Talltita (NT, §4)</w:t>
-      </w:r>
-      <w:r>
-        <w:t>, rödlistad som nära hotad och prioriterad art i Skogsvårdslagen, har häckningsrevir i anmälan. Arten har minskat kraftigt de senaste 30 åren och minskningstakten innevarande 10-årsperiod beräknas till 20 (10–30) %. Talltitan är synnerligen trogen sitt cirka 15 hektar stora revir och är beroende av flerskiktade olikåldriga skogar för att kunna föda upp sina ungar. Talltitan försvinner om dess livsmiljö kalavverkas (Eggers &amp; Low, 2014; Ekman, 1979; Griesser et al, 2007; Klein, 2020; Siffczyk et al, 2003; SLU Artdatabanken, 2021).</w:t>
-      </w:r>
-    </w:p>
-    <w:p>
-      <w:r>
-        <w:rPr>
-          <w:b/>
-        </w:rPr>
-        <w:t>Tretåig hackspett (NT, §4)</w:t>
-      </w:r>
-      <w:r>
-        <w:t xml:space="preserve"> är rödlistad som nära hotad och ingår i bilaga 1 i EU:s fågeldirektiv. Tretåig hackspett är för sin överlevnad beroende av kontinuerlig tillförsel av äldre döende och död ved, som sker genom naturliga självgallringsprocesser i äldre grannaturskogar och barrblandade naturskogar. Om en skog genom skogsbruk gallras eller glesas ur så upphör och uteblir i stort sett den naturliga självgallringsprocessen för mycket lång tid framöver vilket omöjliggör upprätthållandet av den kontinuerliga ekologiska funktionen i ett område. Det finns studier som visar att naturskogens självgallringsprocess som den tretåiga hackspetten är beroende av, inte kan ersättas med efterlämnad hänsyn i skogsbruket (Imbeau &amp; Desrochers, 2002). Storleken på häckningsreviret varierar med skogstypen, förekomsten av död ved och graden av fragmentering, men är i allmänhet i storleksordningen 25–100 hektar. Vintertid krävs ofta betydligt större områden och det finns studier som antyder att arten behöver minst 100 hektar äldre skog. I områden med låg bonitet kan det behövas över 200 hektar lämpligt habitat för att ett par ska kunna reproducera sig. Områden med dokumenterad permanent förekomst i naturskogsmiljöer har vanligen så stora naturvärden att skogsbruk är olämpligt. Tretåig hackspett är typisk art för </w:t>
-      </w:r>
-      <w:r>
-        <w:rPr>
-          <w:i/>
-        </w:rPr>
-        <w:t xml:space="preserve">9010 Taiga, 9740 Skogsbevuxen myr, 9030 Landhöjningsskog </w:t>
-      </w:r>
-      <w:r>
-        <w:t xml:space="preserve">och </w:t>
-      </w:r>
-      <w:r>
-        <w:rPr>
-          <w:i/>
-        </w:rPr>
-        <w:t>9040 Fjällbjörkskog</w:t>
-      </w:r>
-      <w:r>
-        <w:t xml:space="preserve"> (Skogsstyrelsen, 2016; SLU Artdatabanken, 2024).</w:t>
-      </w:r>
-    </w:p>
-    <w:p>
-      <w:r>
-        <w:t>I BILAGA 1 finns mer detaljerad information om ekologi samt krav på livsmiljö hos fridlysta arter.</w:t>
+        <w:t>I det avverkningsanmälda skogsområdet har 22 naturvårdsarter varav 13 rödlistade arter sina livsmiljöer och växtplatser.</w:t>
       </w:r>
     </w:p>
     <w:p>
@@ -376,7 +973,7 @@
         <w:pStyle w:val="Heading2"/>
       </w:pPr>
       <w:r>
-        <w:t>Övriga naturvårdsarter</w:t>
+        <w:t>Ur Chain of Custody Certification (FSC-STD-40-004 ver 3.0)</w:t>
       </w:r>
     </w:p>
     <w:p>
@@ -384,485 +981,144 @@
         <w:rPr>
           <w:b/>
         </w:rPr>
-        <w:t>Barkkornlav</w:t>
-      </w:r>
-      <w:r>
-        <w:t xml:space="preserve"> växer på bark av bl.a. gran, ek, al, asp, rönn, sälg och en i ädellövskogar, granskogar, barr- och lövblandskogar med hög luftfuktighet. Barkkornlav är typisk art för </w:t>
+        <w:t xml:space="preserve">1.3 </w:t>
+      </w:r>
+      <w:r>
+        <w:t xml:space="preserve">The organization shall commit to the FSC values as defined in FSC-POL-01-004 Policy for the Association of Organizations with FSC. </w:t>
+      </w:r>
+    </w:p>
+    <w:p>
+      <w:pPr>
+        <w:pStyle w:val="Heading2"/>
+      </w:pPr>
+      <w:r>
+        <w:t>Ur FSC:s policy för associerade organisationer (FSC-POL-01-004)</w:t>
+      </w:r>
+    </w:p>
+    <w:p>
+      <w:r>
+        <w:t xml:space="preserve">Som “Chain of Custody”-certifierad organisation är skogsbolaget bunden av de fastställda reglerna i Del 1 Punkt 1 c) i Policy för organisationer associerade med FSC (FSC-POL-01-004 V2-0 EN + SVE version 2012-03-02): </w:t>
+      </w:r>
+    </w:p>
+    <w:p>
+      <w:pPr>
+        <w:pStyle w:val="ListNumber"/>
+      </w:pPr>
+      <w:r>
+        <w:t>De organisationer FSC kan acceptera association med får inte direkt eller indirekt ha några kopplingar till nedanstående, oacceptabla aktiviteter:</w:t>
+      </w:r>
+    </w:p>
+    <w:p>
+      <w:pPr>
+        <w:ind w:left="357"/>
+      </w:pPr>
+      <w:r>
+        <w:t>a) Olaglig skogsavverkning och handel med olagligt avverkat virke eller skogsprodukter</w:t>
+      </w:r>
+    </w:p>
+    <w:p>
+      <w:pPr>
+        <w:ind w:left="357"/>
+      </w:pPr>
+      <w:r>
+        <w:t>...</w:t>
+      </w:r>
+    </w:p>
+    <w:p>
+      <w:pPr>
+        <w:ind w:left="357"/>
+      </w:pPr>
+      <w:r>
+        <w:t>c) Skogsbruk som förstör höga naturvärden</w:t>
+      </w:r>
+    </w:p>
+    <w:p>
+      <w:pPr>
+        <w:ind w:left="357"/>
+      </w:pPr>
+      <w:r>
+        <w:t>d) Betydande omvandling av skog till plantager eller annan, icke skoglig, markanvändning</w:t>
+      </w:r>
+    </w:p>
+    <w:p>
+      <w:pPr>
+        <w:pStyle w:val="ListBullet"/>
+      </w:pPr>
+      <w:r>
+        <w:rPr>
+          <w:b/>
+          <w:i/>
+        </w:rPr>
+        <w:t xml:space="preserve">Kommentar: </w:t>
       </w:r>
       <w:r>
         <w:rPr>
           <w:i/>
         </w:rPr>
-        <w:t>9190 Näringsfattig ekskog</w:t>
-      </w:r>
-      <w:r>
-        <w:t xml:space="preserve"> (SLU Artdatabanken, 2025).</w:t>
+        <w:t>Avverkning av skog med höga naturvärden samt skada på fridlysta arter strider både mot FSC Controlled Wood-standarden och FSC:s policy for associerade organisationer.</w:t>
       </w:r>
     </w:p>
     <w:p>
+      <w:pPr>
+        <w:pStyle w:val="Heading2"/>
+      </w:pPr>
+      <w:r>
+        <w:t>Ur FSC Controlled Wood (FSC-STD-40-005)</w:t>
+      </w:r>
+    </w:p>
+    <w:p>
+      <w:r>
+        <w:t>Virke som inte accepteras i FSC-märkta produkter (oacceptabelt ursprung) enligt FSC Controlled Wood (FSC-STD-40-005):</w:t>
+      </w:r>
+    </w:p>
+    <w:p>
+      <w:pPr>
+        <w:pStyle w:val="ListNumber"/>
+      </w:pPr>
+      <w:r>
+        <w:t>Illegalt avverkat virke.</w:t>
+      </w:r>
+    </w:p>
+    <w:p>
+      <w:pPr>
+        <w:pStyle w:val="ListNumber"/>
+      </w:pPr>
+      <w:r>
+        <w:t>...</w:t>
+      </w:r>
+    </w:p>
+    <w:p>
+      <w:pPr>
+        <w:pStyle w:val="ListNumber"/>
+      </w:pPr>
+      <w:r>
+        <w:t>Virke från avverkningar som hotar höga naturvärden.</w:t>
+      </w:r>
+    </w:p>
+    <w:p>
+      <w:pPr>
+        <w:pStyle w:val="ListNumber"/>
+      </w:pPr>
+      <w:r>
+        <w:t>Virke från skog som konverteras till plantager eller icke-skogligt bruk.</w:t>
+      </w:r>
+    </w:p>
+    <w:p>
+      <w:pPr>
+        <w:pStyle w:val="ListBullet"/>
+      </w:pPr>
       <w:r>
         <w:rPr>
           <w:b/>
+          <w:i/>
         </w:rPr>
-        <w:t>Doftskinn (NT)</w:t>
-      </w:r>
-      <w:r>
-        <w:t xml:space="preserve">, rödlistad som nära hotad, är en mycket bra signalart för boreal granskog och indikerar ett gran-skogsekosystem med lång kontinuitet av grova lågor. Arten är placerad i toppen av Skogsstyrelsens värdepyramid för bedömning av skog med höga naturvärden och har klassats som en “urskogsindikator”, då den förekommer med ett tydligt optimum i helt eller nästan helt orörda skogar. Doftskinn är typisk art för </w:t>
+        <w:t xml:space="preserve">Kommentar: </w:t>
       </w:r>
       <w:r>
         <w:rPr>
           <w:i/>
         </w:rPr>
-        <w:t xml:space="preserve">9010 Taiga </w:t>
-      </w:r>
-      <w:r>
-        <w:t>(SLU Artdatabanken, 2025; Nitare &amp; Skogsstyrelsen, 2019).</w:t>
-      </w:r>
-    </w:p>
-    <w:p>
-      <w:r>
-        <w:rPr>
-          <w:b/>
-        </w:rPr>
-        <w:t>Gammelgransskål (NT)</w:t>
-      </w:r>
-      <w:r>
-        <w:t xml:space="preserve"> är en liten skålsvamp som växer på gamla granar med skrovlig bark. Typiska växtplatser är gransumpskog i myrkanter, bäckdråg, bäckraviner och skuggiga bergssluttningar, men också skog på torrare mark kan hysa arten om beståndet har stark naturskogskaraktär. Bestånd med arten bör behandlas som nyckelbiotoper och sparas vid en slutavverkning. Även gallring bör undvikas. Gammelgransskål är typisk art för </w:t>
-      </w:r>
-      <w:r>
-        <w:rPr>
-          <w:i/>
-        </w:rPr>
-        <w:t>9010 Taiga</w:t>
-      </w:r>
-      <w:r>
-        <w:t xml:space="preserve"> (SLU Artdatabanken, 2024; Nitare &amp; Skogsstyrelsen, 2019).</w:t>
-      </w:r>
-    </w:p>
-    <w:p>
-      <w:r>
-        <w:rPr>
-          <w:b/>
-        </w:rPr>
-        <w:t>Garnlav (VU)</w:t>
-      </w:r>
-      <w:r>
-        <w:t xml:space="preserve"> är en utpräglad barrskogsart som ibland kan drapera träden i norrländska grannaturskogar med hög luftfuktighet. Den förekommer även i talldominerade bestånd där den, förutom i trädens grenverk, påträffas hängande över ojämnheter i tallbarken. Arten har minskat starkt i södra och mellersta Sverige och den minskar även i sitt nordliga utbredningsområde. Minskningstakten uppgår till 30 (20–50) % inom 50 år och överstiger gränsvärdet för Sårbar (VU). Orsaken till tillbakagången beror främst på slutavverkningar av naturskogsartade skogar. Bestånd med riklig förekomst bör regelmässigt sparas, vilket även gynnar flera andra sällsynta och rödlistade arter. Garnlav är värdväxt för den mycket sällsynta och akut hotade fjärilen barrskogslavfly (CR) som hör hemma i boreala barrskogar med riklig förekomst av värdväxten. Tidigare kunde arten konstateras årligen på flera platser vid Dala-Floda i Dalarna innan lokalerna kalavverkades. Senaste fyndet i landet av barrskogslavfly är från år 2000 då den påträffades vid Högberget i Sollefteå kommun. Garnlav är typisk art för </w:t>
-      </w:r>
-      <w:r>
-        <w:rPr>
-          <w:i/>
-        </w:rPr>
-        <w:t xml:space="preserve">9010 Taiga </w:t>
-      </w:r>
-      <w:r>
-        <w:t>och</w:t>
-      </w:r>
-      <w:r>
-        <w:rPr>
-          <w:i/>
-        </w:rPr>
-        <w:t xml:space="preserve"> 9070 Trädklädd betesmark</w:t>
-      </w:r>
-      <w:r>
-        <w:t xml:space="preserve"> (SLU Artdatabanken, 2026).</w:t>
-      </w:r>
-    </w:p>
-    <w:p>
-      <w:r>
-        <w:rPr>
-          <w:b/>
-        </w:rPr>
-        <w:t>Gulnål</w:t>
-      </w:r>
-      <w:r>
-        <w:t xml:space="preserve"> växer mest på murknande lövträdsved och barrträdsved och förekommer i skuggiga miljöer med hög luftfuktighet. I södra Sverige är den en relativt bra signal på biotoper med höga naturvärden och följs ofta av sällsynta arter. Gulnål är typisk art för </w:t>
-      </w:r>
-      <w:r>
-        <w:rPr>
-          <w:i/>
-        </w:rPr>
-        <w:t>9110 Näringsfattig bokskog</w:t>
-      </w:r>
-      <w:r>
-        <w:t xml:space="preserve"> och</w:t>
-      </w:r>
-      <w:r>
-        <w:rPr>
-          <w:i/>
-        </w:rPr>
-        <w:t xml:space="preserve"> 9130 Näringsrik bokskog </w:t>
-      </w:r>
-      <w:r>
-        <w:t>(Nitare &amp; Skogsstyrelsen, 2019; SLU Artdatabanken, 2025).</w:t>
-      </w:r>
-    </w:p>
-    <w:p>
-      <w:r>
-        <w:rPr>
-          <w:b/>
-        </w:rPr>
-        <w:t>Kavernularia (NT)</w:t>
-      </w:r>
-      <w:r>
-        <w:t xml:space="preserve"> är en rikligt förgrenad bladlav, som på den svarta undersidan har rikligt med karaktäristiska små håligheter, s. k. cavernulae. Den växer på de nedre tunna grenarna av gran i halvöppna gamla granskogar i områden av Jämtland och Åsele Lappmark med ett suboceaniskt klimat. Avverkning av kontinuitetsskogar med hög och jämn luftfuktighet är ett hot. Flera områden med kavernularia måste skyddas (SLU Artdatabanken, 2024).</w:t>
-      </w:r>
-    </w:p>
-    <w:p>
-      <w:r>
-        <w:rPr>
-          <w:b/>
-        </w:rPr>
-        <w:t>Korallblylav</w:t>
-      </w:r>
-      <w:r>
-        <w:t xml:space="preserve"> växer på bark av asp, ask, rönn, sälg, bok och lönn och signalerar överallt skogsbestånd med höga naturvärden och den följs nästan alltid av andra ovanliga och rödlistade arter. Den indikerar hög och jämn luftfuktighet och växer främst i områden med lång skoglig kontinuitet där det funnits ett ständigt inslag av gamla lövträd. Korallblylav är typisk art för </w:t>
-      </w:r>
-      <w:r>
-        <w:rPr>
-          <w:i/>
-        </w:rPr>
-        <w:t xml:space="preserve">9020 Nordlig ädellövskog, 9070 Trädklädd betesmark, 9160 Näringsrik ekskog, 9180 Ädellövskog i branter </w:t>
-      </w:r>
-      <w:r>
-        <w:t>och</w:t>
-      </w:r>
-      <w:r>
-        <w:rPr>
-          <w:i/>
-        </w:rPr>
-        <w:t xml:space="preserve"> 9190 Näringsfattig ekskog</w:t>
-      </w:r>
-      <w:r>
-        <w:t xml:space="preserve"> (SLU Artdatabanken, 2024; Nitare &amp; Skogsstyrelsen, 2019).</w:t>
-      </w:r>
-    </w:p>
-    <w:p>
-      <w:r>
-        <w:rPr>
-          <w:b/>
-        </w:rPr>
-        <w:t>Kötticka (NT)</w:t>
-      </w:r>
-      <w:r>
-        <w:t xml:space="preserve"> är granens kötticka och har klassificerats som ”gammelskogsindikator”, då den förekommer med ett tydligt optimum i äldre barrskogar, främst fuktiga granskogar. Den har högst signalvärde söder om den naturliga norrlandsgränsen </w:t>
-      </w:r>
-      <w:r>
-        <w:rPr>
-          <w:i/>
-        </w:rPr>
-        <w:t>limes norrlandicus</w:t>
-      </w:r>
-      <w:r>
-        <w:t>, men signalerar vanligtvis höga naturvärden även i Norrland. Arten är knuten till miljöer med konstant luftfuktighet och känslig för uttorkning som en avverkning kan medföra. Den totala populationen bedöms därför ha minskat under de senaste 30 åren och fortsätter att minska i takt med att grankontinuitetsskogar (skogar som inte kalavverkats) minskar i areal, samtidigt som att lämpliga miljöer inte återskapas i samma takt (SLU Artdatabanken, 2024; Nitare &amp; Skogsstyrelsen, 2019).</w:t>
-      </w:r>
-    </w:p>
-    <w:p>
-      <w:r>
-        <w:rPr>
-          <w:b/>
-        </w:rPr>
-        <w:t>Liten svartspik (NT)</w:t>
-      </w:r>
-      <w:r>
-        <w:t xml:space="preserve"> växer på granbark i boreala barrskogar med lång trädkontinuitet och hög luftfuktighet. Orsaken till tillbakagången beror på främst på slutavverkningar av naturskogsartade granskogar. Bestånd med riklig förekomst av liten svartspik bör regelmässigt sparas. Naturhänsyn i samband med slutavverkning måste ske så att man undviker uttorkningseffekter (SLU Artdatabanken, 2024).</w:t>
-      </w:r>
-    </w:p>
-    <w:p>
-      <w:r>
-        <w:rPr>
-          <w:b/>
-        </w:rPr>
-        <w:t>Luddlav</w:t>
-      </w:r>
-      <w:r>
-        <w:t xml:space="preserve"> signalerar lång skoglig kontinuitet med ett stabilt lokal- och mikroklimat med hög och jämn fuktighet. Luddlav är typisk art för </w:t>
-      </w:r>
-      <w:r>
-        <w:rPr>
-          <w:i/>
-        </w:rPr>
-        <w:t>9010 Taiga,</w:t>
-      </w:r>
-      <w:r>
-        <w:t xml:space="preserve"> </w:t>
-      </w:r>
-      <w:r>
-        <w:rPr>
-          <w:i/>
-        </w:rPr>
-        <w:t xml:space="preserve">9020 Nordlig ädellövskog, 9070 Trädklädd betesmark, 9110 Näringsfattig bokskog, 9180 Ädellövskog i branter </w:t>
-      </w:r>
-      <w:r>
-        <w:t>och</w:t>
-      </w:r>
-      <w:r>
-        <w:rPr>
-          <w:i/>
-        </w:rPr>
-        <w:t xml:space="preserve"> 9190 Näringsfattig ekskog </w:t>
-      </w:r>
-      <w:r>
-        <w:t>(Nitare &amp; Skogsstyrelsen, 2019; SLU Artdatabanken, 2025).</w:t>
-      </w:r>
-    </w:p>
-    <w:p>
-      <w:r>
-        <w:rPr>
-          <w:b/>
-        </w:rPr>
-        <w:t>Lunglav (NT)</w:t>
-      </w:r>
-      <w:r>
-        <w:t xml:space="preserve"> är en av vårt lands främsta signalarter som överallt indikerar gamla lövträd, skogsbestånd med höga naturvärden och ekosystem med långskoglig kontinuitet. Lokalt kan förekomsten vara mycket riklig men den hittas nästan enbart i gamla och ej slutavverkade skogar. Artens samtliga förekomster bör uppmärksammas från naturvårdssynpunkt, då många lokaler även hyser andra ovanliga och rödlistade arter. Rikliga förekomster bör skyddas med biotopskydd, frivilliga avsättningar eller reservat. På lunglav kan de sällsynta lavparasiterna lunglavshårprick (CR), </w:t>
-      </w:r>
-      <w:r>
-        <w:rPr>
-          <w:i/>
-        </w:rPr>
-        <w:t>Abrothallus diederichii</w:t>
-      </w:r>
-      <w:r>
-        <w:t xml:space="preserve"> (VU), </w:t>
-      </w:r>
-      <w:r>
-        <w:rPr>
-          <w:i/>
-        </w:rPr>
-        <w:t>Abrothallus lobariae</w:t>
-      </w:r>
-      <w:r>
-        <w:t xml:space="preserve"> (VU), </w:t>
-      </w:r>
-      <w:r>
-        <w:rPr>
-          <w:i/>
-        </w:rPr>
-        <w:t>Calycina lobariae</w:t>
-      </w:r>
-      <w:r>
-        <w:t xml:space="preserve"> (VU), lunglavsknapp (VU) och skrovelmössing (VU) påträffas. Lunglav är typisk art för </w:t>
-      </w:r>
-      <w:r>
-        <w:rPr>
-          <w:i/>
-        </w:rPr>
-        <w:t>9010 Taiga, 9020 Nordlig ädellövskog, 9110 Näringsfattig bokskog, 9130 Näringsrik bokskog, 9160 Näringsrik ekskog, 9180 Ädellövskog i branter, 9190 Näringsfattig ekskog, 9070 Trädklädd betesmark, 9040 Fjällbjörkskog</w:t>
-      </w:r>
-      <w:r>
-        <w:t xml:space="preserve"> och</w:t>
-      </w:r>
-      <w:r>
-        <w:rPr>
-          <w:i/>
-        </w:rPr>
-        <w:t xml:space="preserve"> 6530 Lövängar</w:t>
-      </w:r>
-      <w:r>
-        <w:t xml:space="preserve"> (SLU Artdatabanken, 2026; Nitare &amp; Skogsstyrelsen, 2019).</w:t>
-      </w:r>
-    </w:p>
-    <w:p>
-      <w:r>
-        <w:rPr>
-          <w:b/>
-        </w:rPr>
-        <w:t>Norsk näverlav (VU)</w:t>
-      </w:r>
-      <w:r>
-        <w:t>, rödlistad som sårbar, är en suboceanisk art och påträffas bara i områden med hög och jämn luftfuktighet. Den växer i fuktiga granskogar, främst på stammar eller grenar av äldre björkar och granar. Arten är placerad i toppen av Skogsstyrelsens värdepyramid för bedömning av skog med höga naturvärden och försvinner eller missgynnas starkt vid all form av avverkning på eller i anslutning till lokalerna. Norsk näverlav har en hög andel av sin världspopulation i Norge och Sverige vilket medför ett särskilt ansvar för arten (Nitare &amp; Skogsstyrelsen, 2019; SLU Artdatabanken, 2024).</w:t>
-      </w:r>
-    </w:p>
-    <w:p>
-      <w:r>
-        <w:rPr>
-          <w:b/>
-        </w:rPr>
-        <w:t xml:space="preserve">Rostfläck </w:t>
-      </w:r>
-      <w:r>
-        <w:t xml:space="preserve">signalerar framför allt höga naturvärden i östra Sverige samt norr om den naturliga norrlandsgränsen. Arten indikerar här skogsmiljöer som under lång tid haft ett konstant fuktigt mikroklimat. Rika förekomster i Norrland visar sannolikt på bestånd med långvarig kontinuitet av gamla träd. När laven påträffas i alkärr signalerar den höga naturvärden inom hela sitt utbredningsområde. Rostfläck är typisk art för </w:t>
-      </w:r>
-      <w:r>
-        <w:rPr>
-          <w:i/>
-        </w:rPr>
-        <w:t xml:space="preserve">9190 Näringsfattig ekskog </w:t>
-      </w:r>
-      <w:r>
-        <w:t>(Nitare &amp; Skogsstyrelsen, 2019; SLU Artdatabanken, 2025).</w:t>
-      </w:r>
-    </w:p>
-    <w:p>
-      <w:r>
-        <w:rPr>
-          <w:b/>
-        </w:rPr>
-        <w:t>Rödbrun blekspik (NT)</w:t>
-      </w:r>
-      <w:r>
-        <w:t xml:space="preserve"> växer i norra Sverige på bark och ved av björk och gran i skogar med hög och jämn luftfuktighet. I södra Sverige växer den främst på ek i öppna åldriga lövskogar. I norra delen av sitt utbredningsområde hotas arten av slutavverkningar av gamla granskogar. I den södra delen av landet hotas den genom de åldriga lövskogarnas tillbakagång och särskilt ekhagarnas igenväxning och genom plantering av sådan mark med barrskog. Rödbrun blekspik är typisk art för </w:t>
-      </w:r>
-      <w:r>
-        <w:rPr>
-          <w:i/>
-        </w:rPr>
-        <w:t xml:space="preserve">9010 Taiga, 9020 Nordlig ädellövskog, 9070 Trädklädd betesmark, 9160 Näringsrik ekskog </w:t>
-      </w:r>
-      <w:r>
-        <w:t xml:space="preserve">och </w:t>
-      </w:r>
-      <w:r>
-        <w:rPr>
-          <w:i/>
-        </w:rPr>
-        <w:t>9180 Ädellövskog i branter</w:t>
-      </w:r>
-      <w:r>
-        <w:t xml:space="preserve"> och signalerar alltid höga naturvärden (SLU Artdatabanken, 2024; Nitare &amp; Skogsstyrelsen, 2019).</w:t>
-      </w:r>
-    </w:p>
-    <w:p>
-      <w:r>
-        <w:rPr>
-          <w:b/>
-        </w:rPr>
-        <w:t>Skrovellav (NT)</w:t>
-      </w:r>
-      <w:r>
-        <w:t xml:space="preserve"> växer på gamla lövträd och på klippor i gamla skogar med hög och jämn luftfuktighet. Slutavverkning av kontinuitetsskog utgör det största hotet och lavens fortsatta förekomst bör säkerställas genom att lokaler med äldre skog skyddas. I områden med mycket hög luftfuktighet kan man på bålen av skrovellav finna de sällsynta parasitsvamparna skrovellavsknapp (EN), </w:t>
-      </w:r>
-      <w:r>
-        <w:rPr>
-          <w:i/>
-        </w:rPr>
-        <w:t>Catillaria lobariicola</w:t>
-      </w:r>
-      <w:r>
-        <w:t xml:space="preserve"> (VU) och </w:t>
-      </w:r>
-      <w:r>
-        <w:rPr>
-          <w:i/>
-        </w:rPr>
-        <w:t>Merismatium lobariae</w:t>
-      </w:r>
-      <w:r>
-        <w:t xml:space="preserve"> (DD). Skrovellav är typisk art för </w:t>
-      </w:r>
-      <w:r>
-        <w:rPr>
-          <w:i/>
-        </w:rPr>
-        <w:t xml:space="preserve">9010 Taiga, 9020 Nordlig ädellövskog, 9040 Fjällbjörkskog, 9070 Trädklädd betesmark, 9160 Näringsrik ekskog, 9180 Ädellövskog i branter, 9190 Näringsfattig ekskog, 8210 Kalkbranter </w:t>
-      </w:r>
-      <w:r>
-        <w:t xml:space="preserve">och </w:t>
-      </w:r>
-      <w:r>
-        <w:rPr>
-          <w:i/>
-        </w:rPr>
-        <w:t>6530 Lövängar</w:t>
-      </w:r>
-      <w:r>
-        <w:t xml:space="preserve"> (SLU Artdatabanken, 2026; Nitare &amp; Skogsstyrelsen, 2019).</w:t>
-      </w:r>
-    </w:p>
-    <w:p>
-      <w:r>
-        <w:rPr>
-          <w:b/>
-        </w:rPr>
-        <w:t>Stuplav</w:t>
-      </w:r>
-      <w:r>
-        <w:t xml:space="preserve"> är en mycket bra signalart i hela sitt utbredningsområde och förekommer nästan enbart i skogsmiljöer med höga naturvärden. Den indikerar långvarig förekomst av gamla lövträd och miljöer med konstant hög luftfuktighet. I skogar med suboceaniskt klimat finns det en mycket sällsynt parasit, njurlavsknapp </w:t>
-      </w:r>
-      <w:r>
-        <w:rPr>
-          <w:i/>
-        </w:rPr>
-        <w:t>Pletocarpon nephromeum</w:t>
-      </w:r>
-      <w:r>
-        <w:t xml:space="preserve"> (EN), som växer på stuplav. Ytterligare tre sällsynta lavparasiter, </w:t>
-      </w:r>
-      <w:r>
-        <w:rPr>
-          <w:i/>
-        </w:rPr>
-        <w:t>Protounguicularia nephromatis</w:t>
-      </w:r>
-      <w:r>
-        <w:t xml:space="preserve"> (VU), </w:t>
-      </w:r>
-      <w:r>
-        <w:rPr>
-          <w:i/>
-        </w:rPr>
-        <w:t>Refractohilum galligenum</w:t>
-      </w:r>
-      <w:r>
-        <w:t xml:space="preserve"> (NT) och </w:t>
-      </w:r>
-      <w:r>
-        <w:rPr>
-          <w:i/>
-        </w:rPr>
-        <w:t>Roselliniella nephromatis</w:t>
-      </w:r>
-      <w:r>
-        <w:t xml:space="preserve"> (DD), kan också påträffas på stuplav. Stuplav är typisk art för </w:t>
-      </w:r>
-      <w:r>
-        <w:rPr>
-          <w:i/>
-        </w:rPr>
-        <w:t>9010 Taiga</w:t>
-      </w:r>
-      <w:r>
-        <w:t xml:space="preserve"> (SLU Artdatabanken, 2026; Nitare &amp; Skogsstyrelsen, 2019).</w:t>
-      </w:r>
-    </w:p>
-    <w:p>
-      <w:r>
-        <w:rPr>
-          <w:b/>
-        </w:rPr>
-        <w:t xml:space="preserve">Trådticka </w:t>
-      </w:r>
-      <w:r>
-        <w:t xml:space="preserve">är knuten till grova granar i rikare ofta fuktiga miljöer. Den återfinns på både levande och döda träd samt stubbar och nyligen fallna träd. Karaktärsart för äldre fuktiga granskogsbiotoper, och i stor mängd är den en bra signalart för miljöer med andra rödlistade arter. Trådticka är typisk art för </w:t>
-      </w:r>
-      <w:r>
-        <w:rPr>
-          <w:i/>
-        </w:rPr>
-        <w:t xml:space="preserve">9010 Taiga </w:t>
-      </w:r>
-      <w:r>
-        <w:t xml:space="preserve">och </w:t>
-      </w:r>
-      <w:r>
-        <w:rPr>
-          <w:i/>
-        </w:rPr>
-        <w:t xml:space="preserve">9050 Näringsrik granskog </w:t>
-      </w:r>
-      <w:r>
-        <w:t>(SLU Artdatabanken, 2025).</w:t>
-      </w:r>
-    </w:p>
-    <w:p>
-      <w:r>
-        <w:rPr>
-          <w:b/>
-        </w:rPr>
-        <w:t>Vitgrynig nållav (NT)</w:t>
-      </w:r>
-      <w:r>
-        <w:t xml:space="preserve"> växer nästan uteslutande på bark av gamla, senvuxna granar i skuggiga lägen med hög och jämn luftfuktighet. Den vanligaste naturtypen för arten är kontinuitetsskogar på frisk mark men den finns också i sumpgranskogar. På lång sikt utgör avverkningar av olikåldriga granskogar av naturskogskaraktär ett allvarligt hot mot arten och skogsbruksåtgärder på eller i närheten av växtplatserna bör undvikas. Naturskogsartade, fuktiga granskogar med förekomster av arten signalerar höga biologiska värden och bör bevaras (SLU Artdatabanken, 2024; Nitare &amp; Skogsstyrelsen, 2019).</w:t>
+        <w:t>Avverkning av skog med höga naturvärden samt skada på fridlysta arter strider både mot FSC Controlled Wood-standarden och FSC:s policy for associerade organisationer.</w:t>
       </w:r>
     </w:p>
     <w:p>
@@ -870,7 +1126,108 @@
         <w:pStyle w:val="Heading1"/>
       </w:pPr>
       <w:r>
-        <w:t>Certifiering</w:t>
+        <w:t>Ur PEFC-standarden gällande lagefterlevnad</w:t>
+      </w:r>
+    </w:p>
+    <w:p>
+      <w:r>
+        <w:t>PEFC-standarden förutsätter att tillämplig svensk lagstiftning följs. Det är utsedd tillsynsmyndighet som ansvarar för tillsyn av lagens efterlevnad. PEFC-standarden återger innehållet i vissa certifieringskritiska lag- och föreskriftskrav vilka ska ingå i granskning av PEFC-systemets efterlevnad.</w:t>
+      </w:r>
+    </w:p>
+    <w:p>
+      <w:pPr>
+        <w:pStyle w:val="ListBullet"/>
+      </w:pPr>
+      <w:r>
+        <w:rPr>
+          <w:b/>
+          <w:i/>
+        </w:rPr>
+        <w:t xml:space="preserve">Kommentar: </w:t>
+      </w:r>
+      <w:r>
+        <w:rPr>
+          <w:i/>
+        </w:rPr>
+        <w:t>I den avverkningsanmälda skogen har fridlysta arter sina livsmiljöer och växtplatser. Att skada de fridlysta arternas livsmiljöer, växtplatser eller ekologiska funktion är inte tillåtet enligt artskyddsförordningen</w:t>
+      </w:r>
+    </w:p>
+    <w:p>
+      <w:r>
+        <w:br w:type="page"/>
+      </w:r>
+    </w:p>
+    <w:p>
+      <w:pPr>
+        <w:pStyle w:val="Title"/>
+      </w:pPr>
+      <w:r>
+        <w:t>BILAGA 1 –</w:t>
+        <w:br/>
+        <w:t>Fridlysta och rödlistade arter</w:t>
+      </w:r>
+    </w:p>
+    <w:p>
+      <w:pPr>
+        <w:pStyle w:val="Heading1"/>
+      </w:pPr>
+      <w:r>
+        <w:t>Lunglav – ekologi samt krav på livsmiljön</w:t>
+      </w:r>
+    </w:p>
+    <w:p>
+      <w:r>
+        <w:t xml:space="preserve">Lunglav (NT) är en av vårt lands främsta signalarter som överallt indikerar gamla lövträd, skogsbestånd med höga naturvärden och ekosystem med lång skoglig kontinuitet. Lokalt kan förekomsten vara mycket riklig men den hittas nästan enbart i gamla och ej slutavverkade skogar. Artens samtliga förekomster bör uppmärksammas från naturvårdssynpunkt, då många lokaler även hyser andra ovanliga och rödlistade arter, däribland de sällsynta lavparasiterna lunglavshårprick (CR), </w:t>
+      </w:r>
+      <w:r>
+        <w:rPr>
+          <w:i/>
+        </w:rPr>
+        <w:t>Abrothallus diederichii</w:t>
+      </w:r>
+      <w:r>
+        <w:t xml:space="preserve"> (VU), </w:t>
+      </w:r>
+      <w:r>
+        <w:rPr>
+          <w:i/>
+        </w:rPr>
+        <w:t>Abrothallus lobariae</w:t>
+      </w:r>
+      <w:r>
+        <w:t xml:space="preserve"> (VU), </w:t>
+      </w:r>
+      <w:r>
+        <w:rPr>
+          <w:i/>
+        </w:rPr>
+        <w:t>Calycina lobariae</w:t>
+      </w:r>
+      <w:r>
+        <w:t xml:space="preserve"> (VU), lunglavsknapp (VU) och skrovelmössing (VU), som växer på lunglav. Rikliga förekomster med lunglav bör skyddas med biotopskydd, frivilliga avsättningar eller reservat (SLU Artdatabanken, 2026; Nitare &amp; Skogsstyrelsen, 2019).</w:t>
+      </w:r>
+    </w:p>
+    <w:p>
+      <w:r>
+        <w:t xml:space="preserve">Lunglav är typisk art för </w:t>
+      </w:r>
+      <w:r>
+        <w:rPr>
+          <w:i/>
+        </w:rPr>
+        <w:t>9010 Taiga, 9020 Nordlig ädellövskog, 9110 Näringsfattig bokskog, 9130 Näringsrik bokskog, 9160 Näringsrik ekskog, 9180 Ädellövskog i branter, 9190 Näringsfattig ekskog, 9070 Trädklädd betesmark, 9040 Fjällbjörkskog</w:t>
+      </w:r>
+      <w:r>
+        <w:t xml:space="preserve"> och</w:t>
+      </w:r>
+      <w:r>
+        <w:rPr>
+          <w:i/>
+        </w:rPr>
+        <w:t xml:space="preserve"> 6530 Lövängar</w:t>
+      </w:r>
+      <w:r>
+        <w:t xml:space="preserve"> (SLU Artdatabanken, 2026).</w:t>
       </w:r>
     </w:p>
     <w:p>
@@ -878,137 +1235,63 @@
         <w:pStyle w:val="Heading2"/>
       </w:pPr>
       <w:r>
-        <w:t>Ur FSC-standarden</w:t>
+        <w:t>Referenser – lunglav</w:t>
       </w:r>
     </w:p>
     <w:p>
       <w:r>
+        <w:t xml:space="preserve">Nitare, J. och Skogsstyrelsen, 2019. </w:t>
+      </w:r>
+      <w:r>
         <w:rPr>
-          <w:b/>
+          <w:i/>
         </w:rPr>
-        <w:t xml:space="preserve">PRINCIP 1: LAGEFTERLEVNAD: </w:t>
-      </w:r>
-      <w:r>
-        <w:t>Certifikatsinnehavaren ska följa alla tillämpliga lagar, förordningar och nationellt ratificerade internationella avtal, konventioner och överenskommelser.</w:t>
+        <w:t xml:space="preserve">Skyddsvärd skog – Naturvårdsarter och andra kriterier för naturvärdesbedömning. </w:t>
+      </w:r>
+      <w:r>
+        <w:t>Skogsstyrelsen.</w:t>
       </w:r>
     </w:p>
     <w:p>
       <w:r>
+        <w:t xml:space="preserve">SLU Artdatabanken, 2026. </w:t>
+      </w:r>
+      <w:r>
         <w:rPr>
-          <w:b/>
+          <w:i/>
         </w:rPr>
-        <w:t xml:space="preserve">1.3.1 </w:t>
-      </w:r>
-      <w:r>
-        <w:t>Tillämpliga lagar och föreskrifter för brukandet av skogen följs.</w:t>
+        <w:t xml:space="preserve">Artfaktablad. Naturvård – artfakta. </w:t>
+      </w:r>
+      <w:r>
+        <w:t>SLU Artdatabanken, Uppsala.</w:t>
       </w:r>
     </w:p>
     <w:p>
       <w:pPr>
-        <w:pStyle w:val="ListBullet"/>
+        <w:pStyle w:val="Heading1"/>
       </w:pPr>
       <w:r>
-        <w:rPr>
-          <w:b/>
-          <w:i/>
-        </w:rPr>
-        <w:t xml:space="preserve">Kommentar: </w:t>
-      </w:r>
-      <w:r>
-        <w:t>I den avverkningsanmälda skogen har fridlysta arter sina livsmiljöer och växtplatser. Att skada de fridlysta arternas livsmiljöer, växtplatser eller ekologiska funktion är inte tillåtet enligt artskyddsförordningen.</w:t>
-      </w:r>
-      <w:r>
-        <w:rPr>
-          <w:i/>
-        </w:rPr>
-        <w:t xml:space="preserve"> EU:s medlemsländer och skogsbolag är skyldiga att agera i enlighet med EU:s fågeldirektiv där det uttryckligen står att direktivet gäller för fåglar samt för deras ägg, bon och </w:t>
-      </w:r>
-      <w:r>
-        <w:rPr>
-          <w:b/>
-          <w:i/>
-        </w:rPr>
-        <w:t xml:space="preserve">livsmiljöer </w:t>
-      </w:r>
-      <w:r>
-        <w:t>(artikel 1). Vidare att de åtgärder som vidtas inte får leda till en försämring av den nuvarande situationen beträffande bevarandet av de fågelarter som avses i artikel 1 (artikel 13).</w:t>
+        <w:t>Talltita – ekologi samt krav på livsmiljön</w:t>
       </w:r>
     </w:p>
     <w:p>
       <w:r>
-        <w:rPr>
-          <w:b/>
-        </w:rPr>
-        <w:t xml:space="preserve">6.4 </w:t>
-      </w:r>
-      <w:r>
-        <w:t>Certifikatsinnehavaren ska skydda sällsynta arter och hotade arter samt deras livsmiljöer inom skogsbruksenheten. Det ska ske genom avsättningar, andra skyddade områden och genom att skapa konnektivitet och/eller genom andra direkta åtgärder som gynnar dessa arters överlevnad och livskraft. Åtgärderna ska stå i förhållande till brukandets skala, intensitet och risk, samt till sällsynta och hotade arters bevarandestatus och ekologiska krav. Certifikatsinnehavaren ska beakta den geografiska spridningen och ekologiska krav hos sällsynta och hotade arter utanför skogsbruksenhetens gränser när beslut om åtgärder inom skogsbruksenheten ska fattas.</w:t>
+        <w:t>Talltita är rödlistad som NT, fridlyst och prioriterad art i Skogsvårdslagen. Den omfattas av EU:s fågeldirektiv. Arten har minskat kraftigt de senaste 30 åren och minskningstakten innevarande 10-årsperiod beräknas till 20 (10–30) % (SLU Artdatabanken, 2022).</w:t>
       </w:r>
     </w:p>
     <w:p>
       <w:r>
-        <w:rPr>
-          <w:b/>
-        </w:rPr>
-        <w:t xml:space="preserve">6.4.1 </w:t>
-      </w:r>
-      <w:r>
-        <w:t>Följande biotoper undantas från alla skogsbruksåtgärder, förutom åtgärder påkallade för att bevara eller främja biotopens naturliga eller hävdbetingade biologiska mångfald:</w:t>
+        <w:t>Talltita föredrar större sammanhängande barrskogar, och finns såväl i tallskog som granskog och i lövblandad barrskog. Skogens struktur är viktig och ska helst vara flerskiktad med riklig underväxt av mindre granar, björk och andra lövträd och buskar. Tillgång på murknande högstubbar är särskilt viktig, eftersom talltitan helst själv hackar ut sitt bohål (SLU Artdatabanken, 2022).</w:t>
       </w:r>
     </w:p>
     <w:p>
-      <w:pPr>
-        <w:ind w:left="357"/>
-      </w:pPr>
-      <w:r>
-        <w:t>b) nyckelbiotoper enligt Skogsstyrelsens definition och metod (1995)</w:t>
+      <w:r>
+        <w:t>Det finns flera studier som visar att talltita är känslig för gallring och inte överlever när dess livsmiljö kalavverkas (Eggers and Low, 2014; Griesser et al., 2007; Klein, 2020). Talltitans revir är förhållandevis stora, 10–20 hektar och arten missgynnas när skogen fragmenteras. Kalavverkning av större delar av reviret innebär att det överges (Artdatabanken, 2021).</w:t>
       </w:r>
     </w:p>
     <w:p>
-      <w:pPr>
-        <w:pStyle w:val="ListBullet"/>
-      </w:pPr>
-      <w:r>
-        <w:rPr>
-          <w:b/>
-          <w:i/>
-        </w:rPr>
-        <w:t xml:space="preserve">Kommentar: </w:t>
-      </w:r>
-      <w:r>
-        <w:rPr>
-          <w:i/>
-        </w:rPr>
-        <w:t>I det avverkningsanmälda skogsområdet har 20 rödlistade arter och signalarter påträffats. Detta ska jämföras med Skogsstyrelsens uppföljning 2017 av nyckelbiotoper som visade att man i genomsnitt hittar 20,6 olika rödlistade arter och signalarter i en nyckelbiotop (Wijk, S. 2017. Biologisk mångfald i nyckelbiotoper – Resultat från inventeringen “Uppföljning biologisk mångfald” 2009–2015. Rapport 4/2017 Skogsstyrelsen, Jönköping).</w:t>
-      </w:r>
-    </w:p>
-    <w:p>
-      <w:r>
-        <w:rPr>
-          <w:b/>
-        </w:rPr>
-        <w:t xml:space="preserve">6.4.3 </w:t>
-      </w:r>
-      <w:r>
-        <w:t>Bevarandeåtgärder genomförs för de kända förekomster av rödlistade arter som påverkas av skogsbruk.</w:t>
-      </w:r>
-    </w:p>
-    <w:p>
-      <w:pPr>
-        <w:pStyle w:val="ListBullet"/>
-      </w:pPr>
-      <w:r>
-        <w:rPr>
-          <w:b/>
-          <w:i/>
-        </w:rPr>
-        <w:t xml:space="preserve">Kommentar: </w:t>
-      </w:r>
-      <w:r>
-        <w:rPr>
-          <w:i/>
-        </w:rPr>
-        <w:t>I det avverkningsanmälda skogsområdet har 22 naturvårdsarter varav 13 rödlistade arter sina livsmiljöer och växtplatser.</w:t>
+      <w:r>
+        <w:t>Talltitan är synnerligen trogen sitt revir så länge paret lever och biotopen förblir intakt. Paret stannar i sitt revir året om. En förlust av ett revir har därför en stor inverkan på den lokala populationen och trakthyggesbruket anses vara orsak till den svenska populationens kraftiga minskning. Talltiteparets revirtrohet innebär att närhelst under året man observerar en adult talltita så ingår denna plats i reviret (Siffczyk et al., 2003; Ekman, 1979).</w:t>
       </w:r>
     </w:p>
     <w:p>
@@ -1016,18 +1299,161 @@
         <w:pStyle w:val="Heading2"/>
       </w:pPr>
       <w:r>
-        <w:t>Ur Chain of Custody Certification (FSC-STD-40-004 ver 3.0)</w:t>
+        <w:t>Referenser – talltita</w:t>
       </w:r>
     </w:p>
     <w:p>
       <w:r>
+        <w:t xml:space="preserve">Eggers, S., Low, M., 2014. </w:t>
+      </w:r>
+      <w:r>
         <w:rPr>
-          <w:b/>
+          <w:i/>
         </w:rPr>
-        <w:t xml:space="preserve">1.3 </w:t>
-      </w:r>
-      <w:r>
-        <w:t xml:space="preserve">The organization shall commit to the FSC values as defined in FSC-POL-01-004 Policy for the Association of Organizations with FSC. </w:t>
+        <w:t xml:space="preserve">Differential demographic responses of sympatric Parids to vegetation management in boreal forest. </w:t>
+      </w:r>
+      <w:r>
+        <w:t>For. Ecol. Manage. 319, 169–175.</w:t>
+      </w:r>
+    </w:p>
+    <w:p>
+      <w:r>
+        <w:t xml:space="preserve">Ekman, J., 1979. </w:t>
+      </w:r>
+      <w:r>
+        <w:rPr>
+          <w:i/>
+        </w:rPr>
+        <w:t xml:space="preserve">Coherence, composition and territories of winter social groups of the Willow Tit Parus montanus and the Crested Tit P. cristatus. </w:t>
+      </w:r>
+      <w:r>
+        <w:t>Ornis Scandinavica, 10, pp 56–68</w:t>
+      </w:r>
+    </w:p>
+    <w:p>
+      <w:r>
+        <w:t xml:space="preserve">Griesser, M., Nystrand, M., Eggers, S., Ekman, J., 2007. </w:t>
+      </w:r>
+      <w:r>
+        <w:rPr>
+          <w:i/>
+        </w:rPr>
+        <w:t xml:space="preserve">Impact of forestry practices on fitness correlates and population productivity in an open-nesting bird species. </w:t>
+      </w:r>
+      <w:r>
+        <w:t>Conserv. Biol. 21, 767–774. https://doi.org/10.1111/j.1523- 1739.2007.00675.x</w:t>
+      </w:r>
+    </w:p>
+    <w:p>
+      <w:r>
+        <w:t xml:space="preserve">Klein, J., 2020. </w:t>
+      </w:r>
+      <w:r>
+        <w:rPr>
+          <w:i/>
+        </w:rPr>
+        <w:t xml:space="preserve">The forgotten forest – On thinning, retention, and biodiversity in the boreal forest. </w:t>
+      </w:r>
+      <w:r>
+        <w:t>Doctoral Thesis No. 2020:50</w:t>
+      </w:r>
+    </w:p>
+    <w:p>
+      <w:r>
+        <w:t xml:space="preserve">Siffczyk, C., Brotons, L., Kangas, K., Orell, M., 2003. </w:t>
+      </w:r>
+      <w:r>
+        <w:rPr>
+          <w:i/>
+        </w:rPr>
+        <w:t xml:space="preserve">Home range size of willow tits. </w:t>
+      </w:r>
+      <w:r>
+        <w:t>Oecologica, 136, 635–642 (2003)</w:t>
+      </w:r>
+    </w:p>
+    <w:p>
+      <w:r>
+        <w:t xml:space="preserve">SLU Artdatabanken, 2021. </w:t>
+      </w:r>
+      <w:r>
+        <w:rPr>
+          <w:i/>
+        </w:rPr>
+        <w:t xml:space="preserve">Artfaktablad. Naturvård – artfakta. </w:t>
+      </w:r>
+      <w:r>
+        <w:t>SLU Artdatabanken, Uppsala</w:t>
+      </w:r>
+    </w:p>
+    <w:p>
+      <w:pPr>
+        <w:pStyle w:val="Heading1"/>
+      </w:pPr>
+      <w:r>
+        <w:t>Tretåig hackspett – ekologi samt krav på livsmiljön</w:t>
+      </w:r>
+    </w:p>
+    <w:p>
+      <w:r>
+        <w:t xml:space="preserve">Tretåig hackspett (NT) är fridlyst enligt §4 Artskyddsförordningen och finns med som prioriterad art i Skogsstyrelsen vägledning för skogsbruket (bilaga 4 till SVL). I vägledningen står bland annat att: </w:t>
+      </w:r>
+      <w:r>
+        <w:rPr>
+          <w:i/>
+        </w:rPr>
+        <w:t xml:space="preserve">“Tretåig hackspett har stora arealkrav och höga krav på sin livsmiljö. Omdaningen av naturskogar till kulturskogar medför en förlust av viktiga miljöer, något som förstärks av ökad fragmentering till följd av avverkningar.” </w:t>
+      </w:r>
+      <w:r>
+        <w:t xml:space="preserve">Vidare att: </w:t>
+      </w:r>
+      <w:r>
+        <w:rPr>
+          <w:i/>
+        </w:rPr>
+        <w:t>“Områden med dokumenterad permanent förekomst i naturskogsmiljöer har vanligen så stora naturvärden att skogsbruk är olämpligt”</w:t>
+      </w:r>
+      <w:r>
+        <w:t xml:space="preserve"> (SLU Artdatabanken, 2024; Skogsstyrelsen, 2016)</w:t>
+      </w:r>
+      <w:r>
+        <w:rPr>
+          <w:i/>
+        </w:rPr>
+        <w:t>.</w:t>
+      </w:r>
+    </w:p>
+    <w:p>
+      <w:r>
+        <w:t>Tretåig hackspett är beroende av större sammanhängande naturskogar med kontinuerlig tillgång och nybildning av död ved och fragmentering av livsmiljöerna utgör ett stort hot mot arten (se exempelvis Stachura-Skierczynska et al., 2009; Wesolowski et al., 2005; Butler et al., 2004; Pakkala et al., 2002; Amcoff et al., 1996; Virkkala, 1991). Det finns studier som visar att naturskogens självgallringsprocess som den tretåiga hackspetten är beroende av, inte kan ersättas med efterlämnad hänsyn i skogsbruket (Imbeau &amp; Desrochers, 2002).</w:t>
+      </w:r>
+    </w:p>
+    <w:p>
+      <w:r>
+        <w:t>Permanenta revir av tretåig hackspett karaktäriseras ofta av artens typiska ringformigt ordnade hackmärken på framför allt gamla granar. För att säkerställa att inte revir av tretåig hackspett drabbas av avverkningsplanerna bör en inventering göras i området både under häckningstid och under vintern, då arten utnyttjar betydligt större områden än under sommarens häckningsrevir. Storleken på häckningsreviret varierar med skogstypen, förekomsten av död ved och graden av fragmentering, men är i allmänhet i storleksordningen 25–100 hektar (SLU Artdatabanken, 2024; Skogsstyrelsen, 2016).</w:t>
+      </w:r>
+    </w:p>
+    <w:p>
+      <w:r>
+        <w:t xml:space="preserve">Förutom fridlysning enligt §4 Artskyddsförordningen är tretåig hackspett även förtecknad i EU:s fågeldirektiv bilaga 1. Den är typisk art för </w:t>
+      </w:r>
+      <w:r>
+        <w:rPr>
+          <w:i/>
+        </w:rPr>
+        <w:t xml:space="preserve">9010 Taiga, 9740 Skogsbevuxen myr, 9030 Landhöjningsskog </w:t>
+      </w:r>
+      <w:r>
+        <w:t xml:space="preserve">och </w:t>
+      </w:r>
+      <w:r>
+        <w:rPr>
+          <w:i/>
+        </w:rPr>
+        <w:t>9040 Fjällbjörkskog</w:t>
+      </w:r>
+      <w:r>
+        <w:t xml:space="preserve"> samt ingår i Natura 2000 och är förtecknad i Bernkonventionen bilaga II (strikt skyddade djurarter) (SLU Artdatabanken, 2024; Skogsstyrelsen, 2016).</w:t>
       </w:r>
     </w:p>
     <w:p>
@@ -1035,70 +1461,166 @@
         <w:pStyle w:val="Heading2"/>
       </w:pPr>
       <w:r>
-        <w:t>Ur FSC:s policy för associerade organisationer (FSC-POL-01-004)</w:t>
+        <w:t>Referenser – tretåig hackspett</w:t>
       </w:r>
     </w:p>
     <w:p>
       <w:r>
-        <w:t xml:space="preserve">Som “Chain of Custody”-certifierad organisation är skogsbolaget bunden av de fastställda reglerna i Del 1 Punkt 1 c) i Policy för organisationer associerade med FSC (FSC-POL-01-004 V2-0 EN + SVE version 2012-03-02): </w:t>
+        <w:t xml:space="preserve">Amcoff, M. &amp; Eriksson, P. 1996. </w:t>
+      </w:r>
+      <w:r>
+        <w:rPr>
+          <w:i/>
+        </w:rPr>
+        <w:t xml:space="preserve">Förekomst av tretåig hackspett Picoides tridactylus på bestånds- och landskapsnivå. </w:t>
+      </w:r>
+      <w:r>
+        <w:t>Ornis Svecica 6: 107–119.</w:t>
+      </w:r>
+    </w:p>
+    <w:p>
+      <w:r>
+        <w:t xml:space="preserve">Butler, R., Angelstam, P., Ekelund, P. &amp; Schlaeffer, R. 2004. </w:t>
+      </w:r>
+      <w:r>
+        <w:rPr>
+          <w:i/>
+        </w:rPr>
+        <w:t xml:space="preserve">Dead wood threshold values for the three-toed woodpecker presence in boreal and sub-Alpine forest. </w:t>
+      </w:r>
+      <w:r>
+        <w:t>Biological conservation 119(3): 305–318.</w:t>
+      </w:r>
+    </w:p>
+    <w:p>
+      <w:r>
+        <w:t xml:space="preserve">Imbeau, L. &amp; Desrochers, A. 2002. </w:t>
+      </w:r>
+      <w:r>
+        <w:rPr>
+          <w:i/>
+        </w:rPr>
+        <w:t xml:space="preserve">Foraging Ecology and Use of Drumming Trees by Three-Toed Woodpeckers. </w:t>
+      </w:r>
+      <w:r>
+        <w:t>The Journal of Wildlife Management. Vol. 66, No. 1 (Jan., 2002), pp. 222–231.</w:t>
+      </w:r>
+    </w:p>
+    <w:p>
+      <w:r>
+        <w:t xml:space="preserve">Pakkala, T., Hanski, I. &amp; Tomppo, E. 2002. </w:t>
+      </w:r>
+      <w:r>
+        <w:rPr>
+          <w:i/>
+        </w:rPr>
+        <w:t xml:space="preserve">Spatial ecology of the three-toed woodpecker in managed forest landscapes. </w:t>
+      </w:r>
+      <w:r>
+        <w:t>Silva Fennica 36(1): 279–288.</w:t>
+      </w:r>
+    </w:p>
+    <w:p>
+      <w:r>
+        <w:t xml:space="preserve">Skogsstyrelsen, 2016. </w:t>
+      </w:r>
+      <w:r>
+        <w:rPr>
+          <w:i/>
+        </w:rPr>
+        <w:t>Vägledning för hänsyn till fåglar – Tretåig hackspett.</w:t>
+      </w:r>
+    </w:p>
+    <w:p>
+      <w:r>
+        <w:t xml:space="preserve">SLU Artdatabanken, 2024. </w:t>
+      </w:r>
+      <w:r>
+        <w:rPr>
+          <w:i/>
+        </w:rPr>
+        <w:t xml:space="preserve">Artfaktablad. Naturvård – artfakta. </w:t>
+      </w:r>
+      <w:r>
+        <w:t>SLU Artdatabanken, Uppsala.</w:t>
+      </w:r>
+    </w:p>
+    <w:p>
+      <w:r>
+        <w:t xml:space="preserve">Stachura-Skierczynska, K., Tumiel, T. &amp; Skierczynski, M. 2009. </w:t>
+      </w:r>
+      <w:r>
+        <w:rPr>
+          <w:i/>
+        </w:rPr>
+        <w:t xml:space="preserve">Habitat prediction model for three-toed woodpecker and its implications for the conservation of biologically valuable forests. </w:t>
+      </w:r>
+      <w:r>
+        <w:t>Forest Ecology and Management 258(5): 697–703.</w:t>
+      </w:r>
+    </w:p>
+    <w:p>
+      <w:r>
+        <w:t xml:space="preserve">Virkkala, R. 1991. </w:t>
+      </w:r>
+      <w:r>
+        <w:rPr>
+          <w:i/>
+        </w:rPr>
+        <w:t xml:space="preserve">Population trends of forest birds in a Finnish Lapland landscape of large habitat blocks – Consequences of stochastic environmental variation or regional habitat alteration. </w:t>
+      </w:r>
+      <w:r>
+        <w:t>Biological conservation 56(2): 223–240.</w:t>
+      </w:r>
+    </w:p>
+    <w:p>
+      <w:r>
+        <w:t xml:space="preserve">Wesolowski, T., Czeszczewik, D. &amp; Rowinski, P. 2005. </w:t>
+      </w:r>
+      <w:r>
+        <w:rPr>
+          <w:i/>
+        </w:rPr>
+        <w:t xml:space="preserve">Effects of forest management on Three-toed Woodpecker Picoides tridactylus distribution in the Bialowieza Forest (NE Poland): conservation implications. </w:t>
+      </w:r>
+      <w:r>
+        <w:t>Acta Ornithologica 40(1): 53–60.</w:t>
       </w:r>
     </w:p>
     <w:p>
       <w:pPr>
-        <w:pStyle w:val="ListNumber"/>
+        <w:pStyle w:val="Heading1"/>
       </w:pPr>
       <w:r>
-        <w:t>De organisationer FSC kan acceptera association med får inte direkt eller indirekt ha några kopplingar till nedanstående, oacceptabla aktiviteter:</w:t>
+        <w:t>Spillkråka – ekologi samt krav på livsmiljön</w:t>
       </w:r>
     </w:p>
     <w:p>
-      <w:pPr>
-        <w:ind w:left="357"/>
-      </w:pPr>
-      <w:r>
-        <w:t>a) Olaglig skogsavverkning och handel med olagligt avverkat virke eller skogsprodukter</w:t>
-      </w:r>
-    </w:p>
-    <w:p>
-      <w:pPr>
-        <w:ind w:left="357"/>
-      </w:pPr>
-      <w:r>
-        <w:t>...</w:t>
-      </w:r>
-    </w:p>
-    <w:p>
-      <w:pPr>
-        <w:ind w:left="357"/>
-      </w:pPr>
-      <w:r>
-        <w:t>c) Skogsbruk som förstör höga naturvärden</w:t>
-      </w:r>
-    </w:p>
-    <w:p>
-      <w:pPr>
-        <w:ind w:left="357"/>
-      </w:pPr>
-      <w:r>
-        <w:t>d) Betydande omvandling av skog till plantager eller annan, icke skoglig, markanvändning</w:t>
-      </w:r>
-    </w:p>
-    <w:p>
-      <w:pPr>
-        <w:pStyle w:val="ListBullet"/>
-      </w:pPr>
-      <w:r>
-        <w:rPr>
-          <w:b/>
-          <w:i/>
-        </w:rPr>
-        <w:t xml:space="preserve">Kommentar: </w:t>
+      <w:r>
+        <w:t xml:space="preserve">Spillkråka (§4) ingår i bilaga 1 EU:s fågeldirektiv och är typisk art för </w:t>
       </w:r>
       <w:r>
         <w:rPr>
           <w:i/>
         </w:rPr>
-        <w:t>Avverkning av skog med höga naturvärden samt skada på fridlysta arter strider både mot FSC Controlled Wood-standarden och FSC:s policy for associerade organisationer.</w:t>
+        <w:t xml:space="preserve">9010 Taiga </w:t>
+      </w:r>
+      <w:r>
+        <w:t>och</w:t>
+      </w:r>
+      <w:r>
+        <w:rPr>
+          <w:i/>
+        </w:rPr>
+        <w:t xml:space="preserve"> 9740 Skogsbevuxen myr</w:t>
+      </w:r>
+      <w:r>
+        <w:t>. Den lever i både barr- och blandskog liksom i ren lövskog. De tätaste populationerna tenderar att finnas i äldre, variationsrik blandskog med gott om död ved och gamla träd. Varje par utnyttjar 400–1000 hektar skog beroende på skogens kvalitet. Skogsbruk med korta omloppstider och täta, homogena ungskogar utgör det största hotet (SLU Artdatabanken, 2026).</w:t>
+      </w:r>
+    </w:p>
+    <w:p>
+      <w:r>
+        <w:t>Spillkråka är en nyckelart i skogliga miljöer vars övergivna bohål utnyttjas av flera andra hålhäckande fågelarter och fladdermöss, däribland pärluggla (EN, §4), knipa (§4), salskrake (§4) och skogsduva (§4). Hökuggla (VU, §4) och slaguggla (§4) häckar ofta i högstubbar som brutits av i höjd med ett gammalt spillkråkebo (Skogsstyrelsen, 2016).</w:t>
       </w:r>
     </w:p>
     <w:p>
@@ -1106,62 +1628,35 @@
         <w:pStyle w:val="Heading2"/>
       </w:pPr>
       <w:r>
-        <w:t>Ur FSC Controlled Wood (FSC-STD-40-005)</w:t>
+        <w:t>Referenser – spillkråka</w:t>
       </w:r>
     </w:p>
     <w:p>
       <w:r>
-        <w:t>Virke som inte accepteras i FSC-märkta produkter (oacceptabelt ursprung) enligt FSC Controlled Wood (FSC-STD-40-005):</w:t>
-      </w:r>
-    </w:p>
-    <w:p>
-      <w:pPr>
-        <w:pStyle w:val="ListNumber"/>
-      </w:pPr>
-      <w:r>
-        <w:t>Illegalt avverkat virke.</w:t>
-      </w:r>
-    </w:p>
-    <w:p>
-      <w:pPr>
-        <w:pStyle w:val="ListNumber"/>
-      </w:pPr>
-      <w:r>
-        <w:t>...</w:t>
-      </w:r>
-    </w:p>
-    <w:p>
-      <w:pPr>
-        <w:pStyle w:val="ListNumber"/>
-      </w:pPr>
-      <w:r>
-        <w:t>Virke från avverkningar som hotar höga naturvärden.</w:t>
-      </w:r>
-    </w:p>
-    <w:p>
-      <w:pPr>
-        <w:pStyle w:val="ListNumber"/>
-      </w:pPr>
-      <w:r>
-        <w:t>Virke från skog som konverteras till plantager eller icke-skogligt bruk.</w:t>
-      </w:r>
-    </w:p>
-    <w:p>
-      <w:pPr>
-        <w:pStyle w:val="ListBullet"/>
-      </w:pPr>
-      <w:r>
-        <w:rPr>
-          <w:b/>
-          <w:i/>
-        </w:rPr>
-        <w:t xml:space="preserve">Kommentar: </w:t>
+        <w:t xml:space="preserve">Skogsstyrelsen, 2016. </w:t>
       </w:r>
       <w:r>
         <w:rPr>
           <w:i/>
         </w:rPr>
-        <w:t>Avverkning av skog med höga naturvärden samt skada på fridlysta arter strider både mot FSC Controlled Wood-standarden och FSC:s policy for associerade organisationer.</w:t>
+        <w:t xml:space="preserve">Vägledning för hänsyn till spillkråka. </w:t>
+      </w:r>
+      <w:r>
+        <w:t>Vägledningar och kunskapsstöd artskydd – Skogsstyrelsen.</w:t>
+      </w:r>
+    </w:p>
+    <w:p>
+      <w:r>
+        <w:t xml:space="preserve">SLU Artdatabanken, 2026. </w:t>
+      </w:r>
+      <w:r>
+        <w:rPr>
+          <w:i/>
+        </w:rPr>
+        <w:t xml:space="preserve">Artfaktablad. Naturvård – artfakta. </w:t>
+      </w:r>
+      <w:r>
+        <w:t>SLU Artdatabanken, Uppsala.</w:t>
       </w:r>
     </w:p>
     <w:p>
@@ -1169,108 +1664,31 @@
         <w:pStyle w:val="Heading1"/>
       </w:pPr>
       <w:r>
-        <w:t>Ur PEFC-standarden gällande lagefterlevnad</w:t>
+        <w:t>Tallbit – ekologi samt krav på livsmiljön</w:t>
       </w:r>
     </w:p>
     <w:p>
       <w:r>
-        <w:t>PEFC-standarden förutsätter att tillämplig svensk lagstiftning följs. Det är utsedd tillsynsmyndighet som ansvarar för tillsyn av lagens efterlevnad. PEFC-standarden återger innehållet i vissa certifieringskritiska lag- och föreskriftskrav vilka ska ingå i granskning av PEFC-systemets efterlevnad.</w:t>
-      </w:r>
-    </w:p>
-    <w:p>
-      <w:pPr>
-        <w:pStyle w:val="ListBullet"/>
-      </w:pPr>
-      <w:r>
-        <w:rPr>
-          <w:b/>
-          <w:i/>
-        </w:rPr>
-        <w:t xml:space="preserve">Kommentar: </w:t>
+        <w:t xml:space="preserve">Tallbit (§4) är typisk art för </w:t>
       </w:r>
       <w:r>
         <w:rPr>
           <w:i/>
         </w:rPr>
-        <w:t>I den avverkningsanmälda skogen har fridlysta arter sina livsmiljöer och växtplatser. Att skada de fridlysta arternas livsmiljöer, växtplatser eller ekologiska funktion är inte tillåtet enligt artskyddsförordningen</w:t>
+        <w:t>9010 Taiga</w:t>
+      </w:r>
+      <w:r>
+        <w:t xml:space="preserve"> och prioriterad art enligt Skogsvårdslagen. Den förekommer från norra Dalarna och norrut genom de inre delarna av Norrland, norrut till norra Norrbotten. Tallbiten ställer höga krav på sin livsmiljö och permanent förekomst av häckande tallbit finns huvudsakligen i gammal grandominerad barrblandskog av naturskogskaraktär med inslag av björk, gråal, rönn och viden, påfallande ofta i områden med inslag av myrmark och små vattendrag. Reviren är relativt stora (12–75 hektar enligt befintliga studier) och arten saknas i områden med storskaligt skogsbruk med hög andel stora hyggen och täta ungskogar. Områden med dokumenterad permanent förekomst har ofta så stora naturvärden att skogsbruk är olämpligt (SLU Artdatabanken, 2026; Skogsstyrelsen, 2016).</w:t>
       </w:r>
     </w:p>
     <w:p>
       <w:r>
-        <w:br w:type="page"/>
+        <w:t>Arealerna grandominerad naturskog har i stora delar av landet blivit allt för små, och bestånden är dessutom i många fall allt för isolerade, för att kunna upprätthålla stabila populationer. Omdaningen av naturskogsartad skog till produktionsskog medför en förlust av viktiga häckningsmiljöer, något som förstärks av ökad fragmentering av kvarvarande naturskogsartade bestånd. Områden med dokumenterad permanent förekomst i naturskogsmiljöer kan ha så stora naturvärden att de bör bli föremål för områdesskydd eller naturvårdsavsättningar (Skogsstyrelsen, 2016).</w:t>
       </w:r>
     </w:p>
     <w:p>
-      <w:pPr>
-        <w:pStyle w:val="Title"/>
-      </w:pPr>
-      <w:r>
-        <w:t>BILAGA 1 –</w:t>
-        <w:br/>
-        <w:t>Fridlysta och rödlistade arter</w:t>
-      </w:r>
-    </w:p>
-    <w:p>
-      <w:pPr>
-        <w:pStyle w:val="Heading1"/>
-      </w:pPr>
-      <w:r>
-        <w:t>Lunglav – ekologi samt krav på livsmiljön</w:t>
-      </w:r>
-    </w:p>
-    <w:p>
-      <w:r>
-        <w:t xml:space="preserve">Lunglav (NT) är en av vårt lands främsta signalarter som överallt indikerar gamla lövträd, skogsbestånd med höga naturvärden och ekosystem med lång skoglig kontinuitet. Lokalt kan förekomsten vara mycket riklig men den hittas nästan enbart i gamla och ej slutavverkade skogar. Artens samtliga förekomster bör uppmärksammas från naturvårdssynpunkt, då många lokaler även hyser andra ovanliga och rödlistade arter, däribland de sällsynta lavparasiterna lunglavshårprick (CR), </w:t>
-      </w:r>
-      <w:r>
-        <w:rPr>
-          <w:i/>
-        </w:rPr>
-        <w:t>Abrothallus diederichii</w:t>
-      </w:r>
-      <w:r>
-        <w:t xml:space="preserve"> (VU), </w:t>
-      </w:r>
-      <w:r>
-        <w:rPr>
-          <w:i/>
-        </w:rPr>
-        <w:t>Abrothallus lobariae</w:t>
-      </w:r>
-      <w:r>
-        <w:t xml:space="preserve"> (VU), </w:t>
-      </w:r>
-      <w:r>
-        <w:rPr>
-          <w:i/>
-        </w:rPr>
-        <w:t>Calycina lobariae</w:t>
-      </w:r>
-      <w:r>
-        <w:t xml:space="preserve"> (VU), lunglavsknapp (VU) och skrovelmössing (VU), som växer på lunglav. Rikliga förekomster med lunglav bör skyddas med biotopskydd, frivilliga avsättningar eller reservat (SLU Artdatabanken, 2026; Nitare &amp; Skogsstyrelsen, 2019).</w:t>
-      </w:r>
-    </w:p>
-    <w:p>
-      <w:r>
-        <w:t xml:space="preserve">Lunglav är typisk art för </w:t>
-      </w:r>
-      <w:r>
-        <w:rPr>
-          <w:i/>
-        </w:rPr>
-        <w:t>9010 Taiga, 9020 Nordlig ädellövskog, 9110 Näringsfattig bokskog, 9130 Näringsrik bokskog, 9160 Näringsrik ekskog, 9180 Ädellövskog i branter, 9190 Näringsfattig ekskog, 9070 Trädklädd betesmark, 9040 Fjällbjörkskog</w:t>
-      </w:r>
-      <w:r>
-        <w:t xml:space="preserve"> och</w:t>
-      </w:r>
-      <w:r>
-        <w:rPr>
-          <w:i/>
-        </w:rPr>
-        <w:t xml:space="preserve"> 6530 Lövängar</w:t>
-      </w:r>
-      <w:r>
-        <w:t xml:space="preserve"> (SLU Artdatabanken, 2026).</w:t>
+      <w:r>
+        <w:t>Tallbiten flyttar normalt endast begränsade sträckor inom norra barrskogsregionen och de flesta vintrar ses den endast i mycket liten omfattning utanför häckningsområdet. Med långa och oregelbundna mellanrum uppträder tallbiten invasionsaktigt och i samband med sådana rörelser kan den observeras i stora delar av Sverige (SLU Artdatabanken, 2026).</w:t>
       </w:r>
     </w:p>
     <w:p>
@@ -1278,146 +1696,6 @@
         <w:pStyle w:val="Heading2"/>
       </w:pPr>
       <w:r>
-        <w:t>Referenser – lunglav</w:t>
-      </w:r>
-    </w:p>
-    <w:p>
-      <w:r>
-        <w:t xml:space="preserve">Nitare, J. och Skogsstyrelsen, 2019. </w:t>
-      </w:r>
-      <w:r>
-        <w:rPr>
-          <w:i/>
-        </w:rPr>
-        <w:t xml:space="preserve">Skyddsvärd skog – Naturvårdsarter och andra kriterier för naturvärdesbedömning. </w:t>
-      </w:r>
-      <w:r>
-        <w:t>Skogsstyrelsen.</w:t>
-      </w:r>
-    </w:p>
-    <w:p>
-      <w:r>
-        <w:t xml:space="preserve">SLU Artdatabanken, 2026. </w:t>
-      </w:r>
-      <w:r>
-        <w:rPr>
-          <w:i/>
-        </w:rPr>
-        <w:t xml:space="preserve">Artfaktablad. Naturvård – artfakta. </w:t>
-      </w:r>
-      <w:r>
-        <w:t>SLU Artdatabanken, Uppsala.</w:t>
-      </w:r>
-    </w:p>
-    <w:p>
-      <w:pPr>
-        <w:pStyle w:val="Heading1"/>
-      </w:pPr>
-      <w:r>
-        <w:t>Spillkråka – ekologi samt krav på livsmiljön</w:t>
-      </w:r>
-    </w:p>
-    <w:p>
-      <w:r>
-        <w:t xml:space="preserve">Spillkråka (§4) ingår i bilaga 1 EU:s fågeldirektiv och är typisk art för </w:t>
-      </w:r>
-      <w:r>
-        <w:rPr>
-          <w:i/>
-        </w:rPr>
-        <w:t xml:space="preserve">9010 Taiga </w:t>
-      </w:r>
-      <w:r>
-        <w:t>och</w:t>
-      </w:r>
-      <w:r>
-        <w:rPr>
-          <w:i/>
-        </w:rPr>
-        <w:t xml:space="preserve"> 9740 Skogsbevuxen myr</w:t>
-      </w:r>
-      <w:r>
-        <w:t>. Den lever i både barr- och blandskog liksom i ren lövskog. De tätaste populationerna tenderar att finnas i äldre, variationsrik blandskog med gott om död ved och gamla träd. Varje par utnyttjar 400–1000 hektar skog beroende på skogens kvalitet. Skogsbruk med korta omloppstider och täta, homogena ungskogar utgör det största hotet (SLU Artdatabanken, 2026).</w:t>
-      </w:r>
-    </w:p>
-    <w:p>
-      <w:r>
-        <w:t>Spillkråka är en nyckelart i skogliga miljöer vars övergivna bohål utnyttjas av flera andra hålhäckande fågelarter och fladdermöss, däribland pärluggla (EN, §4), knipa (§4), salskrake (§4) och skogsduva (§4). Hökuggla (VU, §4) och slaguggla (§4) häckar ofta i högstubbar som brutits av i höjd med ett gammalt spillkråkebo (Skogsstyrelsen, 2016).</w:t>
-      </w:r>
-    </w:p>
-    <w:p>
-      <w:pPr>
-        <w:pStyle w:val="Heading2"/>
-      </w:pPr>
-      <w:r>
-        <w:t>Referenser – spillkråka</w:t>
-      </w:r>
-    </w:p>
-    <w:p>
-      <w:r>
-        <w:t xml:space="preserve">Skogsstyrelsen, 2016. </w:t>
-      </w:r>
-      <w:r>
-        <w:rPr>
-          <w:i/>
-        </w:rPr>
-        <w:t xml:space="preserve">Vägledning för hänsyn till spillkråka. </w:t>
-      </w:r>
-      <w:r>
-        <w:t>Vägledningar och kunskapsstöd artskydd – Skogsstyrelsen.</w:t>
-      </w:r>
-    </w:p>
-    <w:p>
-      <w:r>
-        <w:t xml:space="preserve">SLU Artdatabanken, 2026. </w:t>
-      </w:r>
-      <w:r>
-        <w:rPr>
-          <w:i/>
-        </w:rPr>
-        <w:t xml:space="preserve">Artfaktablad. Naturvård – artfakta. </w:t>
-      </w:r>
-      <w:r>
-        <w:t>SLU Artdatabanken, Uppsala.</w:t>
-      </w:r>
-    </w:p>
-    <w:p>
-      <w:pPr>
-        <w:pStyle w:val="Heading1"/>
-      </w:pPr>
-      <w:r>
-        <w:t>Tallbit – ekologi samt krav på livsmiljön</w:t>
-      </w:r>
-    </w:p>
-    <w:p>
-      <w:r>
-        <w:t xml:space="preserve">Tallbit (§4) är typisk art för </w:t>
-      </w:r>
-      <w:r>
-        <w:rPr>
-          <w:i/>
-        </w:rPr>
-        <w:t>9010 Taiga</w:t>
-      </w:r>
-      <w:r>
-        <w:t xml:space="preserve"> och prioriterad art enligt Skogsvårdslagen. Den förekommer från norra Dalarna och norrut genom de inre delarna av Norrland, norrut till norra Norrbotten. Tallbiten ställer höga krav på sin livsmiljö och permanent förekomst av häckande tallbit finns huvudsakligen i gammal grandominerad barrblandskog av naturskogskaraktär med inslag av björk, gråal, rönn och viden, påfallande ofta i områden med inslag av myrmark och små vattendrag. Reviren är relativt stora (12–75 hektar enligt befintliga studier) och arten saknas i områden med storskaligt skogsbruk med hög andel stora hyggen och täta ungskogar. Områden med dokumenterad permanent förekomst har ofta så stora naturvärden att skogsbruk är olämpligt (SLU Artdatabanken, 2026; Skogsstyrelsen, 2016).</w:t>
-      </w:r>
-    </w:p>
-    <w:p>
-      <w:r>
-        <w:t>Arealerna grandominerad naturskog har i stora delar av landet blivit allt för små, och bestånden är dessutom i många fall allt för isolerade, för att kunna upprätthålla stabila populationer. Omdaningen av naturskogsartad skog till produktionsskog medför en förlust av viktiga häckningsmiljöer, något som förstärks av ökad fragmentering av kvarvarande naturskogsartade bestånd. Områden med dokumenterad permanent förekomst i naturskogsmiljöer kan ha så stora naturvärden att de bör bli föremål för områdesskydd eller naturvårdsavsättningar (Skogsstyrelsen, 2016).</w:t>
-      </w:r>
-    </w:p>
-    <w:p>
-      <w:r>
-        <w:t>Tallbiten flyttar normalt endast begränsade sträckor inom norra barrskogsregionen och de flesta vintrar ses den endast i mycket liten omfattning utanför häckningsområdet. Med långa och oregelbundna mellanrum uppträder tallbiten invasionsaktigt och i samband med sådana rörelser kan den observeras i stora delar av Sverige (SLU Artdatabanken, 2026).</w:t>
-      </w:r>
-    </w:p>
-    <w:p>
-      <w:pPr>
-        <w:pStyle w:val="Heading2"/>
-      </w:pPr>
-      <w:r>
         <w:t>Referenser – tallbit</w:t>
       </w:r>
     </w:p>
@@ -1444,327 +1722,6 @@
           <w:i/>
         </w:rPr>
         <w:t xml:space="preserve"> Artfakta: tallbit (Pinicola enucleator).</w:t>
-      </w:r>
-    </w:p>
-    <w:p>
-      <w:pPr>
-        <w:pStyle w:val="Heading1"/>
-      </w:pPr>
-      <w:r>
-        <w:t>Talltita – ekologi samt krav på livsmiljön</w:t>
-      </w:r>
-    </w:p>
-    <w:p>
-      <w:r>
-        <w:t>Talltita är rödlistad som NT, fridlyst och prioriterad art i Skogsvårdslagen. Den omfattas av EU:s fågeldirektiv. Arten har minskat kraftigt de senaste 30 åren och minskningstakten innevarande 10-årsperiod beräknas till 20 (10–30) % (SLU Artdatabanken, 2022).</w:t>
-      </w:r>
-    </w:p>
-    <w:p>
-      <w:r>
-        <w:t>Talltita föredrar större sammanhängande barrskogar, och finns såväl i tallskog som granskog och i lövblandad barrskog. Skogens struktur är viktig och ska helst vara flerskiktad med riklig underväxt av mindre granar, björk och andra lövträd och buskar. Tillgång på murknande högstubbar är särskilt viktig, eftersom talltitan helst själv hackar ut sitt bohål (SLU Artdatabanken, 2022).</w:t>
-      </w:r>
-    </w:p>
-    <w:p>
-      <w:r>
-        <w:t>Det finns flera studier som visar att talltita är känslig för gallring och inte överlever när dess livsmiljö kalavverkas (Eggers and Low, 2014; Griesser et al., 2007; Klein, 2020). Talltitans revir är förhållandevis stora, 10–20 hektar och arten missgynnas när skogen fragmenteras. Kalavverkning av större delar av reviret innebär att det överges (Artdatabanken, 2021).</w:t>
-      </w:r>
-    </w:p>
-    <w:p>
-      <w:r>
-        <w:t>Talltitan är synnerligen trogen sitt revir så länge paret lever och biotopen förblir intakt. Paret stannar i sitt revir året om. En förlust av ett revir har därför en stor inverkan på den lokala populationen och trakthyggesbruket anses vara orsak till den svenska populationens kraftiga minskning. Talltiteparets revirtrohet innebär att närhelst under året man observerar en adult talltita så ingår denna plats i reviret (Siffczyk et al., 2003; Ekman, 1979).</w:t>
-      </w:r>
-    </w:p>
-    <w:p>
-      <w:pPr>
-        <w:pStyle w:val="Heading2"/>
-      </w:pPr>
-      <w:r>
-        <w:t>Referenser – talltita</w:t>
-      </w:r>
-    </w:p>
-    <w:p>
-      <w:r>
-        <w:t xml:space="preserve">Eggers, S., Low, M., 2014. </w:t>
-      </w:r>
-      <w:r>
-        <w:rPr>
-          <w:i/>
-        </w:rPr>
-        <w:t xml:space="preserve">Differential demographic responses of sympatric Parids to vegetation management in boreal forest. </w:t>
-      </w:r>
-      <w:r>
-        <w:t>For. Ecol. Manage. 319, 169–175.</w:t>
-      </w:r>
-    </w:p>
-    <w:p>
-      <w:r>
-        <w:t xml:space="preserve">Ekman, J., 1979. </w:t>
-      </w:r>
-      <w:r>
-        <w:rPr>
-          <w:i/>
-        </w:rPr>
-        <w:t xml:space="preserve">Coherence, composition and territories of winter social groups of the Willow Tit Parus montanus and the Crested Tit P. cristatus. </w:t>
-      </w:r>
-      <w:r>
-        <w:t>Ornis Scandinavica, 10, pp 56–68</w:t>
-      </w:r>
-    </w:p>
-    <w:p>
-      <w:r>
-        <w:t xml:space="preserve">Griesser, M., Nystrand, M., Eggers, S., Ekman, J., 2007. </w:t>
-      </w:r>
-      <w:r>
-        <w:rPr>
-          <w:i/>
-        </w:rPr>
-        <w:t xml:space="preserve">Impact of forestry practices on fitness correlates and population productivity in an open-nesting bird species. </w:t>
-      </w:r>
-      <w:r>
-        <w:t>Conserv. Biol. 21, 767–774. https://doi.org/10.1111/j.1523- 1739.2007.00675.x</w:t>
-      </w:r>
-    </w:p>
-    <w:p>
-      <w:r>
-        <w:t xml:space="preserve">Klein, J., 2020. </w:t>
-      </w:r>
-      <w:r>
-        <w:rPr>
-          <w:i/>
-        </w:rPr>
-        <w:t xml:space="preserve">The forgotten forest – On thinning, retention, and biodiversity in the boreal forest. </w:t>
-      </w:r>
-      <w:r>
-        <w:t>Doctoral Thesis No. 2020:50</w:t>
-      </w:r>
-    </w:p>
-    <w:p>
-      <w:r>
-        <w:t xml:space="preserve">Siffczyk, C., Brotons, L., Kangas, K., Orell, M., 2003. </w:t>
-      </w:r>
-      <w:r>
-        <w:rPr>
-          <w:i/>
-        </w:rPr>
-        <w:t xml:space="preserve">Home range size of willow tits. </w:t>
-      </w:r>
-      <w:r>
-        <w:t>Oecologica, 136, 635–642 (2003)</w:t>
-      </w:r>
-    </w:p>
-    <w:p>
-      <w:r>
-        <w:t xml:space="preserve">SLU Artdatabanken, 2021. </w:t>
-      </w:r>
-      <w:r>
-        <w:rPr>
-          <w:i/>
-        </w:rPr>
-        <w:t xml:space="preserve">Artfaktablad. Naturvård – artfakta. </w:t>
-      </w:r>
-      <w:r>
-        <w:t>SLU Artdatabanken, Uppsala</w:t>
-      </w:r>
-    </w:p>
-    <w:p>
-      <w:pPr>
-        <w:pStyle w:val="Heading1"/>
-      </w:pPr>
-      <w:r>
-        <w:t>Tretåig hackspett – ekologi samt krav på livsmiljön</w:t>
-      </w:r>
-    </w:p>
-    <w:p>
-      <w:r>
-        <w:t xml:space="preserve">Tretåig hackspett (NT) är fridlyst enligt §4 Artskyddsförordningen och finns med som prioriterad art i Skogsstyrelsen vägledning för skogsbruket (bilaga 4 till SVL). I vägledningen står bland annat att: </w:t>
-      </w:r>
-      <w:r>
-        <w:rPr>
-          <w:i/>
-        </w:rPr>
-        <w:t xml:space="preserve">“Tretåig hackspett har stora arealkrav och höga krav på sin livsmiljö. Omdaningen av naturskogar till kulturskogar medför en förlust av viktiga miljöer, något som förstärks av ökad fragmentering till följd av avverkningar.” </w:t>
-      </w:r>
-      <w:r>
-        <w:t xml:space="preserve">Vidare att: </w:t>
-      </w:r>
-      <w:r>
-        <w:rPr>
-          <w:i/>
-        </w:rPr>
-        <w:t>“Områden med dokumenterad permanent förekomst i naturskogsmiljöer har vanligen så stora naturvärden att skogsbruk är olämpligt”</w:t>
-      </w:r>
-      <w:r>
-        <w:t xml:space="preserve"> (SLU Artdatabanken, 2024; Skogsstyrelsen, 2016)</w:t>
-      </w:r>
-      <w:r>
-        <w:rPr>
-          <w:i/>
-        </w:rPr>
-        <w:t>.</w:t>
-      </w:r>
-    </w:p>
-    <w:p>
-      <w:r>
-        <w:t>Tretåig hackspett är beroende av större sammanhängande naturskogar med kontinuerlig tillgång och nybildning av död ved och fragmentering av livsmiljöerna utgör ett stort hot mot arten (se exempelvis Stachura-Skierczynska et al., 2009; Wesolowski et al., 2005; Butler et al., 2004; Pakkala et al., 2002; Amcoff et al., 1996; Virkkala, 1991). Det finns studier som visar att naturskogens självgallringsprocess som den tretåiga hackspetten är beroende av, inte kan ersättas med efterlämnad hänsyn i skogsbruket (Imbeau &amp; Desrochers, 2002).</w:t>
-      </w:r>
-    </w:p>
-    <w:p>
-      <w:r>
-        <w:t>Permanenta revir av tretåig hackspett karaktäriseras ofta av artens typiska ringformigt ordnade hackmärken på framför allt gamla granar. För att säkerställa att inte revir av tretåig hackspett drabbas av avverkningsplanerna bör en inventering göras i området både under häckningstid och under vintern, då arten utnyttjar betydligt större områden än under sommarens häckningsrevir. Storleken på häckningsreviret varierar med skogstypen, förekomsten av död ved och graden av fragmentering, men är i allmänhet i storleksordningen 25–100 hektar (SLU Artdatabanken, 2024; Skogsstyrelsen, 2016).</w:t>
-      </w:r>
-    </w:p>
-    <w:p>
-      <w:r>
-        <w:t xml:space="preserve">Förutom fridlysning enligt §4 Artskyddsförordningen är tretåig hackspett även förtecknad i EU:s fågeldirektiv bilaga 1. Den är typisk art för </w:t>
-      </w:r>
-      <w:r>
-        <w:rPr>
-          <w:i/>
-        </w:rPr>
-        <w:t xml:space="preserve">9010 Taiga, 9740 Skogsbevuxen myr, 9030 Landhöjningsskog </w:t>
-      </w:r>
-      <w:r>
-        <w:t xml:space="preserve">och </w:t>
-      </w:r>
-      <w:r>
-        <w:rPr>
-          <w:i/>
-        </w:rPr>
-        <w:t>9040 Fjällbjörkskog</w:t>
-      </w:r>
-      <w:r>
-        <w:t xml:space="preserve"> samt ingår i Natura 2000 och är förtecknad i Bernkonventionen bilaga II (strikt skyddade djurarter) (SLU Artdatabanken, 2024; Skogsstyrelsen, 2016).</w:t>
-      </w:r>
-    </w:p>
-    <w:p>
-      <w:pPr>
-        <w:pStyle w:val="Heading2"/>
-      </w:pPr>
-      <w:r>
-        <w:t>Referenser – tretåig hackspett</w:t>
-      </w:r>
-    </w:p>
-    <w:p>
-      <w:r>
-        <w:t xml:space="preserve">Amcoff, M. &amp; Eriksson, P. 1996. </w:t>
-      </w:r>
-      <w:r>
-        <w:rPr>
-          <w:i/>
-        </w:rPr>
-        <w:t xml:space="preserve">Förekomst av tretåig hackspett Picoides tridactylus på bestånds- och landskapsnivå. </w:t>
-      </w:r>
-      <w:r>
-        <w:t>Ornis Svecica 6: 107–119.</w:t>
-      </w:r>
-    </w:p>
-    <w:p>
-      <w:r>
-        <w:t xml:space="preserve">Butler, R., Angelstam, P., Ekelund, P. &amp; Schlaeffer, R. 2004. </w:t>
-      </w:r>
-      <w:r>
-        <w:rPr>
-          <w:i/>
-        </w:rPr>
-        <w:t xml:space="preserve">Dead wood threshold values for the three-toed woodpecker presence in boreal and sub-Alpine forest. </w:t>
-      </w:r>
-      <w:r>
-        <w:t>Biological conservation 119(3): 305–318.</w:t>
-      </w:r>
-    </w:p>
-    <w:p>
-      <w:r>
-        <w:t xml:space="preserve">Imbeau, L. &amp; Desrochers, A. 2002. </w:t>
-      </w:r>
-      <w:r>
-        <w:rPr>
-          <w:i/>
-        </w:rPr>
-        <w:t xml:space="preserve">Foraging Ecology and Use of Drumming Trees by Three-Toed Woodpeckers. </w:t>
-      </w:r>
-      <w:r>
-        <w:t>The Journal of Wildlife Management. Vol. 66, No. 1 (Jan., 2002), pp. 222–231.</w:t>
-      </w:r>
-    </w:p>
-    <w:p>
-      <w:r>
-        <w:t xml:space="preserve">Pakkala, T., Hanski, I. &amp; Tomppo, E. 2002. </w:t>
-      </w:r>
-      <w:r>
-        <w:rPr>
-          <w:i/>
-        </w:rPr>
-        <w:t xml:space="preserve">Spatial ecology of the three-toed woodpecker in managed forest landscapes. </w:t>
-      </w:r>
-      <w:r>
-        <w:t>Silva Fennica 36(1): 279–288.</w:t>
-      </w:r>
-    </w:p>
-    <w:p>
-      <w:r>
-        <w:t xml:space="preserve">Skogsstyrelsen, 2016. </w:t>
-      </w:r>
-      <w:r>
-        <w:rPr>
-          <w:i/>
-        </w:rPr>
-        <w:t>Vägledning för hänsyn till fåglar – Tretåig hackspett.</w:t>
-      </w:r>
-    </w:p>
-    <w:p>
-      <w:r>
-        <w:t xml:space="preserve">SLU Artdatabanken, 2024. </w:t>
-      </w:r>
-      <w:r>
-        <w:rPr>
-          <w:i/>
-        </w:rPr>
-        <w:t xml:space="preserve">Artfaktablad. Naturvård – artfakta. </w:t>
-      </w:r>
-      <w:r>
-        <w:t>SLU Artdatabanken, Uppsala.</w:t>
-      </w:r>
-    </w:p>
-    <w:p>
-      <w:r>
-        <w:t xml:space="preserve">Stachura-Skierczynska, K., Tumiel, T. &amp; Skierczynski, M. 2009. </w:t>
-      </w:r>
-      <w:r>
-        <w:rPr>
-          <w:i/>
-        </w:rPr>
-        <w:t xml:space="preserve">Habitat prediction model for three-toed woodpecker and its implications for the conservation of biologically valuable forests. </w:t>
-      </w:r>
-      <w:r>
-        <w:t>Forest Ecology and Management 258(5): 697–703.</w:t>
-      </w:r>
-    </w:p>
-    <w:p>
-      <w:r>
-        <w:t xml:space="preserve">Virkkala, R. 1991. </w:t>
-      </w:r>
-      <w:r>
-        <w:rPr>
-          <w:i/>
-        </w:rPr>
-        <w:t xml:space="preserve">Population trends of forest birds in a Finnish Lapland landscape of large habitat blocks – Consequences of stochastic environmental variation or regional habitat alteration. </w:t>
-      </w:r>
-      <w:r>
-        <w:t>Biological conservation 56(2): 223–240.</w:t>
-      </w:r>
-    </w:p>
-    <w:p>
-      <w:r>
-        <w:t xml:space="preserve">Wesolowski, T., Czeszczewik, D. &amp; Rowinski, P. 2005. </w:t>
-      </w:r>
-      <w:r>
-        <w:rPr>
-          <w:i/>
-        </w:rPr>
-        <w:t xml:space="preserve">Effects of forest management on Three-toed Woodpecker Picoides tridactylus distribution in the Bialowieza Forest (NE Poland): conservation implications. </w:t>
-      </w:r>
-      <w:r>
-        <w:t>Acta Ornithologica 40(1): 53–60.</w:t>
       </w:r>
     </w:p>
     <w:sectPr>
@@ -1895,7 +1852,7 @@
     <w:r>
       <w:tab/>
       <w:tab/>
-      <w:t>2026-06-20</w:t>
+      <w:t>2026-06-21</w:t>
       <w:br/>
       <w:br/>
     </w:r>

--- a/klagomål/A 6244-2026 FSC-klagomål.docx
+++ b/klagomål/A 6244-2026 FSC-klagomål.docx
@@ -1852,7 +1852,7 @@
     <w:r>
       <w:tab/>
       <w:tab/>
-      <w:t>2026-06-21</w:t>
+      <w:t>2026-06-22</w:t>
       <w:br/>
       <w:br/>
     </w:r>

--- a/klagomål/A 6244-2026 FSC-klagomål.docx
+++ b/klagomål/A 6244-2026 FSC-klagomål.docx
@@ -1852,7 +1852,7 @@
     <w:r>
       <w:tab/>
       <w:tab/>
-      <w:t>2026-06-22</w:t>
+      <w:t>2026-06-23</w:t>
       <w:br/>
       <w:br/>
     </w:r>

--- a/klagomål/A 6244-2026 FSC-klagomål.docx
+++ b/klagomål/A 6244-2026 FSC-klagomål.docx
@@ -1852,7 +1852,7 @@
     <w:r>
       <w:tab/>
       <w:tab/>
-      <w:t>2026-06-23</w:t>
+      <w:t>2026-06-24</w:t>
       <w:br/>
       <w:br/>
     </w:r>

--- a/klagomål/A 6244-2026 FSC-klagomål.docx
+++ b/klagomål/A 6244-2026 FSC-klagomål.docx
@@ -1852,7 +1852,7 @@
     <w:r>
       <w:tab/>
       <w:tab/>
-      <w:t>2026-06-24</w:t>
+      <w:t>2026-06-25</w:t>
       <w:br/>
       <w:br/>
     </w:r>

--- a/klagomål/A 6244-2026 FSC-klagomål.docx
+++ b/klagomål/A 6244-2026 FSC-klagomål.docx
@@ -1852,7 +1852,7 @@
     <w:r>
       <w:tab/>
       <w:tab/>
-      <w:t>2026-06-25</w:t>
+      <w:t>2026-06-26</w:t>
       <w:br/>
       <w:br/>
     </w:r>

--- a/klagomål/A 6244-2026 FSC-klagomål.docx
+++ b/klagomål/A 6244-2026 FSC-klagomål.docx
@@ -1852,7 +1852,7 @@
     <w:r>
       <w:tab/>
       <w:tab/>
-      <w:t>2026-06-26</w:t>
+      <w:t>2026-06-27</w:t>
       <w:br/>
       <w:br/>
     </w:r>

--- a/klagomål/A 6244-2026 FSC-klagomål.docx
+++ b/klagomål/A 6244-2026 FSC-klagomål.docx
@@ -1852,7 +1852,7 @@
     <w:r>
       <w:tab/>
       <w:tab/>
-      <w:t>2026-06-27</w:t>
+      <w:t>2026-06-28</w:t>
       <w:br/>
       <w:br/>
     </w:r>

--- a/klagomål/A 6244-2026 FSC-klagomål.docx
+++ b/klagomål/A 6244-2026 FSC-klagomål.docx
@@ -1852,7 +1852,7 @@
     <w:r>
       <w:tab/>
       <w:tab/>
-      <w:t>2026-06-28</w:t>
+      <w:t>2026-06-29</w:t>
       <w:br/>
       <w:br/>
     </w:r>

--- a/klagomål/A 6244-2026 FSC-klagomål.docx
+++ b/klagomål/A 6244-2026 FSC-klagomål.docx
@@ -1852,7 +1852,7 @@
     <w:r>
       <w:tab/>
       <w:tab/>
-      <w:t>2026-06-29</w:t>
+      <w:t>2026-06-30</w:t>
       <w:br/>
       <w:br/>
     </w:r>

--- a/klagomål/A 6244-2026 FSC-klagomål.docx
+++ b/klagomål/A 6244-2026 FSC-klagomål.docx
@@ -1852,7 +1852,7 @@
     <w:r>
       <w:tab/>
       <w:tab/>
-      <w:t>2026-06-30</w:t>
+      <w:t>2026-07-01</w:t>
       <w:br/>
       <w:br/>
     </w:r>

--- a/klagomål/A 6244-2026 FSC-klagomål.docx
+++ b/klagomål/A 6244-2026 FSC-klagomål.docx
@@ -1852,7 +1852,7 @@
     <w:r>
       <w:tab/>
       <w:tab/>
-      <w:t>2026-07-01</w:t>
+      <w:t>2026-07-02</w:t>
       <w:br/>
       <w:br/>
     </w:r>

--- a/klagomål/A 6244-2026 FSC-klagomål.docx
+++ b/klagomål/A 6244-2026 FSC-klagomål.docx
@@ -1852,7 +1852,7 @@
     <w:r>
       <w:tab/>
       <w:tab/>
-      <w:t>2026-07-13</w:t>
+      <w:t>2026-07-14</w:t>
       <w:br/>
       <w:br/>
     </w:r>

--- a/klagomål/A 6244-2026 FSC-klagomål.docx
+++ b/klagomål/A 6244-2026 FSC-klagomål.docx
@@ -1852,7 +1852,7 @@
     <w:r>
       <w:tab/>
       <w:tab/>
-      <w:t>2026-07-14</w:t>
+      <w:t>2026-07-15</w:t>
       <w:br/>
       <w:br/>
     </w:r>

--- a/klagomål/A 6244-2026 FSC-klagomål.docx
+++ b/klagomål/A 6244-2026 FSC-klagomål.docx
@@ -1852,7 +1852,7 @@
     <w:r>
       <w:tab/>
       <w:tab/>
-      <w:t>2026-07-15</w:t>
+      <w:t>2026-07-16</w:t>
       <w:br/>
       <w:br/>
     </w:r>

--- a/klagomål/A 6244-2026 FSC-klagomål.docx
+++ b/klagomål/A 6244-2026 FSC-klagomål.docx
@@ -1852,7 +1852,7 @@
     <w:r>
       <w:tab/>
       <w:tab/>
-      <w:t>2026-07-16</w:t>
+      <w:t>2026-07-17</w:t>
       <w:br/>
       <w:br/>
     </w:r>

--- a/klagomål/A 6244-2026 FSC-klagomål.docx
+++ b/klagomål/A 6244-2026 FSC-klagomål.docx
@@ -1852,7 +1852,7 @@
     <w:r>
       <w:tab/>
       <w:tab/>
-      <w:t>2026-07-17</w:t>
+      <w:t>2026-07-18</w:t>
       <w:br/>
       <w:br/>
     </w:r>

--- a/klagomål/A 6244-2026 FSC-klagomål.docx
+++ b/klagomål/A 6244-2026 FSC-klagomål.docx
@@ -1852,7 +1852,7 @@
     <w:r>
       <w:tab/>
       <w:tab/>
-      <w:t>2026-07-18</w:t>
+      <w:t>2026-07-19</w:t>
       <w:br/>
       <w:br/>
     </w:r>

--- a/klagomål/A 6244-2026 FSC-klagomål.docx
+++ b/klagomål/A 6244-2026 FSC-klagomål.docx
@@ -1852,7 +1852,7 @@
     <w:r>
       <w:tab/>
       <w:tab/>
-      <w:t>2026-07-19</w:t>
+      <w:t>2026-07-20</w:t>
       <w:br/>
       <w:br/>
     </w:r>

--- a/klagomål/A 6244-2026 FSC-klagomål.docx
+++ b/klagomål/A 6244-2026 FSC-klagomål.docx
@@ -1852,7 +1852,7 @@
     <w:r>
       <w:tab/>
       <w:tab/>
-      <w:t>2026-07-20</w:t>
+      <w:t>2026-07-21</w:t>
       <w:br/>
       <w:br/>
     </w:r>

--- a/klagomål/A 6244-2026 FSC-klagomål.docx
+++ b/klagomål/A 6244-2026 FSC-klagomål.docx
@@ -1852,7 +1852,7 @@
     <w:r>
       <w:tab/>
       <w:tab/>
-      <w:t>2026-07-21</w:t>
+      <w:t>2026-07-22</w:t>
       <w:br/>
       <w:br/>
     </w:r>

--- a/klagomål/A 6244-2026 FSC-klagomål.docx
+++ b/klagomål/A 6244-2026 FSC-klagomål.docx
@@ -1852,7 +1852,7 @@
     <w:r>
       <w:tab/>
       <w:tab/>
-      <w:t>2026-07-22</w:t>
+      <w:t>2026-07-23</w:t>
       <w:br/>
       <w:br/>
     </w:r>

--- a/klagomål/A 6244-2026 FSC-klagomål.docx
+++ b/klagomål/A 6244-2026 FSC-klagomål.docx
@@ -1852,7 +1852,7 @@
     <w:r>
       <w:tab/>
       <w:tab/>
-      <w:t>2026-07-23</w:t>
+      <w:t>2026-07-24</w:t>
       <w:br/>
       <w:br/>
     </w:r>

--- a/klagomål/A 6244-2026 FSC-klagomål.docx
+++ b/klagomål/A 6244-2026 FSC-klagomål.docx
@@ -1852,7 +1852,7 @@
     <w:r>
       <w:tab/>
       <w:tab/>
-      <w:t>2026-07-24</w:t>
+      <w:t>2026-07-25</w:t>
       <w:br/>
       <w:br/>
     </w:r>

--- a/klagomål/A 6244-2026 FSC-klagomål.docx
+++ b/klagomål/A 6244-2026 FSC-klagomål.docx
@@ -1852,7 +1852,7 @@
     <w:r>
       <w:tab/>
       <w:tab/>
-      <w:t>2026-07-25</w:t>
+      <w:t>2026-07-26</w:t>
       <w:br/>
       <w:br/>
     </w:r>

--- a/klagomål/A 6244-2026 FSC-klagomål.docx
+++ b/klagomål/A 6244-2026 FSC-klagomål.docx
@@ -1852,7 +1852,7 @@
     <w:r>
       <w:tab/>
       <w:tab/>
-      <w:t>2026-07-26</w:t>
+      <w:t>2026-07-27</w:t>
       <w:br/>
       <w:br/>
     </w:r>

--- a/klagomål/A 6244-2026 FSC-klagomål.docx
+++ b/klagomål/A 6244-2026 FSC-klagomål.docx
@@ -1852,7 +1852,7 @@
     <w:r>
       <w:tab/>
       <w:tab/>
-      <w:t>2026-07-27</w:t>
+      <w:t>2026-07-28</w:t>
       <w:br/>
       <w:br/>
     </w:r>

--- a/klagomål/A 6244-2026 FSC-klagomål.docx
+++ b/klagomål/A 6244-2026 FSC-klagomål.docx
@@ -1852,7 +1852,7 @@
     <w:r>
       <w:tab/>
       <w:tab/>
-      <w:t>2026-07-28</w:t>
+      <w:t>2026-07-29</w:t>
       <w:br/>
       <w:br/>
     </w:r>

--- a/klagomål/A 6244-2026 FSC-klagomål.docx
+++ b/klagomål/A 6244-2026 FSC-klagomål.docx
@@ -1852,7 +1852,7 @@
     <w:r>
       <w:tab/>
       <w:tab/>
-      <w:t>2026-07-29</w:t>
+      <w:t>2026-07-30</w:t>
       <w:br/>
       <w:br/>
     </w:r>

--- a/klagomål/A 6244-2026 FSC-klagomål.docx
+++ b/klagomål/A 6244-2026 FSC-klagomål.docx
@@ -1852,7 +1852,7 @@
     <w:r>
       <w:tab/>
       <w:tab/>
-      <w:t>2026-07-30</w:t>
+      <w:t>2026-07-31</w:t>
       <w:br/>
       <w:br/>
     </w:r>

--- a/klagomål/A 6244-2026 FSC-klagomål.docx
+++ b/klagomål/A 6244-2026 FSC-klagomål.docx
@@ -1852,7 +1852,7 @@
     <w:r>
       <w:tab/>
       <w:tab/>
-      <w:t>2026-07-31</w:t>
+      <w:t>2026-08-01</w:t>
       <w:br/>
       <w:br/>
     </w:r>

--- a/klagomål/A 6244-2026 FSC-klagomål.docx
+++ b/klagomål/A 6244-2026 FSC-klagomål.docx
@@ -1852,7 +1852,7 @@
     <w:r>
       <w:tab/>
       <w:tab/>
-      <w:t>2026-08-01</w:t>
+      <w:t>2026-08-02</w:t>
       <w:br/>
       <w:br/>
     </w:r>

--- a/klagomål/A 6244-2026 FSC-klagomål.docx
+++ b/klagomål/A 6244-2026 FSC-klagomål.docx
@@ -1852,7 +1852,7 @@
     <w:r>
       <w:tab/>
       <w:tab/>
-      <w:t>2026-08-02</w:t>
+      <w:t>2026-08-03</w:t>
       <w:br/>
       <w:br/>
     </w:r>

--- a/klagomål/A 6244-2026 FSC-klagomål.docx
+++ b/klagomål/A 6244-2026 FSC-klagomål.docx
@@ -1852,7 +1852,7 @@
     <w:r>
       <w:tab/>
       <w:tab/>
-      <w:t>2026-08-03</w:t>
+      <w:t>2026-08-05</w:t>
       <w:br/>
       <w:br/>
     </w:r>

--- a/klagomål/A 6244-2026 FSC-klagomål.docx
+++ b/klagomål/A 6244-2026 FSC-klagomål.docx
@@ -1852,7 +1852,7 @@
     <w:r>
       <w:tab/>
       <w:tab/>
-      <w:t>2026-08-05</w:t>
+      <w:t>2026-08-07</w:t>
       <w:br/>
       <w:br/>
     </w:r>

--- a/klagomål/A 6244-2026 FSC-klagomål.docx
+++ b/klagomål/A 6244-2026 FSC-klagomål.docx
@@ -1852,7 +1852,7 @@
     <w:r>
       <w:tab/>
       <w:tab/>
-      <w:t>2026-08-07</w:t>
+      <w:t>2026-08-08</w:t>
       <w:br/>
       <w:br/>
     </w:r>

--- a/klagomål/A 6244-2026 FSC-klagomål.docx
+++ b/klagomål/A 6244-2026 FSC-klagomål.docx
@@ -216,7 +216,7 @@
         <w:spacing w:after="240"/>
       </w:pPr>
       <w:r>
-        <w:t>Figur 1. Fyndplatser för naturvårdsarter i och inom 12 meter från avverkningsanmälan. Markörer utan svart kant är placerade på fyndplatsen. Markörer med svart kant är placerade vid sidan av fyndplatsen har ett svart streck som visar fyndplatsens exakta position. Kartans mittpunktskoordinat är N 7056819, E 419149 i SWEREF 99 TM.</w:t>
+        <w:t>Figur 1. Fyndplatser för naturvårdsarter i och inom 12 meter från avverkningsanmälan. Markörer utan svart kant är placerade på fyndplatsen. Markörer med svart kant är placerade vid sidan av fyndplatsen och har ett svart streck som visar fyndplatsens exakta position. Kartans mittpunktskoordinat är N 7056819, E 419149 i SWEREF 99 TM.</w:t>
       </w:r>
     </w:p>
     <w:p>
@@ -1852,7 +1852,7 @@
     <w:r>
       <w:tab/>
       <w:tab/>
-      <w:t>2026-08-14</w:t>
+      <w:t>2026-08-15</w:t>
       <w:br/>
       <w:br/>
     </w:r>

--- a/klagomål/A 6244-2026 FSC-klagomål.docx
+++ b/klagomål/A 6244-2026 FSC-klagomål.docx
@@ -1852,7 +1852,7 @@
     <w:r>
       <w:tab/>
       <w:tab/>
-      <w:t>2026-08-15</w:t>
+      <w:t>2026-08-16</w:t>
       <w:br/>
       <w:br/>
     </w:r>

--- a/klagomål/A 6244-2026 FSC-klagomål.docx
+++ b/klagomål/A 6244-2026 FSC-klagomål.docx
@@ -1852,7 +1852,7 @@
     <w:r>
       <w:tab/>
       <w:tab/>
-      <w:t>2026-08-16</w:t>
+      <w:t>2026-08-17</w:t>
       <w:br/>
       <w:br/>
     </w:r>

--- a/klagomål/A 6244-2026 FSC-klagomål.docx
+++ b/klagomål/A 6244-2026 FSC-klagomål.docx
@@ -1852,7 +1852,7 @@
     <w:r>
       <w:tab/>
       <w:tab/>
-      <w:t>2026-08-17</w:t>
+      <w:t>2026-08-18</w:t>
       <w:br/>
       <w:br/>
     </w:r>

--- a/klagomål/A 6244-2026 FSC-klagomål.docx
+++ b/klagomål/A 6244-2026 FSC-klagomål.docx
@@ -1852,7 +1852,7 @@
     <w:r>
       <w:tab/>
       <w:tab/>
-      <w:t>2026-08-18</w:t>
+      <w:t>2026-08-19</w:t>
       <w:br/>
       <w:br/>
     </w:r>

--- a/klagomål/A 6244-2026 FSC-klagomål.docx
+++ b/klagomål/A 6244-2026 FSC-klagomål.docx
@@ -1852,7 +1852,7 @@
     <w:r>
       <w:tab/>
       <w:tab/>
-      <w:t>2026-08-19</w:t>
+      <w:t>2026-08-20</w:t>
       <w:br/>
       <w:br/>
     </w:r>

--- a/klagomål/A 6244-2026 FSC-klagomål.docx
+++ b/klagomål/A 6244-2026 FSC-klagomål.docx
@@ -1852,7 +1852,7 @@
     <w:r>
       <w:tab/>
       <w:tab/>
-      <w:t>2026-08-20</w:t>
+      <w:t>2026-08-21</w:t>
       <w:br/>
       <w:br/>
     </w:r>

--- a/klagomål/A 6244-2026 FSC-klagomål.docx
+++ b/klagomål/A 6244-2026 FSC-klagomål.docx
@@ -1852,7 +1852,7 @@
     <w:r>
       <w:tab/>
       <w:tab/>
-      <w:t>2026-08-21</w:t>
+      <w:t>2026-08-22</w:t>
       <w:br/>
       <w:br/>
     </w:r>

--- a/klagomål/A 6244-2026 FSC-klagomål.docx
+++ b/klagomål/A 6244-2026 FSC-klagomål.docx
@@ -1852,7 +1852,7 @@
     <w:r>
       <w:tab/>
       <w:tab/>
-      <w:t>2026-08-22</w:t>
+      <w:t>2026-08-23</w:t>
       <w:br/>
       <w:br/>
     </w:r>

--- a/klagomål/A 6244-2026 FSC-klagomål.docx
+++ b/klagomål/A 6244-2026 FSC-klagomål.docx
@@ -1852,7 +1852,7 @@
     <w:r>
       <w:tab/>
       <w:tab/>
-      <w:t>2026-08-23</w:t>
+      <w:t>2026-08-24</w:t>
       <w:br/>
       <w:br/>
     </w:r>

--- a/klagomål/A 6244-2026 FSC-klagomål.docx
+++ b/klagomål/A 6244-2026 FSC-klagomål.docx
@@ -1852,7 +1852,7 @@
     <w:r>
       <w:tab/>
       <w:tab/>
-      <w:t>2026-08-24</w:t>
+      <w:t>2026-08-25</w:t>
       <w:br/>
       <w:br/>
     </w:r>

--- a/klagomål/A 6244-2026 FSC-klagomål.docx
+++ b/klagomål/A 6244-2026 FSC-klagomål.docx
@@ -1852,7 +1852,7 @@
     <w:r>
       <w:tab/>
       <w:tab/>
-      <w:t>2026-08-25</w:t>
+      <w:t>2026-08-26</w:t>
       <w:br/>
       <w:br/>
     </w:r>

--- a/klagomål/A 6244-2026 FSC-klagomål.docx
+++ b/klagomål/A 6244-2026 FSC-klagomål.docx
@@ -1852,7 +1852,7 @@
     <w:r>
       <w:tab/>
       <w:tab/>
-      <w:t>2026-08-26</w:t>
+      <w:t>2026-08-27</w:t>
       <w:br/>
       <w:br/>
     </w:r>

--- a/klagomål/A 6244-2026 FSC-klagomål.docx
+++ b/klagomål/A 6244-2026 FSC-klagomål.docx
@@ -1852,7 +1852,7 @@
     <w:r>
       <w:tab/>
       <w:tab/>
-      <w:t>2026-08-27</w:t>
+      <w:t>2026-08-28</w:t>
       <w:br/>
       <w:br/>
     </w:r>

--- a/klagomål/A 6244-2026 FSC-klagomål.docx
+++ b/klagomål/A 6244-2026 FSC-klagomål.docx
@@ -1852,7 +1852,7 @@
     <w:r>
       <w:tab/>
       <w:tab/>
-      <w:t>2026-08-28</w:t>
+      <w:t>2026-08-29</w:t>
       <w:br/>
       <w:br/>
     </w:r>

--- a/klagomål/A 6244-2026 FSC-klagomål.docx
+++ b/klagomål/A 6244-2026 FSC-klagomål.docx
@@ -1852,7 +1852,7 @@
     <w:r>
       <w:tab/>
       <w:tab/>
-      <w:t>2026-08-29</w:t>
+      <w:t>2026-08-31</w:t>
       <w:br/>
       <w:br/>
     </w:r>

--- a/klagomål/A 6244-2026 FSC-klagomål.docx
+++ b/klagomål/A 6244-2026 FSC-klagomål.docx
@@ -1852,7 +1852,7 @@
     <w:r>
       <w:tab/>
       <w:tab/>
-      <w:t>2026-08-31</w:t>
+      <w:t>2026-09-01</w:t>
       <w:br/>
       <w:br/>
     </w:r>

--- a/klagomål/A 6244-2026 FSC-klagomål.docx
+++ b/klagomål/A 6244-2026 FSC-klagomål.docx
@@ -1852,7 +1852,7 @@
     <w:r>
       <w:tab/>
       <w:tab/>
-      <w:t>2026-09-01</w:t>
+      <w:t>2026-09-02</w:t>
       <w:br/>
       <w:br/>
     </w:r>

--- a/klagomål/A 6244-2026 FSC-klagomål.docx
+++ b/klagomål/A 6244-2026 FSC-klagomål.docx
@@ -1852,7 +1852,7 @@
     <w:r>
       <w:tab/>
       <w:tab/>
-      <w:t>2026-09-02</w:t>
+      <w:t>2026-09-03</w:t>
       <w:br/>
       <w:br/>
     </w:r>

--- a/klagomål/A 6244-2026 FSC-klagomål.docx
+++ b/klagomål/A 6244-2026 FSC-klagomål.docx
@@ -1852,7 +1852,7 @@
     <w:r>
       <w:tab/>
       <w:tab/>
-      <w:t>2026-09-03</w:t>
+      <w:t>2026-09-04</w:t>
       <w:br/>
       <w:br/>
     </w:r>

--- a/klagomål/A 6244-2026 FSC-klagomål.docx
+++ b/klagomål/A 6244-2026 FSC-klagomål.docx
@@ -1852,7 +1852,7 @@
     <w:r>
       <w:tab/>
       <w:tab/>
-      <w:t>2026-09-04</w:t>
+      <w:t>2026-09-05</w:t>
       <w:br/>
       <w:br/>
     </w:r>

--- a/klagomål/A 6244-2026 FSC-klagomål.docx
+++ b/klagomål/A 6244-2026 FSC-klagomål.docx
@@ -1852,7 +1852,7 @@
     <w:r>
       <w:tab/>
       <w:tab/>
-      <w:t>2026-09-05</w:t>
+      <w:t>2026-09-06</w:t>
       <w:br/>
       <w:br/>
     </w:r>

--- a/klagomål/A 6244-2026 FSC-klagomål.docx
+++ b/klagomål/A 6244-2026 FSC-klagomål.docx
@@ -1852,7 +1852,7 @@
     <w:r>
       <w:tab/>
       <w:tab/>
-      <w:t>2026-09-06</w:t>
+      <w:t>2026-09-07</w:t>
       <w:br/>
       <w:br/>
     </w:r>

--- a/klagomål/A 6244-2026 FSC-klagomål.docx
+++ b/klagomål/A 6244-2026 FSC-klagomål.docx
@@ -1852,7 +1852,7 @@
     <w:r>
       <w:tab/>
       <w:tab/>
-      <w:t>2026-09-07</w:t>
+      <w:t>2026-09-08</w:t>
       <w:br/>
       <w:br/>
     </w:r>

--- a/klagomål/A 6244-2026 FSC-klagomål.docx
+++ b/klagomål/A 6244-2026 FSC-klagomål.docx
@@ -1852,7 +1852,7 @@
     <w:r>
       <w:tab/>
       <w:tab/>
-      <w:t>2026-09-08</w:t>
+      <w:t>2026-09-09</w:t>
       <w:br/>
       <w:br/>
     </w:r>

--- a/klagomål/A 6244-2026 FSC-klagomål.docx
+++ b/klagomål/A 6244-2026 FSC-klagomål.docx
@@ -1852,7 +1852,7 @@
     <w:r>
       <w:tab/>
       <w:tab/>
-      <w:t>2026-09-09</w:t>
+      <w:t>2026-09-10</w:t>
       <w:br/>
       <w:br/>
     </w:r>

--- a/klagomål/A 6244-2026 FSC-klagomål.docx
+++ b/klagomål/A 6244-2026 FSC-klagomål.docx
@@ -1852,7 +1852,7 @@
     <w:r>
       <w:tab/>
       <w:tab/>
-      <w:t>2026-09-10</w:t>
+      <w:t>2026-09-11</w:t>
       <w:br/>
       <w:br/>
     </w:r>

--- a/klagomål/A 6244-2026 FSC-klagomål.docx
+++ b/klagomål/A 6244-2026 FSC-klagomål.docx
@@ -1852,7 +1852,7 @@
     <w:r>
       <w:tab/>
       <w:tab/>
-      <w:t>2026-09-11</w:t>
+      <w:t>2026-09-12</w:t>
       <w:br/>
       <w:br/>
     </w:r>

--- a/klagomål/A 6244-2026 FSC-klagomål.docx
+++ b/klagomål/A 6244-2026 FSC-klagomål.docx
@@ -1852,7 +1852,7 @@
     <w:r>
       <w:tab/>
       <w:tab/>
-      <w:t>2026-09-12</w:t>
+      <w:t>2026-09-13</w:t>
       <w:br/>
       <w:br/>
     </w:r>
